--- a/Capitulos de Tesis/Carta de Solicitud.docx
+++ b/Capitulos de Tesis/Carta de Solicitud.docx
@@ -5,116 +5,718 @@
     <w:p>
       <w:pPr>
         <w:spacing w:line="360" w:lineRule="auto"/>
-      </w:pPr>
-      <w:r>
+        <w:jc w:val="both"/>
+        <w:rPr>
+          <w:rFonts w:ascii="Arial" w:hAnsi="Arial" w:cs="Arial"/>
+        </w:rPr>
+      </w:pPr>
+      <w:r>
+        <w:rPr>
+          <w:rFonts w:ascii="Arial" w:hAnsi="Arial" w:cs="Arial"/>
+        </w:rPr>
         <w:t>Carta de Solicitu</w:t>
       </w:r>
       <w:r>
+        <w:rPr>
+          <w:rFonts w:ascii="Arial" w:hAnsi="Arial" w:cs="Arial"/>
+        </w:rPr>
         <w:t>d</w:t>
       </w:r>
     </w:p>
     <w:p>
       <w:pPr>
         <w:spacing w:line="360" w:lineRule="auto"/>
-      </w:pPr>
-      <w:r>
+        <w:jc w:val="both"/>
+        <w:rPr>
+          <w:rFonts w:ascii="Arial" w:hAnsi="Arial" w:cs="Arial"/>
+        </w:rPr>
+      </w:pPr>
+      <w:r>
+        <w:rPr>
+          <w:rFonts w:ascii="Arial" w:hAnsi="Arial" w:cs="Arial"/>
+        </w:rPr>
         <w:t>Universidad Dr. Rafael Belloso Chacín</w:t>
       </w:r>
     </w:p>
     <w:p>
       <w:pPr>
         <w:spacing w:line="360" w:lineRule="auto"/>
-      </w:pPr>
-      <w:r>
+        <w:jc w:val="both"/>
+        <w:rPr>
+          <w:rFonts w:ascii="Arial" w:hAnsi="Arial" w:cs="Arial"/>
+        </w:rPr>
+      </w:pPr>
+      <w:r>
+        <w:rPr>
+          <w:rFonts w:ascii="Arial" w:hAnsi="Arial" w:cs="Arial"/>
+        </w:rPr>
         <w:t>Facultad de Ingeniería</w:t>
       </w:r>
     </w:p>
     <w:p>
       <w:pPr>
         <w:spacing w:line="360" w:lineRule="auto"/>
-      </w:pPr>
-      <w:r>
+        <w:jc w:val="both"/>
+        <w:rPr>
+          <w:rFonts w:ascii="Arial" w:hAnsi="Arial" w:cs="Arial"/>
+        </w:rPr>
+      </w:pPr>
+      <w:r>
+        <w:rPr>
+          <w:rFonts w:ascii="Arial" w:hAnsi="Arial" w:cs="Arial"/>
+        </w:rPr>
         <w:t>Escuela de Ingeniería</w:t>
       </w:r>
     </w:p>
     <w:p>
       <w:pPr>
         <w:spacing w:line="360" w:lineRule="auto"/>
-      </w:pPr>
-      <w:r>
+        <w:jc w:val="both"/>
+        <w:rPr>
+          <w:rFonts w:ascii="Arial" w:hAnsi="Arial" w:cs="Arial"/>
+        </w:rPr>
+      </w:pPr>
+      <w:r>
+        <w:rPr>
+          <w:rFonts w:ascii="Arial" w:hAnsi="Arial" w:cs="Arial"/>
+        </w:rPr>
         <w:t>08/05/2026</w:t>
       </w:r>
     </w:p>
     <w:p>
       <w:pPr>
         <w:spacing w:line="360" w:lineRule="auto"/>
-      </w:pPr>
-      <w:r>
+        <w:jc w:val="both"/>
+        <w:rPr>
+          <w:rFonts w:ascii="Arial" w:hAnsi="Arial" w:cs="Arial"/>
+        </w:rPr>
+      </w:pPr>
+      <w:r>
+        <w:rPr>
+          <w:rFonts w:ascii="Arial" w:hAnsi="Arial" w:cs="Arial"/>
+        </w:rPr>
         <w:t>Buenas Tardes, Nosotros los bachilleres Jorge Araujo C</w:t>
       </w:r>
       <w:r>
+        <w:rPr>
+          <w:rFonts w:ascii="Arial" w:hAnsi="Arial" w:cs="Arial"/>
+        </w:rPr>
         <w:t>.</w:t>
       </w:r>
       <w:r>
+        <w:rPr>
+          <w:rFonts w:ascii="Arial" w:hAnsi="Arial" w:cs="Arial"/>
+        </w:rPr>
         <w:t>I</w:t>
       </w:r>
       <w:r>
+        <w:rPr>
+          <w:rFonts w:ascii="Arial" w:hAnsi="Arial" w:cs="Arial"/>
+        </w:rPr>
         <w:t xml:space="preserve">. 30359210, Cesar Acurero C.I. 31108239 y Gabriel Montiel C.I. 31515439, </w:t>
       </w:r>
       <w:r>
+        <w:rPr>
+          <w:rFonts w:ascii="Arial" w:hAnsi="Arial" w:cs="Arial"/>
+        </w:rPr>
         <w:t>actualmente cursando el duodécimo de la carrera de ingeniería en informática</w:t>
       </w:r>
       <w:r>
+        <w:rPr>
+          <w:rFonts w:ascii="Arial" w:hAnsi="Arial" w:cs="Arial"/>
+        </w:rPr>
         <w:t>, les escribimos esta carta para presentarles la situación en la que nos encontramos con respecto a</w:t>
       </w:r>
       <w:r>
+        <w:rPr>
+          <w:rFonts w:ascii="Arial" w:hAnsi="Arial" w:cs="Arial"/>
+        </w:rPr>
         <w:t>l título de</w:t>
       </w:r>
       <w:r>
+        <w:rPr>
+          <w:rFonts w:ascii="Arial" w:hAnsi="Arial" w:cs="Arial"/>
+        </w:rPr>
         <w:t xml:space="preserve"> nuestro trabajo especial de grado</w:t>
       </w:r>
       <w:r>
-        <w:t xml:space="preserve"> “Aplicación educativa gamificada para mejorar el rendimiento académico de los estudiantes de media general y bachillerato en Venezuela”. Durante el desarrollo del proyecto de investigación nos enfocamos especialmente en el contenido de los temas que se tocan, tratando de abarcar lo suficiente para que la experiencia se sienta lo m</w:t>
-      </w:r>
-      <w:r>
+        <w:rPr>
+          <w:rFonts w:ascii="Arial" w:hAnsi="Arial" w:cs="Arial"/>
+        </w:rPr>
+        <w:t xml:space="preserve"> “Aplicación educativa gamificada para </w:t>
+      </w:r>
+      <w:r>
+        <w:rPr>
+          <w:rFonts w:ascii="Arial" w:hAnsi="Arial" w:cs="Arial"/>
+        </w:rPr>
+        <w:t xml:space="preserve">potenciar </w:t>
+      </w:r>
+      <w:r>
+        <w:rPr>
+          <w:rFonts w:ascii="Arial" w:hAnsi="Arial" w:cs="Arial"/>
+        </w:rPr>
+        <w:t>el rendimiento académico de los estudiantes de media general y bachillerato en Venezuela”. Durante el desarrollo del proyecto de investigación nos enfocamos especialmente en el contenido de los temas que se tocan, tratando de abarcar lo suficiente para que la experiencia se sienta lo m</w:t>
+      </w:r>
+      <w:r>
+        <w:rPr>
+          <w:rFonts w:ascii="Arial" w:hAnsi="Arial" w:cs="Arial"/>
+        </w:rPr>
         <w:t>á</w:t>
       </w:r>
       <w:r>
+        <w:rPr>
+          <w:rFonts w:ascii="Arial" w:hAnsi="Arial" w:cs="Arial"/>
+        </w:rPr>
         <w:t>s completa posible, pero después de un análisis y reflexión sobre lo que llevamos avanzado y el alcance</w:t>
       </w:r>
       <w:r>
+        <w:rPr>
+          <w:rFonts w:ascii="Arial" w:hAnsi="Arial" w:cs="Arial"/>
+        </w:rPr>
         <w:t xml:space="preserve"> de este, se llegó a la conclusión que la </w:t>
       </w:r>
       <w:r>
+        <w:rPr>
+          <w:rFonts w:ascii="Arial" w:hAnsi="Arial" w:cs="Arial"/>
+        </w:rPr>
         <w:t>población objetivo</w:t>
       </w:r>
       <w:r>
+        <w:rPr>
+          <w:rFonts w:ascii="Arial" w:hAnsi="Arial" w:cs="Arial"/>
+        </w:rPr>
         <w:t xml:space="preserve"> del proyecto es m</w:t>
       </w:r>
       <w:r>
+        <w:rPr>
+          <w:rFonts w:ascii="Arial" w:hAnsi="Arial" w:cs="Arial"/>
+        </w:rPr>
         <w:t>á</w:t>
       </w:r>
       <w:r>
+        <w:rPr>
+          <w:rFonts w:ascii="Arial" w:hAnsi="Arial" w:cs="Arial"/>
+        </w:rPr>
         <w:t>s grande y compleja de lo que realmente podemos abarcar</w:t>
       </w:r>
       <w:r>
+        <w:rPr>
+          <w:rFonts w:ascii="Arial" w:hAnsi="Arial" w:cs="Arial"/>
+        </w:rPr>
         <w:t>.</w:t>
       </w:r>
     </w:p>
     <w:p>
       <w:pPr>
         <w:spacing w:line="360" w:lineRule="auto"/>
-      </w:pPr>
-      <w:r>
-        <w:t>Por eso solicitamos, a la dirección de trabajos especiales de grado la autorización para cambiar el título, objetivo general y objetivos específicos del proyecto de informática</w:t>
-      </w:r>
-      <w:r>
+        <w:jc w:val="both"/>
+        <w:rPr>
+          <w:rFonts w:ascii="Arial" w:hAnsi="Arial" w:cs="Arial"/>
+        </w:rPr>
+      </w:pPr>
+      <w:r>
+        <w:rPr>
+          <w:rFonts w:ascii="Arial" w:hAnsi="Arial" w:cs="Arial"/>
+        </w:rPr>
+        <w:t xml:space="preserve">Por eso solicitamos, a la dirección de trabajos especiales de grado la autorización para cambiar el título, objetivo general y objetivos específicos del proyecto de </w:t>
+      </w:r>
+      <w:r>
+        <w:rPr>
+          <w:rFonts w:ascii="Arial" w:hAnsi="Arial" w:cs="Arial"/>
+        </w:rPr>
+        <w:t>investigación</w:t>
+      </w:r>
+      <w:r>
+        <w:rPr>
+          <w:rFonts w:ascii="Arial" w:hAnsi="Arial" w:cs="Arial"/>
+        </w:rPr>
         <w:t>.</w:t>
       </w:r>
     </w:p>
     <w:p>
       <w:pPr>
         <w:spacing w:line="360" w:lineRule="auto"/>
+        <w:jc w:val="both"/>
+        <w:rPr>
+          <w:rFonts w:ascii="Arial" w:hAnsi="Arial" w:cs="Arial"/>
+        </w:rPr>
+      </w:pPr>
+    </w:p>
+    <w:p>
+      <w:pPr>
+        <w:spacing w:line="360" w:lineRule="auto"/>
+        <w:jc w:val="both"/>
+        <w:rPr>
+          <w:rFonts w:ascii="Arial" w:hAnsi="Arial" w:cs="Arial"/>
+        </w:rPr>
+      </w:pPr>
+    </w:p>
+    <w:p>
+      <w:pPr>
+        <w:spacing w:line="360" w:lineRule="auto"/>
+        <w:jc w:val="both"/>
+        <w:rPr>
+          <w:rFonts w:ascii="Arial" w:hAnsi="Arial" w:cs="Arial"/>
+        </w:rPr>
+      </w:pPr>
+    </w:p>
+    <w:p>
+      <w:pPr>
+        <w:spacing w:line="360" w:lineRule="auto"/>
+        <w:jc w:val="both"/>
+        <w:rPr>
+          <w:rFonts w:ascii="Arial" w:hAnsi="Arial" w:cs="Arial"/>
+        </w:rPr>
+      </w:pPr>
+    </w:p>
+    <w:p>
+      <w:pPr>
+        <w:spacing w:line="360" w:lineRule="auto"/>
+        <w:jc w:val="both"/>
+        <w:rPr>
+          <w:rFonts w:ascii="Arial" w:hAnsi="Arial" w:cs="Arial"/>
+        </w:rPr>
+      </w:pPr>
+    </w:p>
+    <w:p>
+      <w:pPr>
+        <w:spacing w:line="360" w:lineRule="auto"/>
+        <w:jc w:val="both"/>
+        <w:rPr>
+          <w:rFonts w:ascii="Arial" w:hAnsi="Arial" w:cs="Arial"/>
+        </w:rPr>
+      </w:pPr>
+    </w:p>
+    <w:p>
+      <w:pPr>
+        <w:spacing w:line="276" w:lineRule="auto"/>
+        <w:jc w:val="both"/>
+        <w:rPr>
+          <w:rFonts w:ascii="Arial" w:hAnsi="Arial" w:cs="Arial"/>
+          <w:b/>
+          <w:bCs/>
+        </w:rPr>
+      </w:pPr>
+      <w:r>
+        <w:rPr>
+          <w:rFonts w:ascii="Arial" w:hAnsi="Arial" w:cs="Arial"/>
+          <w:b/>
+          <w:bCs/>
+        </w:rPr>
+        <w:lastRenderedPageBreak/>
+        <w:t>Antes del cambio:</w:t>
+      </w:r>
+    </w:p>
+    <w:p>
+      <w:pPr>
+        <w:spacing w:line="276" w:lineRule="auto"/>
+        <w:jc w:val="both"/>
+        <w:rPr>
+          <w:rFonts w:ascii="Arial" w:hAnsi="Arial" w:cs="Arial"/>
+        </w:rPr>
+      </w:pPr>
+      <w:r>
+        <w:rPr>
+          <w:rFonts w:ascii="Arial" w:hAnsi="Arial" w:cs="Arial"/>
+          <w:b/>
+          <w:bCs/>
+        </w:rPr>
+        <w:t>T</w:t>
+      </w:r>
+      <w:r>
+        <w:rPr>
+          <w:rFonts w:ascii="Arial" w:hAnsi="Arial" w:cs="Arial"/>
+          <w:b/>
+          <w:bCs/>
+        </w:rPr>
+        <w:t>í</w:t>
+      </w:r>
+      <w:r>
+        <w:rPr>
+          <w:rFonts w:ascii="Arial" w:hAnsi="Arial" w:cs="Arial"/>
+          <w:b/>
+          <w:bCs/>
+        </w:rPr>
+        <w:t>tulo</w:t>
+      </w:r>
+      <w:r>
+        <w:rPr>
+          <w:rFonts w:ascii="Arial" w:hAnsi="Arial" w:cs="Arial"/>
+          <w:b/>
+          <w:bCs/>
+        </w:rPr>
+        <w:t>:</w:t>
+      </w:r>
+      <w:r>
+        <w:rPr>
+          <w:rFonts w:ascii="Arial" w:hAnsi="Arial" w:cs="Arial"/>
+        </w:rPr>
+        <w:t xml:space="preserve"> </w:t>
+      </w:r>
+      <w:r>
+        <w:rPr>
+          <w:rFonts w:ascii="Arial" w:hAnsi="Arial" w:cs="Arial"/>
+        </w:rPr>
+        <w:t xml:space="preserve">Aplicación educativa gamificada para </w:t>
+      </w:r>
+      <w:r>
+        <w:rPr>
+          <w:rFonts w:ascii="Arial" w:hAnsi="Arial" w:cs="Arial"/>
+        </w:rPr>
+        <w:t xml:space="preserve">potenciar </w:t>
+      </w:r>
+      <w:r>
+        <w:rPr>
+          <w:rFonts w:ascii="Arial" w:hAnsi="Arial" w:cs="Arial"/>
+        </w:rPr>
+        <w:t>el rendimiento académico de los estudiantes de media general y bachillerato en Venezuela</w:t>
+      </w:r>
+    </w:p>
+    <w:p>
+      <w:pPr>
+        <w:pStyle w:val="Tesis"/>
+        <w:spacing w:line="276" w:lineRule="auto"/>
+        <w:ind w:firstLine="0"/>
+      </w:pPr>
+      <w:r>
+        <w:rPr>
+          <w:b/>
+          <w:bCs/>
+        </w:rPr>
+        <w:t xml:space="preserve">Objetivo General: </w:t>
+      </w:r>
+      <w:r>
+        <w:t>Desarrollar una Aplicación educativa gamificada para potenciar el rendimiento académico en estudiantes de media básica y bachillerato en Venezuela.</w:t>
+      </w:r>
+    </w:p>
+    <w:p>
+      <w:pPr>
+        <w:pStyle w:val="Tesis"/>
+        <w:spacing w:line="276" w:lineRule="auto"/>
+        <w:ind w:firstLine="0"/>
+        <w:rPr>
+          <w:b/>
+          <w:bCs/>
+        </w:rPr>
+      </w:pPr>
+      <w:r>
+        <w:rPr>
+          <w:b/>
+          <w:bCs/>
+        </w:rPr>
+        <w:t>Objetivos específicos:</w:t>
+      </w:r>
+    </w:p>
+    <w:p>
+      <w:pPr>
+        <w:pStyle w:val="Tesis"/>
+        <w:spacing w:line="276" w:lineRule="auto"/>
+        <w:ind w:firstLine="0"/>
+        <w:rPr>
+          <w:b/>
+          <w:bCs/>
+        </w:rPr>
+      </w:pPr>
+      <w:r>
+        <w:t>Analizar la situación actual de los estudiantes de media básica y bachillerato.</w:t>
+      </w:r>
+    </w:p>
+    <w:p>
+      <w:pPr>
+        <w:spacing w:line="276" w:lineRule="auto"/>
+        <w:jc w:val="both"/>
+        <w:rPr>
+          <w:rFonts w:ascii="Arial" w:hAnsi="Arial" w:cs="Arial"/>
+          <w:b/>
+          <w:bCs/>
+        </w:rPr>
+      </w:pPr>
+      <w:r>
+        <w:rPr>
+          <w:rFonts w:ascii="Arial" w:hAnsi="Arial" w:cs="Arial"/>
+        </w:rPr>
+        <w:t>Determinar los requerimientos necesarios para desarrollar la aplicación.</w:t>
+      </w:r>
+    </w:p>
+    <w:p>
+      <w:pPr>
+        <w:spacing w:line="276" w:lineRule="auto"/>
+        <w:jc w:val="both"/>
+        <w:rPr>
+          <w:rFonts w:ascii="Arial" w:hAnsi="Arial" w:cs="Arial"/>
+          <w:b/>
+          <w:bCs/>
+        </w:rPr>
+      </w:pPr>
+      <w:r>
+        <w:rPr>
+          <w:rFonts w:ascii="Arial" w:hAnsi="Arial" w:cs="Arial"/>
+        </w:rPr>
+        <w:t>Diseñar el prototipo de la aplicación a partir de los requerimientos previamente identificados.</w:t>
+      </w:r>
+    </w:p>
+    <w:p>
+      <w:pPr>
+        <w:spacing w:line="276" w:lineRule="auto"/>
+        <w:jc w:val="both"/>
+        <w:rPr>
+          <w:rFonts w:ascii="Arial" w:hAnsi="Arial" w:cs="Arial"/>
+          <w:b/>
+          <w:bCs/>
+        </w:rPr>
+      </w:pPr>
+      <w:r>
+        <w:rPr>
+          <w:rFonts w:ascii="Arial" w:hAnsi="Arial" w:cs="Arial"/>
+        </w:rPr>
+        <w:t>Construir la aplicación a partir del diseño del prototipo.</w:t>
+      </w:r>
+    </w:p>
+    <w:p>
+      <w:pPr>
+        <w:spacing w:line="276" w:lineRule="auto"/>
+        <w:jc w:val="both"/>
+        <w:rPr>
+          <w:rFonts w:ascii="Arial" w:hAnsi="Arial" w:cs="Arial"/>
+          <w:b/>
+          <w:bCs/>
+        </w:rPr>
+      </w:pPr>
+      <w:r>
+        <w:rPr>
+          <w:rFonts w:ascii="Arial" w:hAnsi="Arial" w:cs="Arial"/>
+        </w:rPr>
+        <w:t>Verificar la funcionalidad del sistema mediante pruebas de funcionamiento.</w:t>
+      </w:r>
+    </w:p>
+    <w:p>
+      <w:pPr>
+        <w:spacing w:line="276" w:lineRule="auto"/>
+        <w:jc w:val="both"/>
+        <w:rPr>
+          <w:rFonts w:ascii="Arial" w:hAnsi="Arial" w:cs="Arial"/>
+        </w:rPr>
+      </w:pPr>
+      <w:r>
+        <w:rPr>
+          <w:rFonts w:ascii="Arial" w:hAnsi="Arial" w:cs="Arial"/>
+        </w:rPr>
+        <w:t>Redactar un manual de usuario de la aplicación.</w:t>
+      </w:r>
+    </w:p>
+    <w:p>
+      <w:pPr>
+        <w:spacing w:line="276" w:lineRule="auto"/>
+        <w:jc w:val="both"/>
+        <w:rPr>
+          <w:rFonts w:ascii="Arial" w:hAnsi="Arial" w:cs="Arial"/>
+        </w:rPr>
+      </w:pPr>
+    </w:p>
+    <w:p>
+      <w:pPr>
+        <w:spacing w:line="276" w:lineRule="auto"/>
+        <w:jc w:val="both"/>
+        <w:rPr>
+          <w:rFonts w:ascii="Arial" w:hAnsi="Arial" w:cs="Arial"/>
+          <w:b/>
+          <w:bCs/>
+        </w:rPr>
+      </w:pPr>
+      <w:r>
+        <w:rPr>
+          <w:rFonts w:ascii="Arial" w:hAnsi="Arial" w:cs="Arial"/>
+          <w:b/>
+          <w:bCs/>
+        </w:rPr>
+        <w:t>Después</w:t>
+      </w:r>
+      <w:r>
+        <w:rPr>
+          <w:rFonts w:ascii="Arial" w:hAnsi="Arial" w:cs="Arial"/>
+          <w:b/>
+          <w:bCs/>
+        </w:rPr>
+        <w:t xml:space="preserve"> del cambio:</w:t>
+      </w:r>
+    </w:p>
+    <w:p>
+      <w:pPr>
+        <w:spacing w:line="276" w:lineRule="auto"/>
+        <w:jc w:val="both"/>
+        <w:rPr>
+          <w:rFonts w:ascii="Arial" w:hAnsi="Arial" w:cs="Arial"/>
+        </w:rPr>
+      </w:pPr>
+      <w:r>
+        <w:rPr>
+          <w:rFonts w:ascii="Arial" w:hAnsi="Arial" w:cs="Arial"/>
+          <w:b/>
+          <w:bCs/>
+        </w:rPr>
+        <w:t>Título:</w:t>
+      </w:r>
+      <w:r>
+        <w:rPr>
+          <w:rFonts w:ascii="Arial" w:hAnsi="Arial" w:cs="Arial"/>
+        </w:rPr>
+        <w:t xml:space="preserve"> </w:t>
+      </w:r>
+      <w:r>
+        <w:rPr>
+          <w:rFonts w:ascii="Arial" w:hAnsi="Arial" w:cs="Arial"/>
+        </w:rPr>
+        <w:t xml:space="preserve">Aplicación educativa gamificada para </w:t>
+      </w:r>
+      <w:r>
+        <w:rPr>
+          <w:rFonts w:ascii="Arial" w:hAnsi="Arial" w:cs="Arial"/>
+        </w:rPr>
+        <w:t xml:space="preserve">potenciar </w:t>
+      </w:r>
+      <w:r>
+        <w:rPr>
+          <w:rFonts w:ascii="Arial" w:hAnsi="Arial" w:cs="Arial"/>
+        </w:rPr>
+        <w:t>el rendimiento académico de los estudiantes de bachillerato en Venezuela</w:t>
+      </w:r>
+    </w:p>
+    <w:p>
+      <w:pPr>
+        <w:pStyle w:val="Tesis"/>
+        <w:spacing w:line="276" w:lineRule="auto"/>
+        <w:ind w:firstLine="0"/>
+      </w:pPr>
+      <w:r>
+        <w:rPr>
+          <w:b/>
+          <w:bCs/>
+        </w:rPr>
+        <w:t xml:space="preserve">Objetivo General: </w:t>
+      </w:r>
+      <w:r>
+        <w:t>Desarrollar una Aplicación educativa gamificada para potenciar el rendimiento académico en estudiantes de bachillerato en Venezuela.</w:t>
+      </w:r>
+    </w:p>
+    <w:p>
+      <w:pPr>
+        <w:pStyle w:val="Tesis"/>
+        <w:spacing w:line="276" w:lineRule="auto"/>
+        <w:ind w:firstLine="0"/>
+        <w:rPr>
+          <w:b/>
+          <w:bCs/>
+        </w:rPr>
+      </w:pPr>
+      <w:r>
+        <w:rPr>
+          <w:b/>
+          <w:bCs/>
+        </w:rPr>
+        <w:t>Objetivos específicos:</w:t>
+      </w:r>
+    </w:p>
+    <w:p>
+      <w:pPr>
+        <w:pStyle w:val="Tesis"/>
+        <w:spacing w:line="276" w:lineRule="auto"/>
+        <w:ind w:firstLine="0"/>
+        <w:rPr>
+          <w:b/>
+          <w:bCs/>
+        </w:rPr>
+      </w:pPr>
+      <w:r>
+        <w:t>Analizar la situación actual de los estudiantes de bachillerato.</w:t>
+      </w:r>
+    </w:p>
+    <w:p>
+      <w:pPr>
+        <w:spacing w:line="276" w:lineRule="auto"/>
+        <w:jc w:val="both"/>
+        <w:rPr>
+          <w:rFonts w:ascii="Arial" w:hAnsi="Arial" w:cs="Arial"/>
+          <w:b/>
+          <w:bCs/>
+        </w:rPr>
+      </w:pPr>
+      <w:r>
+        <w:rPr>
+          <w:rFonts w:ascii="Arial" w:hAnsi="Arial" w:cs="Arial"/>
+        </w:rPr>
+        <w:t>Determinar los requerimientos necesarios para desarrollar la aplicación.</w:t>
+      </w:r>
+    </w:p>
+    <w:p>
+      <w:pPr>
+        <w:spacing w:line="276" w:lineRule="auto"/>
+        <w:jc w:val="both"/>
+        <w:rPr>
+          <w:rFonts w:ascii="Arial" w:hAnsi="Arial" w:cs="Arial"/>
+          <w:b/>
+          <w:bCs/>
+        </w:rPr>
+      </w:pPr>
+      <w:r>
+        <w:rPr>
+          <w:rFonts w:ascii="Arial" w:hAnsi="Arial" w:cs="Arial"/>
+        </w:rPr>
+        <w:t>Diseñar el prototipo de la aplicación a partir de los requerimientos previamente identificados.</w:t>
+      </w:r>
+    </w:p>
+    <w:p>
+      <w:pPr>
+        <w:spacing w:line="276" w:lineRule="auto"/>
+        <w:jc w:val="both"/>
+        <w:rPr>
+          <w:rFonts w:ascii="Arial" w:hAnsi="Arial" w:cs="Arial"/>
+          <w:b/>
+          <w:bCs/>
+        </w:rPr>
+      </w:pPr>
+      <w:r>
+        <w:rPr>
+          <w:rFonts w:ascii="Arial" w:hAnsi="Arial" w:cs="Arial"/>
+        </w:rPr>
+        <w:t>Construir la aplicación a partir del diseño del prototipo.</w:t>
+      </w:r>
+    </w:p>
+    <w:p>
+      <w:pPr>
+        <w:spacing w:line="276" w:lineRule="auto"/>
+        <w:jc w:val="both"/>
+        <w:rPr>
+          <w:rFonts w:ascii="Arial" w:hAnsi="Arial" w:cs="Arial"/>
+          <w:b/>
+          <w:bCs/>
+        </w:rPr>
+      </w:pPr>
+      <w:r>
+        <w:rPr>
+          <w:rFonts w:ascii="Arial" w:hAnsi="Arial" w:cs="Arial"/>
+        </w:rPr>
+        <w:t>Verificar la funcionalidad del sistema mediante pruebas de funcionamiento.</w:t>
+      </w:r>
+    </w:p>
+    <w:p>
+      <w:pPr>
+        <w:spacing w:line="276" w:lineRule="auto"/>
+        <w:jc w:val="both"/>
+        <w:rPr>
+          <w:rFonts w:ascii="Arial" w:hAnsi="Arial" w:cs="Arial"/>
+        </w:rPr>
+      </w:pPr>
+      <w:r>
+        <w:rPr>
+          <w:rFonts w:ascii="Arial" w:hAnsi="Arial" w:cs="Arial"/>
+        </w:rPr>
+        <w:t>Redactar un manual de usuario de la aplicación.</w:t>
+      </w:r>
+    </w:p>
+    <w:p>
+      <w:pPr>
+        <w:spacing w:line="360" w:lineRule="auto"/>
+        <w:jc w:val="both"/>
         <w:rPr>
           <w:rFonts w:ascii="Arial" w:hAnsi="Arial" w:cs="Arial"/>
           <w:sz w:val="22"/>
@@ -1049,6 +1651,36 @@
       <w:spacing w:val="5"/>
     </w:rPr>
   </w:style>
+  <w:style w:type="paragraph" w:customStyle="1" w:styleId="Tesis">
+    <w:name w:val="Tesis"/>
+    <w:basedOn w:val="Normal"/>
+    <w:link w:val="TesisCar"/>
+    <w:qFormat/>
+    <w:rsid w:val="00A42D74"/>
+    <w:pPr>
+      <w:spacing w:after="200" w:line="480" w:lineRule="auto"/>
+      <w:ind w:firstLine="720"/>
+      <w:jc w:val="both"/>
+    </w:pPr>
+    <w:rPr>
+      <w:rFonts w:ascii="Arial" w:eastAsia="Calibri" w:hAnsi="Arial" w:cs="Arial"/>
+      <w:kern w:val="0"/>
+      <w:lang w:val="es-VE"/>
+      <w14:ligatures w14:val="none"/>
+    </w:rPr>
+  </w:style>
+  <w:style w:type="character" w:customStyle="1" w:styleId="TesisCar">
+    <w:name w:val="Tesis Car"/>
+    <w:basedOn w:val="Fuentedeprrafopredeter"/>
+    <w:link w:val="Tesis"/>
+    <w:rsid w:val="00A42D74"/>
+    <w:rPr>
+      <w:rFonts w:ascii="Arial" w:eastAsia="Calibri" w:hAnsi="Arial" w:cs="Arial"/>
+      <w:kern w:val="0"/>
+      <w:lang w:val="es-VE"/>
+      <w14:ligatures w14:val="none"/>
+    </w:rPr>
+  </w:style>
 </w:styles>
 </file>
 

--- a/Capitulos de Tesis/Carta de Solicitud.docx
+++ b/Capitulos de Tesis/Carta de Solicitud.docx
@@ -5,296 +5,13 @@
     <w:p>
       <w:pPr>
         <w:spacing w:line="360" w:lineRule="auto"/>
-        <w:jc w:val="both"/>
-        <w:rPr>
-          <w:rFonts w:ascii="Arial" w:hAnsi="Arial" w:cs="Arial"/>
-        </w:rPr>
-      </w:pPr>
-      <w:r>
-        <w:rPr>
-          <w:rFonts w:ascii="Arial" w:hAnsi="Arial" w:cs="Arial"/>
-        </w:rPr>
-        <w:t>Carta de Solicitu</w:t>
-      </w:r>
-      <w:r>
-        <w:rPr>
-          <w:rFonts w:ascii="Arial" w:hAnsi="Arial" w:cs="Arial"/>
-        </w:rPr>
-        <w:t>d</w:t>
-      </w:r>
-    </w:p>
-    <w:p>
-      <w:pPr>
-        <w:spacing w:line="360" w:lineRule="auto"/>
-        <w:jc w:val="both"/>
-        <w:rPr>
-          <w:rFonts w:ascii="Arial" w:hAnsi="Arial" w:cs="Arial"/>
-        </w:rPr>
-      </w:pPr>
-      <w:r>
-        <w:rPr>
-          <w:rFonts w:ascii="Arial" w:hAnsi="Arial" w:cs="Arial"/>
-        </w:rPr>
-        <w:t>Universidad Dr. Rafael Belloso Chacín</w:t>
-      </w:r>
-    </w:p>
-    <w:p>
-      <w:pPr>
-        <w:spacing w:line="360" w:lineRule="auto"/>
-        <w:jc w:val="both"/>
-        <w:rPr>
-          <w:rFonts w:ascii="Arial" w:hAnsi="Arial" w:cs="Arial"/>
-        </w:rPr>
-      </w:pPr>
-      <w:r>
-        <w:rPr>
-          <w:rFonts w:ascii="Arial" w:hAnsi="Arial" w:cs="Arial"/>
-        </w:rPr>
-        <w:t>Facultad de Ingeniería</w:t>
-      </w:r>
-    </w:p>
-    <w:p>
-      <w:pPr>
-        <w:spacing w:line="360" w:lineRule="auto"/>
-        <w:jc w:val="both"/>
-        <w:rPr>
-          <w:rFonts w:ascii="Arial" w:hAnsi="Arial" w:cs="Arial"/>
-        </w:rPr>
-      </w:pPr>
-      <w:r>
-        <w:rPr>
-          <w:rFonts w:ascii="Arial" w:hAnsi="Arial" w:cs="Arial"/>
-        </w:rPr>
-        <w:t>Escuela de Ingeniería</w:t>
-      </w:r>
-    </w:p>
-    <w:p>
-      <w:pPr>
-        <w:spacing w:line="360" w:lineRule="auto"/>
-        <w:jc w:val="both"/>
-        <w:rPr>
-          <w:rFonts w:ascii="Arial" w:hAnsi="Arial" w:cs="Arial"/>
-        </w:rPr>
-      </w:pPr>
-      <w:r>
-        <w:rPr>
-          <w:rFonts w:ascii="Arial" w:hAnsi="Arial" w:cs="Arial"/>
-        </w:rPr>
-        <w:t>08/05/2026</w:t>
-      </w:r>
-    </w:p>
-    <w:p>
-      <w:pPr>
-        <w:spacing w:line="360" w:lineRule="auto"/>
-        <w:jc w:val="both"/>
-        <w:rPr>
-          <w:rFonts w:ascii="Arial" w:hAnsi="Arial" w:cs="Arial"/>
-        </w:rPr>
-      </w:pPr>
-      <w:r>
-        <w:rPr>
-          <w:rFonts w:ascii="Arial" w:hAnsi="Arial" w:cs="Arial"/>
-        </w:rPr>
-        <w:t>Buenas Tardes, Nosotros los bachilleres Jorge Araujo C</w:t>
-      </w:r>
-      <w:r>
-        <w:rPr>
-          <w:rFonts w:ascii="Arial" w:hAnsi="Arial" w:cs="Arial"/>
-        </w:rPr>
-        <w:t>.</w:t>
-      </w:r>
-      <w:r>
-        <w:rPr>
-          <w:rFonts w:ascii="Arial" w:hAnsi="Arial" w:cs="Arial"/>
-        </w:rPr>
-        <w:t>I</w:t>
-      </w:r>
-      <w:r>
-        <w:rPr>
-          <w:rFonts w:ascii="Arial" w:hAnsi="Arial" w:cs="Arial"/>
-        </w:rPr>
-        <w:t xml:space="preserve">. 30359210, Cesar Acurero C.I. 31108239 y Gabriel Montiel C.I. 31515439, </w:t>
-      </w:r>
-      <w:r>
-        <w:rPr>
-          <w:rFonts w:ascii="Arial" w:hAnsi="Arial" w:cs="Arial"/>
-        </w:rPr>
-        <w:t>actualmente cursando el duodécimo de la carrera de ingeniería en informática</w:t>
-      </w:r>
-      <w:r>
-        <w:rPr>
-          <w:rFonts w:ascii="Arial" w:hAnsi="Arial" w:cs="Arial"/>
-        </w:rPr>
-        <w:t>, les escribimos esta carta para presentarles la situación en la que nos encontramos con respecto a</w:t>
-      </w:r>
-      <w:r>
-        <w:rPr>
-          <w:rFonts w:ascii="Arial" w:hAnsi="Arial" w:cs="Arial"/>
-        </w:rPr>
-        <w:t>l título de</w:t>
-      </w:r>
-      <w:r>
-        <w:rPr>
-          <w:rFonts w:ascii="Arial" w:hAnsi="Arial" w:cs="Arial"/>
-        </w:rPr>
-        <w:t xml:space="preserve"> nuestro trabajo especial de grado</w:t>
-      </w:r>
-      <w:r>
-        <w:rPr>
-          <w:rFonts w:ascii="Arial" w:hAnsi="Arial" w:cs="Arial"/>
-        </w:rPr>
-        <w:t xml:space="preserve"> “Aplicación educativa gamificada para </w:t>
-      </w:r>
-      <w:r>
-        <w:rPr>
-          <w:rFonts w:ascii="Arial" w:hAnsi="Arial" w:cs="Arial"/>
-        </w:rPr>
-        <w:t xml:space="preserve">potenciar </w:t>
-      </w:r>
-      <w:r>
-        <w:rPr>
-          <w:rFonts w:ascii="Arial" w:hAnsi="Arial" w:cs="Arial"/>
-        </w:rPr>
-        <w:t>el rendimiento académico de los estudiantes de media general y bachillerato en Venezuela”. Durante el desarrollo del proyecto de investigación nos enfocamos especialmente en el contenido de los temas que se tocan, tratando de abarcar lo suficiente para que la experiencia se sienta lo m</w:t>
-      </w:r>
-      <w:r>
-        <w:rPr>
-          <w:rFonts w:ascii="Arial" w:hAnsi="Arial" w:cs="Arial"/>
-        </w:rPr>
-        <w:t>á</w:t>
-      </w:r>
-      <w:r>
-        <w:rPr>
-          <w:rFonts w:ascii="Arial" w:hAnsi="Arial" w:cs="Arial"/>
-        </w:rPr>
-        <w:t>s completa posible, pero después de un análisis y reflexión sobre lo que llevamos avanzado y el alcance</w:t>
-      </w:r>
-      <w:r>
-        <w:rPr>
-          <w:rFonts w:ascii="Arial" w:hAnsi="Arial" w:cs="Arial"/>
-        </w:rPr>
-        <w:t xml:space="preserve"> de este, se llegó a la conclusión que la </w:t>
-      </w:r>
-      <w:r>
-        <w:rPr>
-          <w:rFonts w:ascii="Arial" w:hAnsi="Arial" w:cs="Arial"/>
-        </w:rPr>
-        <w:t>población objetivo</w:t>
-      </w:r>
-      <w:r>
-        <w:rPr>
-          <w:rFonts w:ascii="Arial" w:hAnsi="Arial" w:cs="Arial"/>
-        </w:rPr>
-        <w:t xml:space="preserve"> del proyecto es m</w:t>
-      </w:r>
-      <w:r>
-        <w:rPr>
-          <w:rFonts w:ascii="Arial" w:hAnsi="Arial" w:cs="Arial"/>
-        </w:rPr>
-        <w:t>á</w:t>
-      </w:r>
-      <w:r>
-        <w:rPr>
-          <w:rFonts w:ascii="Arial" w:hAnsi="Arial" w:cs="Arial"/>
-        </w:rPr>
-        <w:t>s grande y compleja de lo que realmente podemos abarcar</w:t>
-      </w:r>
-      <w:r>
-        <w:rPr>
-          <w:rFonts w:ascii="Arial" w:hAnsi="Arial" w:cs="Arial"/>
-        </w:rPr>
-        <w:t>.</w:t>
-      </w:r>
-    </w:p>
-    <w:p>
-      <w:pPr>
-        <w:spacing w:line="360" w:lineRule="auto"/>
-        <w:jc w:val="both"/>
-        <w:rPr>
-          <w:rFonts w:ascii="Arial" w:hAnsi="Arial" w:cs="Arial"/>
-        </w:rPr>
-      </w:pPr>
-      <w:r>
-        <w:rPr>
-          <w:rFonts w:ascii="Arial" w:hAnsi="Arial" w:cs="Arial"/>
-        </w:rPr>
-        <w:t xml:space="preserve">Por eso solicitamos, a la dirección de trabajos especiales de grado la autorización para cambiar el título, objetivo general y objetivos específicos del proyecto de </w:t>
-      </w:r>
-      <w:r>
-        <w:rPr>
-          <w:rFonts w:ascii="Arial" w:hAnsi="Arial" w:cs="Arial"/>
-        </w:rPr>
-        <w:t>investigación</w:t>
-      </w:r>
-      <w:r>
-        <w:rPr>
-          <w:rFonts w:ascii="Arial" w:hAnsi="Arial" w:cs="Arial"/>
-        </w:rPr>
-        <w:t>.</w:t>
-      </w:r>
-    </w:p>
-    <w:p>
-      <w:pPr>
-        <w:spacing w:line="360" w:lineRule="auto"/>
-        <w:jc w:val="both"/>
-        <w:rPr>
-          <w:rFonts w:ascii="Arial" w:hAnsi="Arial" w:cs="Arial"/>
-        </w:rPr>
-      </w:pPr>
-    </w:p>
-    <w:p>
-      <w:pPr>
-        <w:spacing w:line="360" w:lineRule="auto"/>
-        <w:jc w:val="both"/>
-        <w:rPr>
-          <w:rFonts w:ascii="Arial" w:hAnsi="Arial" w:cs="Arial"/>
-        </w:rPr>
-      </w:pPr>
-    </w:p>
-    <w:p>
-      <w:pPr>
-        <w:spacing w:line="360" w:lineRule="auto"/>
-        <w:jc w:val="both"/>
-        <w:rPr>
-          <w:rFonts w:ascii="Arial" w:hAnsi="Arial" w:cs="Arial"/>
-        </w:rPr>
-      </w:pPr>
-    </w:p>
-    <w:p>
-      <w:pPr>
-        <w:spacing w:line="360" w:lineRule="auto"/>
-        <w:jc w:val="both"/>
-        <w:rPr>
-          <w:rFonts w:ascii="Arial" w:hAnsi="Arial" w:cs="Arial"/>
-        </w:rPr>
-      </w:pPr>
-    </w:p>
-    <w:p>
-      <w:pPr>
-        <w:spacing w:line="360" w:lineRule="auto"/>
-        <w:jc w:val="both"/>
-        <w:rPr>
-          <w:rFonts w:ascii="Arial" w:hAnsi="Arial" w:cs="Arial"/>
-        </w:rPr>
-      </w:pPr>
-    </w:p>
-    <w:p>
-      <w:pPr>
-        <w:spacing w:line="360" w:lineRule="auto"/>
-        <w:jc w:val="both"/>
-        <w:rPr>
-          <w:rFonts w:ascii="Arial" w:hAnsi="Arial" w:cs="Arial"/>
-        </w:rPr>
-      </w:pPr>
-    </w:p>
-    <w:p>
-      <w:pPr>
-        <w:spacing w:line="276" w:lineRule="auto"/>
-        <w:jc w:val="both"/>
+        <w:jc w:val="center"/>
         <w:rPr>
           <w:rFonts w:ascii="Arial" w:hAnsi="Arial" w:cs="Arial"/>
           <w:b/>
           <w:bCs/>
+          <w:sz w:val="22"/>
+          <w:szCs w:val="22"/>
         </w:rPr>
       </w:pPr>
       <w:r>
@@ -302,6 +19,960 @@
           <w:rFonts w:ascii="Arial" w:hAnsi="Arial" w:cs="Arial"/>
           <w:b/>
           <w:bCs/>
+          <w:sz w:val="22"/>
+          <w:szCs w:val="22"/>
+        </w:rPr>
+        <w:t>Carta de Solicitud para cambio de Título y objetivos de investigación</w:t>
+      </w:r>
+    </w:p>
+    <w:p>
+      <w:pPr>
+        <w:spacing w:line="360" w:lineRule="auto"/>
+        <w:jc w:val="both"/>
+        <w:rPr>
+          <w:rFonts w:ascii="Arial" w:hAnsi="Arial" w:cs="Arial"/>
+          <w:sz w:val="22"/>
+          <w:szCs w:val="22"/>
+        </w:rPr>
+      </w:pPr>
+      <w:r>
+        <w:rPr>
+          <w:rFonts w:ascii="Arial" w:hAnsi="Arial" w:cs="Arial"/>
+          <w:sz w:val="22"/>
+          <w:szCs w:val="22"/>
+        </w:rPr>
+        <w:t>Universidad Dr. Rafael Belloso Chacín</w:t>
+      </w:r>
+    </w:p>
+    <w:p>
+      <w:pPr>
+        <w:spacing w:line="360" w:lineRule="auto"/>
+        <w:jc w:val="both"/>
+        <w:rPr>
+          <w:rFonts w:ascii="Arial" w:hAnsi="Arial" w:cs="Arial"/>
+          <w:sz w:val="22"/>
+          <w:szCs w:val="22"/>
+        </w:rPr>
+      </w:pPr>
+      <w:r>
+        <w:rPr>
+          <w:rFonts w:ascii="Arial" w:hAnsi="Arial" w:cs="Arial"/>
+          <w:sz w:val="22"/>
+          <w:szCs w:val="22"/>
+        </w:rPr>
+        <w:t>Facultad de Ingeniería</w:t>
+      </w:r>
+    </w:p>
+    <w:p>
+      <w:pPr>
+        <w:spacing w:line="360" w:lineRule="auto"/>
+        <w:jc w:val="both"/>
+        <w:rPr>
+          <w:rFonts w:ascii="Arial" w:hAnsi="Arial" w:cs="Arial"/>
+          <w:sz w:val="22"/>
+          <w:szCs w:val="22"/>
+        </w:rPr>
+      </w:pPr>
+      <w:r>
+        <w:rPr>
+          <w:rFonts w:ascii="Arial" w:hAnsi="Arial" w:cs="Arial"/>
+          <w:sz w:val="22"/>
+          <w:szCs w:val="22"/>
+        </w:rPr>
+        <w:t>Escuela de Ingeniería</w:t>
+      </w:r>
+    </w:p>
+    <w:p>
+      <w:pPr>
+        <w:spacing w:line="360" w:lineRule="auto"/>
+        <w:jc w:val="both"/>
+        <w:rPr>
+          <w:rFonts w:ascii="Arial" w:hAnsi="Arial" w:cs="Arial"/>
+          <w:sz w:val="22"/>
+          <w:szCs w:val="22"/>
+        </w:rPr>
+      </w:pPr>
+      <w:r>
+        <w:rPr>
+          <w:rFonts w:ascii="Arial" w:hAnsi="Arial" w:cs="Arial"/>
+          <w:sz w:val="22"/>
+          <w:szCs w:val="22"/>
+        </w:rPr>
+        <w:t>08/05/2026</w:t>
+      </w:r>
+    </w:p>
+    <w:p>
+      <w:pPr>
+        <w:spacing w:line="360" w:lineRule="auto"/>
+        <w:jc w:val="both"/>
+        <w:rPr>
+          <w:rFonts w:ascii="Arial" w:hAnsi="Arial" w:cs="Arial"/>
+          <w:sz w:val="22"/>
+          <w:szCs w:val="22"/>
+        </w:rPr>
+      </w:pPr>
+      <w:r>
+        <w:rPr>
+          <w:rFonts w:ascii="Arial" w:hAnsi="Arial" w:cs="Arial"/>
+          <w:sz w:val="22"/>
+          <w:szCs w:val="22"/>
+        </w:rPr>
+        <w:t>Buenas Tardes, Nosotros los bachilleres Jorge Araujo C</w:t>
+      </w:r>
+      <w:r>
+        <w:rPr>
+          <w:rFonts w:ascii="Arial" w:hAnsi="Arial" w:cs="Arial"/>
+          <w:sz w:val="22"/>
+          <w:szCs w:val="22"/>
+        </w:rPr>
+        <w:t>.</w:t>
+      </w:r>
+      <w:r>
+        <w:rPr>
+          <w:rFonts w:ascii="Arial" w:hAnsi="Arial" w:cs="Arial"/>
+          <w:sz w:val="22"/>
+          <w:szCs w:val="22"/>
+        </w:rPr>
+        <w:t>I</w:t>
+      </w:r>
+      <w:r>
+        <w:rPr>
+          <w:rFonts w:ascii="Arial" w:hAnsi="Arial" w:cs="Arial"/>
+          <w:sz w:val="22"/>
+          <w:szCs w:val="22"/>
+        </w:rPr>
+        <w:t xml:space="preserve">. 30359210, Cesar Acurero C.I. 31108239 y Gabriel Montiel C.I. 31515439, </w:t>
+      </w:r>
+      <w:r>
+        <w:rPr>
+          <w:rFonts w:ascii="Arial" w:hAnsi="Arial" w:cs="Arial"/>
+          <w:sz w:val="22"/>
+          <w:szCs w:val="22"/>
+        </w:rPr>
+        <w:t>actualmente cursando el duodécimo de la carrera de ingeniería en informática</w:t>
+      </w:r>
+      <w:r>
+        <w:rPr>
+          <w:rFonts w:ascii="Arial" w:hAnsi="Arial" w:cs="Arial"/>
+          <w:sz w:val="22"/>
+          <w:szCs w:val="22"/>
+        </w:rPr>
+        <w:t>, les escribimos esta carta para presentarles la situación en la que nos encontramos con respecto a</w:t>
+      </w:r>
+      <w:r>
+        <w:rPr>
+          <w:rFonts w:ascii="Arial" w:hAnsi="Arial" w:cs="Arial"/>
+          <w:sz w:val="22"/>
+          <w:szCs w:val="22"/>
+        </w:rPr>
+        <w:t>l título de</w:t>
+      </w:r>
+      <w:r>
+        <w:rPr>
+          <w:rFonts w:ascii="Arial" w:hAnsi="Arial" w:cs="Arial"/>
+          <w:sz w:val="22"/>
+          <w:szCs w:val="22"/>
+        </w:rPr>
+        <w:t xml:space="preserve"> nuestro trabajo especial de grado</w:t>
+      </w:r>
+      <w:r>
+        <w:rPr>
+          <w:rFonts w:ascii="Arial" w:hAnsi="Arial" w:cs="Arial"/>
+          <w:sz w:val="22"/>
+          <w:szCs w:val="22"/>
+        </w:rPr>
+        <w:t xml:space="preserve"> “Aplicación educativa </w:t>
+      </w:r>
+      <w:proofErr w:type="spellStart"/>
+      <w:r>
+        <w:rPr>
+          <w:rFonts w:ascii="Arial" w:hAnsi="Arial" w:cs="Arial"/>
+          <w:sz w:val="22"/>
+          <w:szCs w:val="22"/>
+        </w:rPr>
+        <w:t>gamificada</w:t>
+      </w:r>
+      <w:proofErr w:type="spellEnd"/>
+      <w:r>
+        <w:rPr>
+          <w:rFonts w:ascii="Arial" w:hAnsi="Arial" w:cs="Arial"/>
+          <w:sz w:val="22"/>
+          <w:szCs w:val="22"/>
+        </w:rPr>
+        <w:t xml:space="preserve"> para </w:t>
+      </w:r>
+      <w:r>
+        <w:rPr>
+          <w:rFonts w:ascii="Arial" w:hAnsi="Arial" w:cs="Arial"/>
+          <w:sz w:val="22"/>
+          <w:szCs w:val="22"/>
+        </w:rPr>
+        <w:t xml:space="preserve">potenciar </w:t>
+      </w:r>
+      <w:r>
+        <w:rPr>
+          <w:rFonts w:ascii="Arial" w:hAnsi="Arial" w:cs="Arial"/>
+          <w:sz w:val="22"/>
+          <w:szCs w:val="22"/>
+        </w:rPr>
+        <w:t xml:space="preserve">el rendimiento académico de los estudiantes de media general y bachillerato en Venezuela”. </w:t>
+      </w:r>
+    </w:p>
+    <w:p>
+      <w:pPr>
+        <w:pStyle w:val="Tesis"/>
+        <w:spacing w:line="360" w:lineRule="auto"/>
+        <w:rPr>
+          <w:sz w:val="22"/>
+          <w:szCs w:val="22"/>
+        </w:rPr>
+      </w:pPr>
+      <w:r>
+        <w:rPr>
+          <w:sz w:val="22"/>
+          <w:szCs w:val="22"/>
+        </w:rPr>
+        <w:t>Durante el desarrollo del proyecto de investigación nos enfocamos especialmente en el contenido de los temas que se tocan, tratando de abarcar lo suficiente para que la experiencia se sienta lo m</w:t>
+      </w:r>
+      <w:r>
+        <w:rPr>
+          <w:sz w:val="22"/>
+          <w:szCs w:val="22"/>
+        </w:rPr>
+        <w:t>á</w:t>
+      </w:r>
+      <w:r>
+        <w:rPr>
+          <w:sz w:val="22"/>
+          <w:szCs w:val="22"/>
+        </w:rPr>
+        <w:t>s completa posible, pero después de un análisis y reflexión sobre lo que llevamos avanzado y el alcance</w:t>
+      </w:r>
+      <w:r>
+        <w:rPr>
+          <w:sz w:val="22"/>
+          <w:szCs w:val="22"/>
+        </w:rPr>
+        <w:t xml:space="preserve"> de este, se llegó a la conclusión que la </w:t>
+      </w:r>
+      <w:r>
+        <w:rPr>
+          <w:sz w:val="22"/>
+          <w:szCs w:val="22"/>
+        </w:rPr>
+        <w:t>población objetivo</w:t>
+      </w:r>
+      <w:r>
+        <w:rPr>
+          <w:sz w:val="22"/>
+          <w:szCs w:val="22"/>
+        </w:rPr>
+        <w:t xml:space="preserve"> del proyecto es m</w:t>
+      </w:r>
+      <w:r>
+        <w:rPr>
+          <w:sz w:val="22"/>
+          <w:szCs w:val="22"/>
+        </w:rPr>
+        <w:t>á</w:t>
+      </w:r>
+      <w:r>
+        <w:rPr>
+          <w:sz w:val="22"/>
+          <w:szCs w:val="22"/>
+        </w:rPr>
+        <w:t>s grande y compleja de lo que realmente podemos abarcar</w:t>
+      </w:r>
+      <w:r>
+        <w:rPr>
+          <w:sz w:val="22"/>
+          <w:szCs w:val="22"/>
+        </w:rPr>
+        <w:t>.</w:t>
+      </w:r>
+      <w:r>
+        <w:rPr>
+          <w:sz w:val="22"/>
+          <w:szCs w:val="22"/>
+        </w:rPr>
+        <w:t xml:space="preserve"> </w:t>
+      </w:r>
+      <w:r>
+        <w:rPr>
+          <w:sz w:val="22"/>
+          <w:szCs w:val="22"/>
+        </w:rPr>
+        <w:t xml:space="preserve">Por eso solicitamos, a la dirección de trabajos especiales de grado la autorización para cambiar el título, objetivo general y objetivos específicos del proyecto de </w:t>
+      </w:r>
+      <w:r>
+        <w:rPr>
+          <w:sz w:val="22"/>
+          <w:szCs w:val="22"/>
+        </w:rPr>
+        <w:t>investigación</w:t>
+      </w:r>
+      <w:r>
+        <w:rPr>
+          <w:sz w:val="22"/>
+          <w:szCs w:val="22"/>
+        </w:rPr>
+        <w:t>.</w:t>
+      </w:r>
+    </w:p>
+    <w:p>
+      <w:pPr>
+        <w:pStyle w:val="Tesis"/>
+        <w:spacing w:line="360" w:lineRule="auto"/>
+        <w:ind w:firstLine="0"/>
+        <w:rPr>
+          <w:sz w:val="22"/>
+          <w:szCs w:val="22"/>
+        </w:rPr>
+      </w:pPr>
+      <w:r>
+        <w:rPr>
+          <w:sz w:val="22"/>
+          <w:szCs w:val="22"/>
+        </w:rPr>
+        <w:t>Atentamente,</w:t>
+      </w:r>
+    </w:p>
+    <w:p>
+      <w:pPr>
+        <w:pStyle w:val="Tesis"/>
+        <w:spacing w:line="360" w:lineRule="auto"/>
+        <w:ind w:firstLine="0"/>
+        <w:rPr>
+          <w:color w:val="000000" w:themeColor="text1"/>
+          <w:sz w:val="22"/>
+          <w:szCs w:val="22"/>
+        </w:rPr>
+      </w:pPr>
+    </w:p>
+    <w:p>
+      <w:pPr>
+        <w:pStyle w:val="Tesis"/>
+        <w:spacing w:after="0" w:line="276" w:lineRule="auto"/>
+        <w:ind w:firstLine="0"/>
+        <w:rPr>
+          <w:sz w:val="22"/>
+          <w:szCs w:val="22"/>
+          <w:u w:val="single"/>
+        </w:rPr>
+      </w:pPr>
+    </w:p>
+    <w:p>
+      <w:pPr>
+        <w:pStyle w:val="Tesis"/>
+        <w:spacing w:after="0" w:line="276" w:lineRule="auto"/>
+        <w:ind w:firstLine="0"/>
+        <w:rPr>
+          <w:sz w:val="22"/>
+          <w:szCs w:val="22"/>
+          <w:u w:val="single"/>
+        </w:rPr>
+      </w:pPr>
+      <w:r>
+        <w:rPr>
+          <w:noProof/>
+          <w:sz w:val="22"/>
+          <w:szCs w:val="22"/>
+        </w:rPr>
+        <mc:AlternateContent>
+          <mc:Choice Requires="wps">
+            <w:drawing>
+              <wp:anchor distT="0" distB="0" distL="114300" distR="114300" simplePos="0" relativeHeight="251659264" behindDoc="0" locked="0" layoutInCell="1" allowOverlap="1" wp14:anchorId="164213F0" wp14:editId="3C3F0BA1">
+                <wp:simplePos x="0" y="0"/>
+                <wp:positionH relativeFrom="margin">
+                  <wp:align>left</wp:align>
+                </wp:positionH>
+                <wp:positionV relativeFrom="paragraph">
+                  <wp:posOffset>148590</wp:posOffset>
+                </wp:positionV>
+                <wp:extent cx="2264400" cy="0"/>
+                <wp:effectExtent l="0" t="0" r="0" b="0"/>
+                <wp:wrapNone/>
+                <wp:docPr id="907638139" name="Conector recto 1"/>
+                <wp:cNvGraphicFramePr/>
+                <a:graphic xmlns:a="http://schemas.openxmlformats.org/drawingml/2006/main">
+                  <a:graphicData uri="http://schemas.microsoft.com/office/word/2010/wordprocessingShape">
+                    <wps:wsp>
+                      <wps:cNvCnPr/>
+                      <wps:spPr>
+                        <a:xfrm>
+                          <a:off x="0" y="0"/>
+                          <a:ext cx="2264400" cy="0"/>
+                        </a:xfrm>
+                        <a:prstGeom prst="line">
+                          <a:avLst/>
+                        </a:prstGeom>
+                      </wps:spPr>
+                      <wps:style>
+                        <a:lnRef idx="1">
+                          <a:schemeClr val="dk1"/>
+                        </a:lnRef>
+                        <a:fillRef idx="0">
+                          <a:schemeClr val="dk1"/>
+                        </a:fillRef>
+                        <a:effectRef idx="0">
+                          <a:schemeClr val="dk1"/>
+                        </a:effectRef>
+                        <a:fontRef idx="minor">
+                          <a:schemeClr val="tx1"/>
+                        </a:fontRef>
+                      </wps:style>
+                      <wps:bodyPr/>
+                    </wps:wsp>
+                  </a:graphicData>
+                </a:graphic>
+                <wp14:sizeRelH relativeFrom="margin">
+                  <wp14:pctWidth>0</wp14:pctWidth>
+                </wp14:sizeRelH>
+                <wp14:sizeRelV relativeFrom="margin">
+                  <wp14:pctHeight>0</wp14:pctHeight>
+                </wp14:sizeRelV>
+              </wp:anchor>
+            </w:drawing>
+          </mc:Choice>
+          <mc:Fallback>
+            <w:pict>
+              <v:line w14:anchorId="0C9E9C36" id="Conector recto 1" o:spid="_x0000_s1026" style="position:absolute;z-index:251659264;visibility:visible;mso-wrap-style:square;mso-width-percent:0;mso-height-percent:0;mso-wrap-distance-left:9pt;mso-wrap-distance-top:0;mso-wrap-distance-right:9pt;mso-wrap-distance-bottom:0;mso-position-horizontal:left;mso-position-horizontal-relative:margin;mso-position-vertical:absolute;mso-position-vertical-relative:text;mso-width-percent:0;mso-height-percent:0;mso-width-relative:margin;mso-height-relative:margin" from="0,11.7pt" to="178.3pt,11.7pt" o:gfxdata="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" strokecolor="black [3200]" strokeweight=".5pt">
+                <v:stroke joinstyle="miter"/>
+                <w10:wrap anchorx="margin"/>
+              </v:line>
+            </w:pict>
+          </mc:Fallback>
+        </mc:AlternateContent>
+      </w:r>
+    </w:p>
+    <w:p>
+      <w:pPr>
+        <w:pStyle w:val="Tesis"/>
+        <w:spacing w:after="0" w:line="276" w:lineRule="auto"/>
+        <w:ind w:firstLine="0"/>
+        <w:jc w:val="left"/>
+        <w:rPr>
+          <w:sz w:val="22"/>
+          <w:szCs w:val="22"/>
+        </w:rPr>
+      </w:pPr>
+      <w:r>
+        <w:rPr>
+          <w:sz w:val="22"/>
+          <w:szCs w:val="22"/>
+        </w:rPr>
+        <w:t xml:space="preserve">                   </w:t>
+      </w:r>
+      <w:r>
+        <w:rPr>
+          <w:sz w:val="22"/>
+          <w:szCs w:val="22"/>
+        </w:rPr>
+        <w:t>Jorge Araujo</w:t>
+      </w:r>
+    </w:p>
+    <w:p>
+      <w:pPr>
+        <w:pStyle w:val="Tesis"/>
+        <w:spacing w:after="0" w:line="276" w:lineRule="auto"/>
+        <w:ind w:firstLine="0"/>
+        <w:rPr>
+          <w:sz w:val="22"/>
+          <w:szCs w:val="22"/>
+        </w:rPr>
+      </w:pPr>
+    </w:p>
+    <w:p>
+      <w:pPr>
+        <w:pStyle w:val="Tesis"/>
+        <w:spacing w:after="0" w:line="276" w:lineRule="auto"/>
+        <w:ind w:firstLine="0"/>
+        <w:rPr>
+          <w:sz w:val="22"/>
+          <w:szCs w:val="22"/>
+        </w:rPr>
+      </w:pPr>
+    </w:p>
+    <w:p>
+      <w:pPr>
+        <w:pStyle w:val="Tesis"/>
+        <w:spacing w:after="0" w:line="276" w:lineRule="auto"/>
+        <w:ind w:firstLine="0"/>
+        <w:rPr>
+          <w:sz w:val="22"/>
+          <w:szCs w:val="22"/>
+        </w:rPr>
+      </w:pPr>
+    </w:p>
+    <w:p>
+      <w:pPr>
+        <w:pStyle w:val="Tesis"/>
+        <w:spacing w:after="0" w:line="276" w:lineRule="auto"/>
+        <w:ind w:firstLine="0"/>
+        <w:rPr>
+          <w:sz w:val="22"/>
+          <w:szCs w:val="22"/>
+        </w:rPr>
+      </w:pPr>
+      <w:r>
+        <w:rPr>
+          <w:noProof/>
+          <w:sz w:val="22"/>
+          <w:szCs w:val="22"/>
+        </w:rPr>
+        <mc:AlternateContent>
+          <mc:Choice Requires="wps">
+            <w:drawing>
+              <wp:anchor distT="0" distB="0" distL="114300" distR="114300" simplePos="0" relativeHeight="251665408" behindDoc="0" locked="0" layoutInCell="1" allowOverlap="1" wp14:anchorId="011685A3" wp14:editId="599C3802">
+                <wp:simplePos x="0" y="0"/>
+                <wp:positionH relativeFrom="margin">
+                  <wp:align>right</wp:align>
+                </wp:positionH>
+                <wp:positionV relativeFrom="paragraph">
+                  <wp:posOffset>146050</wp:posOffset>
+                </wp:positionV>
+                <wp:extent cx="2263775" cy="0"/>
+                <wp:effectExtent l="0" t="0" r="0" b="0"/>
+                <wp:wrapNone/>
+                <wp:docPr id="363951018" name="Conector recto 1"/>
+                <wp:cNvGraphicFramePr/>
+                <a:graphic xmlns:a="http://schemas.openxmlformats.org/drawingml/2006/main">
+                  <a:graphicData uri="http://schemas.microsoft.com/office/word/2010/wordprocessingShape">
+                    <wps:wsp>
+                      <wps:cNvCnPr/>
+                      <wps:spPr>
+                        <a:xfrm flipV="1">
+                          <a:off x="0" y="0"/>
+                          <a:ext cx="2263775" cy="0"/>
+                        </a:xfrm>
+                        <a:prstGeom prst="line">
+                          <a:avLst/>
+                        </a:prstGeom>
+                      </wps:spPr>
+                      <wps:style>
+                        <a:lnRef idx="1">
+                          <a:schemeClr val="dk1"/>
+                        </a:lnRef>
+                        <a:fillRef idx="0">
+                          <a:schemeClr val="dk1"/>
+                        </a:fillRef>
+                        <a:effectRef idx="0">
+                          <a:schemeClr val="dk1"/>
+                        </a:effectRef>
+                        <a:fontRef idx="minor">
+                          <a:schemeClr val="tx1"/>
+                        </a:fontRef>
+                      </wps:style>
+                      <wps:bodyPr/>
+                    </wps:wsp>
+                  </a:graphicData>
+                </a:graphic>
+                <wp14:sizeRelH relativeFrom="margin">
+                  <wp14:pctWidth>0</wp14:pctWidth>
+                </wp14:sizeRelH>
+                <wp14:sizeRelV relativeFrom="margin">
+                  <wp14:pctHeight>0</wp14:pctHeight>
+                </wp14:sizeRelV>
+              </wp:anchor>
+            </w:drawing>
+          </mc:Choice>
+          <mc:Fallback>
+            <w:pict>
+              <v:line w14:anchorId="0A85817F" id="Conector recto 1" o:spid="_x0000_s1026" style="position:absolute;flip:y;z-index:251665408;visibility:visible;mso-wrap-style:square;mso-width-percent:0;mso-height-percent:0;mso-wrap-distance-left:9pt;mso-wrap-distance-top:0;mso-wrap-distance-right:9pt;mso-wrap-distance-bottom:0;mso-position-horizontal:right;mso-position-horizontal-relative:margin;mso-position-vertical:absolute;mso-position-vertical-relative:text;mso-width-percent:0;mso-height-percent:0;mso-width-relative:margin;mso-height-relative:margin" from="127.05pt,11.5pt" to="305.3pt,11.5pt" o:gfxdata="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" strokecolor="black [3200]" strokeweight=".5pt">
+                <v:stroke joinstyle="miter"/>
+                <w10:wrap anchorx="margin"/>
+              </v:line>
+            </w:pict>
+          </mc:Fallback>
+        </mc:AlternateContent>
+      </w:r>
+      <w:r>
+        <w:rPr>
+          <w:noProof/>
+          <w:sz w:val="22"/>
+          <w:szCs w:val="22"/>
+        </w:rPr>
+        <mc:AlternateContent>
+          <mc:Choice Requires="wps">
+            <w:drawing>
+              <wp:anchor distT="0" distB="0" distL="114300" distR="114300" simplePos="0" relativeHeight="251661312" behindDoc="0" locked="0" layoutInCell="1" allowOverlap="1" wp14:anchorId="01C45DBB" wp14:editId="5254A6C1">
+                <wp:simplePos x="0" y="0"/>
+                <wp:positionH relativeFrom="margin">
+                  <wp:align>left</wp:align>
+                </wp:positionH>
+                <wp:positionV relativeFrom="paragraph">
+                  <wp:posOffset>148590</wp:posOffset>
+                </wp:positionV>
+                <wp:extent cx="2264400" cy="0"/>
+                <wp:effectExtent l="0" t="0" r="0" b="0"/>
+                <wp:wrapNone/>
+                <wp:docPr id="1686702018" name="Conector recto 1"/>
+                <wp:cNvGraphicFramePr/>
+                <a:graphic xmlns:a="http://schemas.openxmlformats.org/drawingml/2006/main">
+                  <a:graphicData uri="http://schemas.microsoft.com/office/word/2010/wordprocessingShape">
+                    <wps:wsp>
+                      <wps:cNvCnPr/>
+                      <wps:spPr>
+                        <a:xfrm>
+                          <a:off x="0" y="0"/>
+                          <a:ext cx="2264400" cy="0"/>
+                        </a:xfrm>
+                        <a:prstGeom prst="line">
+                          <a:avLst/>
+                        </a:prstGeom>
+                      </wps:spPr>
+                      <wps:style>
+                        <a:lnRef idx="1">
+                          <a:schemeClr val="dk1"/>
+                        </a:lnRef>
+                        <a:fillRef idx="0">
+                          <a:schemeClr val="dk1"/>
+                        </a:fillRef>
+                        <a:effectRef idx="0">
+                          <a:schemeClr val="dk1"/>
+                        </a:effectRef>
+                        <a:fontRef idx="minor">
+                          <a:schemeClr val="tx1"/>
+                        </a:fontRef>
+                      </wps:style>
+                      <wps:bodyPr/>
+                    </wps:wsp>
+                  </a:graphicData>
+                </a:graphic>
+                <wp14:sizeRelH relativeFrom="margin">
+                  <wp14:pctWidth>0</wp14:pctWidth>
+                </wp14:sizeRelH>
+                <wp14:sizeRelV relativeFrom="margin">
+                  <wp14:pctHeight>0</wp14:pctHeight>
+                </wp14:sizeRelV>
+              </wp:anchor>
+            </w:drawing>
+          </mc:Choice>
+          <mc:Fallback>
+            <w:pict>
+              <v:line w14:anchorId="345D0E86" id="Conector recto 1" o:spid="_x0000_s1026" style="position:absolute;z-index:251661312;visibility:visible;mso-wrap-style:square;mso-width-percent:0;mso-height-percent:0;mso-wrap-distance-left:9pt;mso-wrap-distance-top:0;mso-wrap-distance-right:9pt;mso-wrap-distance-bottom:0;mso-position-horizontal:left;mso-position-horizontal-relative:margin;mso-position-vertical:absolute;mso-position-vertical-relative:text;mso-width-percent:0;mso-height-percent:0;mso-width-relative:margin;mso-height-relative:margin" from="0,11.7pt" to="178.3pt,11.7pt" o:gfxdata="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" strokecolor="black [3200]" strokeweight=".5pt">
+                <v:stroke joinstyle="miter"/>
+                <w10:wrap anchorx="margin"/>
+              </v:line>
+            </w:pict>
+          </mc:Fallback>
+        </mc:AlternateContent>
+      </w:r>
+    </w:p>
+    <w:p>
+      <w:pPr>
+        <w:pStyle w:val="Tesis"/>
+        <w:tabs>
+          <w:tab w:val="right" w:pos="8838"/>
+        </w:tabs>
+        <w:spacing w:after="0" w:line="276" w:lineRule="auto"/>
+        <w:ind w:firstLine="0"/>
+        <w:rPr>
+          <w:sz w:val="22"/>
+          <w:szCs w:val="22"/>
+        </w:rPr>
+      </w:pPr>
+      <w:r>
+        <w:rPr>
+          <w:sz w:val="22"/>
+          <w:szCs w:val="22"/>
+        </w:rPr>
+        <w:t xml:space="preserve">                  </w:t>
+      </w:r>
+      <w:r>
+        <w:rPr>
+          <w:sz w:val="22"/>
+          <w:szCs w:val="22"/>
+        </w:rPr>
+        <w:t>Cesar Acurero</w:t>
+      </w:r>
+      <w:r>
+        <w:rPr>
+          <w:sz w:val="22"/>
+          <w:szCs w:val="22"/>
+        </w:rPr>
+        <w:tab/>
+        <w:t>Firma del Tutor Metodológico</w:t>
+      </w:r>
+      <w:r>
+        <w:rPr>
+          <w:sz w:val="22"/>
+          <w:szCs w:val="22"/>
+        </w:rPr>
+        <w:t xml:space="preserve">   </w:t>
+      </w:r>
+      <w:r>
+        <w:rPr>
+          <w:color w:val="FFFFFF" w:themeColor="background1"/>
+          <w:sz w:val="22"/>
+          <w:szCs w:val="22"/>
+        </w:rPr>
+        <w:t xml:space="preserve"> i</w:t>
+      </w:r>
+    </w:p>
+    <w:p>
+      <w:pPr>
+        <w:pStyle w:val="Tesis"/>
+        <w:spacing w:after="0" w:line="276" w:lineRule="auto"/>
+        <w:ind w:firstLine="0"/>
+        <w:rPr>
+          <w:sz w:val="22"/>
+          <w:szCs w:val="22"/>
+        </w:rPr>
+      </w:pPr>
+    </w:p>
+    <w:p>
+      <w:pPr>
+        <w:pStyle w:val="Tesis"/>
+        <w:spacing w:after="0" w:line="276" w:lineRule="auto"/>
+        <w:ind w:firstLine="0"/>
+        <w:rPr>
+          <w:sz w:val="22"/>
+          <w:szCs w:val="22"/>
+        </w:rPr>
+      </w:pPr>
+    </w:p>
+    <w:p>
+      <w:pPr>
+        <w:pStyle w:val="Tesis"/>
+        <w:spacing w:after="0" w:line="276" w:lineRule="auto"/>
+        <w:ind w:firstLine="0"/>
+        <w:rPr>
+          <w:sz w:val="22"/>
+          <w:szCs w:val="22"/>
+        </w:rPr>
+      </w:pPr>
+    </w:p>
+    <w:p>
+      <w:pPr>
+        <w:pStyle w:val="Tesis"/>
+        <w:spacing w:after="0" w:line="276" w:lineRule="auto"/>
+        <w:ind w:firstLine="0"/>
+        <w:rPr>
+          <w:sz w:val="22"/>
+          <w:szCs w:val="22"/>
+        </w:rPr>
+      </w:pPr>
+      <w:r>
+        <w:rPr>
+          <w:noProof/>
+          <w:sz w:val="22"/>
+          <w:szCs w:val="22"/>
+        </w:rPr>
+        <mc:AlternateContent>
+          <mc:Choice Requires="wps">
+            <w:drawing>
+              <wp:anchor distT="0" distB="0" distL="114300" distR="114300" simplePos="0" relativeHeight="251671552" behindDoc="0" locked="0" layoutInCell="1" allowOverlap="1" wp14:anchorId="717CE59C" wp14:editId="3C9E257B">
+                <wp:simplePos x="0" y="0"/>
+                <wp:positionH relativeFrom="margin">
+                  <wp:align>right</wp:align>
+                </wp:positionH>
+                <wp:positionV relativeFrom="paragraph">
+                  <wp:posOffset>157312</wp:posOffset>
+                </wp:positionV>
+                <wp:extent cx="2263775" cy="0"/>
+                <wp:effectExtent l="0" t="0" r="0" b="0"/>
+                <wp:wrapNone/>
+                <wp:docPr id="980963653" name="Conector recto 1"/>
+                <wp:cNvGraphicFramePr/>
+                <a:graphic xmlns:a="http://schemas.openxmlformats.org/drawingml/2006/main">
+                  <a:graphicData uri="http://schemas.microsoft.com/office/word/2010/wordprocessingShape">
+                    <wps:wsp>
+                      <wps:cNvCnPr/>
+                      <wps:spPr>
+                        <a:xfrm flipV="1">
+                          <a:off x="0" y="0"/>
+                          <a:ext cx="2263775" cy="0"/>
+                        </a:xfrm>
+                        <a:prstGeom prst="line">
+                          <a:avLst/>
+                        </a:prstGeom>
+                      </wps:spPr>
+                      <wps:style>
+                        <a:lnRef idx="1">
+                          <a:schemeClr val="dk1"/>
+                        </a:lnRef>
+                        <a:fillRef idx="0">
+                          <a:schemeClr val="dk1"/>
+                        </a:fillRef>
+                        <a:effectRef idx="0">
+                          <a:schemeClr val="dk1"/>
+                        </a:effectRef>
+                        <a:fontRef idx="minor">
+                          <a:schemeClr val="tx1"/>
+                        </a:fontRef>
+                      </wps:style>
+                      <wps:bodyPr/>
+                    </wps:wsp>
+                  </a:graphicData>
+                </a:graphic>
+                <wp14:sizeRelH relativeFrom="margin">
+                  <wp14:pctWidth>0</wp14:pctWidth>
+                </wp14:sizeRelH>
+                <wp14:sizeRelV relativeFrom="margin">
+                  <wp14:pctHeight>0</wp14:pctHeight>
+                </wp14:sizeRelV>
+              </wp:anchor>
+            </w:drawing>
+          </mc:Choice>
+          <mc:Fallback>
+            <w:pict>
+              <v:line w14:anchorId="34FAA4A0" id="Conector recto 1" o:spid="_x0000_s1026" style="position:absolute;flip:y;z-index:251671552;visibility:visible;mso-wrap-style:square;mso-width-percent:0;mso-height-percent:0;mso-wrap-distance-left:9pt;mso-wrap-distance-top:0;mso-wrap-distance-right:9pt;mso-wrap-distance-bottom:0;mso-position-horizontal:right;mso-position-horizontal-relative:margin;mso-position-vertical:absolute;mso-position-vertical-relative:text;mso-width-percent:0;mso-height-percent:0;mso-width-relative:margin;mso-height-relative:margin" from="127.05pt,12.4pt" to="305.3pt,12.4pt" o:gfxdata="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" strokecolor="black [3200]" strokeweight=".5pt">
+                <v:stroke joinstyle="miter"/>
+                <w10:wrap anchorx="margin"/>
+              </v:line>
+            </w:pict>
+          </mc:Fallback>
+        </mc:AlternateContent>
+      </w:r>
+      <w:r>
+        <w:rPr>
+          <w:noProof/>
+          <w:sz w:val="22"/>
+          <w:szCs w:val="22"/>
+        </w:rPr>
+        <mc:AlternateContent>
+          <mc:Choice Requires="wps">
+            <w:drawing>
+              <wp:anchor distT="0" distB="0" distL="114300" distR="114300" simplePos="0" relativeHeight="251663360" behindDoc="0" locked="0" layoutInCell="1" allowOverlap="1" wp14:anchorId="054CC392" wp14:editId="0E6ADE33">
+                <wp:simplePos x="0" y="0"/>
+                <wp:positionH relativeFrom="margin">
+                  <wp:align>left</wp:align>
+                </wp:positionH>
+                <wp:positionV relativeFrom="paragraph">
+                  <wp:posOffset>157480</wp:posOffset>
+                </wp:positionV>
+                <wp:extent cx="2264400" cy="0"/>
+                <wp:effectExtent l="0" t="0" r="0" b="0"/>
+                <wp:wrapNone/>
+                <wp:docPr id="138732434" name="Conector recto 1"/>
+                <wp:cNvGraphicFramePr/>
+                <a:graphic xmlns:a="http://schemas.openxmlformats.org/drawingml/2006/main">
+                  <a:graphicData uri="http://schemas.microsoft.com/office/word/2010/wordprocessingShape">
+                    <wps:wsp>
+                      <wps:cNvCnPr/>
+                      <wps:spPr>
+                        <a:xfrm>
+                          <a:off x="0" y="0"/>
+                          <a:ext cx="2264400" cy="0"/>
+                        </a:xfrm>
+                        <a:prstGeom prst="line">
+                          <a:avLst/>
+                        </a:prstGeom>
+                      </wps:spPr>
+                      <wps:style>
+                        <a:lnRef idx="1">
+                          <a:schemeClr val="dk1"/>
+                        </a:lnRef>
+                        <a:fillRef idx="0">
+                          <a:schemeClr val="dk1"/>
+                        </a:fillRef>
+                        <a:effectRef idx="0">
+                          <a:schemeClr val="dk1"/>
+                        </a:effectRef>
+                        <a:fontRef idx="minor">
+                          <a:schemeClr val="tx1"/>
+                        </a:fontRef>
+                      </wps:style>
+                      <wps:bodyPr/>
+                    </wps:wsp>
+                  </a:graphicData>
+                </a:graphic>
+                <wp14:sizeRelH relativeFrom="margin">
+                  <wp14:pctWidth>0</wp14:pctWidth>
+                </wp14:sizeRelH>
+                <wp14:sizeRelV relativeFrom="margin">
+                  <wp14:pctHeight>0</wp14:pctHeight>
+                </wp14:sizeRelV>
+              </wp:anchor>
+            </w:drawing>
+          </mc:Choice>
+          <mc:Fallback>
+            <w:pict>
+              <v:line w14:anchorId="7746065A" id="Conector recto 1" o:spid="_x0000_s1026" style="position:absolute;z-index:251663360;visibility:visible;mso-wrap-style:square;mso-width-percent:0;mso-height-percent:0;mso-wrap-distance-left:9pt;mso-wrap-distance-top:0;mso-wrap-distance-right:9pt;mso-wrap-distance-bottom:0;mso-position-horizontal:left;mso-position-horizontal-relative:margin;mso-position-vertical:absolute;mso-position-vertical-relative:text;mso-width-percent:0;mso-height-percent:0;mso-width-relative:margin;mso-height-relative:margin" from="0,12.4pt" to="178.3pt,12.4pt" o:gfxdata="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" strokecolor="black [3200]" strokeweight=".5pt">
+                <v:stroke joinstyle="miter"/>
+                <w10:wrap anchorx="margin"/>
+              </v:line>
+            </w:pict>
+          </mc:Fallback>
+        </mc:AlternateContent>
+      </w:r>
+    </w:p>
+    <w:p>
+      <w:pPr>
+        <w:tabs>
+          <w:tab w:val="right" w:pos="8838"/>
+        </w:tabs>
+        <w:spacing w:after="0" w:line="276" w:lineRule="auto"/>
+        <w:jc w:val="both"/>
+        <w:rPr>
+          <w:rFonts w:ascii="Arial" w:hAnsi="Arial" w:cs="Arial"/>
+          <w:sz w:val="22"/>
+          <w:szCs w:val="22"/>
+        </w:rPr>
+      </w:pPr>
+      <w:r>
+        <w:rPr>
+          <w:rFonts w:ascii="Arial" w:hAnsi="Arial" w:cs="Arial"/>
+          <w:sz w:val="22"/>
+          <w:szCs w:val="22"/>
+        </w:rPr>
+        <w:t xml:space="preserve">                 </w:t>
+      </w:r>
+      <w:r>
+        <w:rPr>
+          <w:rFonts w:ascii="Arial" w:hAnsi="Arial" w:cs="Arial"/>
+          <w:sz w:val="22"/>
+          <w:szCs w:val="22"/>
+        </w:rPr>
+        <w:t>Gabriel Montiel</w:t>
+      </w:r>
+      <w:r>
+        <w:rPr>
+          <w:rFonts w:ascii="Arial" w:hAnsi="Arial" w:cs="Arial"/>
+          <w:sz w:val="22"/>
+          <w:szCs w:val="22"/>
+        </w:rPr>
+        <w:tab/>
+        <w:t>Firma del Tutor Académico</w:t>
+      </w:r>
+      <w:r>
+        <w:rPr>
+          <w:rFonts w:ascii="Arial" w:hAnsi="Arial" w:cs="Arial"/>
+          <w:sz w:val="22"/>
+          <w:szCs w:val="22"/>
+        </w:rPr>
+        <w:t xml:space="preserve">      </w:t>
+      </w:r>
+      <w:r>
+        <w:rPr>
+          <w:rFonts w:ascii="Arial" w:hAnsi="Arial" w:cs="Arial"/>
+          <w:color w:val="FFFFFF" w:themeColor="background1"/>
+          <w:sz w:val="22"/>
+          <w:szCs w:val="22"/>
+        </w:rPr>
+        <w:t>i</w:t>
+      </w:r>
+    </w:p>
+    <w:p>
+      <w:pPr>
+        <w:spacing w:line="360" w:lineRule="auto"/>
+        <w:jc w:val="both"/>
+        <w:rPr>
+          <w:rFonts w:ascii="Arial" w:hAnsi="Arial" w:cs="Arial"/>
+          <w:b/>
+          <w:bCs/>
+          <w:sz w:val="22"/>
+          <w:szCs w:val="22"/>
+        </w:rPr>
+      </w:pPr>
+      <w:r>
+        <w:rPr>
+          <w:rFonts w:ascii="Arial" w:hAnsi="Arial" w:cs="Arial"/>
+          <w:b/>
+          <w:bCs/>
+          <w:sz w:val="22"/>
+          <w:szCs w:val="22"/>
         </w:rPr>
         <w:lastRenderedPageBreak/>
         <w:t>Antes del cambio:</w:t>
@@ -309,10 +980,12 @@
     </w:p>
     <w:p>
       <w:pPr>
-        <w:spacing w:line="276" w:lineRule="auto"/>
+        <w:spacing w:line="360" w:lineRule="auto"/>
         <w:jc w:val="both"/>
         <w:rPr>
           <w:rFonts w:ascii="Arial" w:hAnsi="Arial" w:cs="Arial"/>
+          <w:sz w:val="22"/>
+          <w:szCs w:val="22"/>
         </w:rPr>
       </w:pPr>
       <w:r>
@@ -320,6 +993,8 @@
           <w:rFonts w:ascii="Arial" w:hAnsi="Arial" w:cs="Arial"/>
           <w:b/>
           <w:bCs/>
+          <w:sz w:val="22"/>
+          <w:szCs w:val="22"/>
         </w:rPr>
         <w:t>T</w:t>
       </w:r>
@@ -328,6 +1003,8 @@
           <w:rFonts w:ascii="Arial" w:hAnsi="Arial" w:cs="Arial"/>
           <w:b/>
           <w:bCs/>
+          <w:sz w:val="22"/>
+          <w:szCs w:val="22"/>
         </w:rPr>
         <w:t>í</w:t>
       </w:r>
@@ -336,6 +1013,8 @@
           <w:rFonts w:ascii="Arial" w:hAnsi="Arial" w:cs="Arial"/>
           <w:b/>
           <w:bCs/>
+          <w:sz w:val="22"/>
+          <w:szCs w:val="22"/>
         </w:rPr>
         <w:t>tulo</w:t>
       </w:r>
@@ -344,65 +1023,99 @@
           <w:rFonts w:ascii="Arial" w:hAnsi="Arial" w:cs="Arial"/>
           <w:b/>
           <w:bCs/>
+          <w:sz w:val="22"/>
+          <w:szCs w:val="22"/>
         </w:rPr>
         <w:t>:</w:t>
       </w:r>
       <w:r>
         <w:rPr>
           <w:rFonts w:ascii="Arial" w:hAnsi="Arial" w:cs="Arial"/>
-        </w:rPr>
-        <w:t xml:space="preserve"> </w:t>
-      </w:r>
-      <w:r>
-        <w:rPr>
-          <w:rFonts w:ascii="Arial" w:hAnsi="Arial" w:cs="Arial"/>
-        </w:rPr>
-        <w:t xml:space="preserve">Aplicación educativa gamificada para </w:t>
-      </w:r>
-      <w:r>
-        <w:rPr>
-          <w:rFonts w:ascii="Arial" w:hAnsi="Arial" w:cs="Arial"/>
-        </w:rPr>
-        <w:t xml:space="preserve">potenciar </w:t>
-      </w:r>
-      <w:r>
-        <w:rPr>
-          <w:rFonts w:ascii="Arial" w:hAnsi="Arial" w:cs="Arial"/>
-        </w:rPr>
-        <w:t>el rendimiento académico de los estudiantes de media general y bachillerato en Venezuela</w:t>
+          <w:sz w:val="22"/>
+          <w:szCs w:val="22"/>
+        </w:rPr>
+        <w:t xml:space="preserve"> Aplicación educativa </w:t>
+      </w:r>
+      <w:proofErr w:type="spellStart"/>
+      <w:r>
+        <w:rPr>
+          <w:rFonts w:ascii="Arial" w:hAnsi="Arial" w:cs="Arial"/>
+          <w:sz w:val="22"/>
+          <w:szCs w:val="22"/>
+        </w:rPr>
+        <w:t>gamificada</w:t>
+      </w:r>
+      <w:proofErr w:type="spellEnd"/>
+      <w:r>
+        <w:rPr>
+          <w:rFonts w:ascii="Arial" w:hAnsi="Arial" w:cs="Arial"/>
+          <w:sz w:val="22"/>
+          <w:szCs w:val="22"/>
+        </w:rPr>
+        <w:t xml:space="preserve"> para potenciar el rendimiento académico de los estudiantes de media general y bachillerato en Venezuela</w:t>
       </w:r>
     </w:p>
     <w:p>
       <w:pPr>
         <w:pStyle w:val="Tesis"/>
-        <w:spacing w:line="276" w:lineRule="auto"/>
+        <w:spacing w:line="360" w:lineRule="auto"/>
         <w:ind w:firstLine="0"/>
+        <w:rPr>
+          <w:sz w:val="22"/>
+          <w:szCs w:val="22"/>
+        </w:rPr>
       </w:pPr>
       <w:r>
         <w:rPr>
           <w:b/>
           <w:bCs/>
+          <w:sz w:val="22"/>
+          <w:szCs w:val="22"/>
         </w:rPr>
         <w:t xml:space="preserve">Objetivo General: </w:t>
       </w:r>
       <w:r>
-        <w:t>Desarrollar una Aplicación educativa gamificada para potenciar el rendimiento académico en estudiantes de media básica y bachillerato en Venezuela.</w:t>
+        <w:rPr>
+          <w:sz w:val="22"/>
+          <w:szCs w:val="22"/>
+        </w:rPr>
+        <w:t xml:space="preserve">Desarrollar una Aplicación educativa </w:t>
+      </w:r>
+      <w:proofErr w:type="spellStart"/>
+      <w:r>
+        <w:rPr>
+          <w:sz w:val="22"/>
+          <w:szCs w:val="22"/>
+        </w:rPr>
+        <w:t>gamificada</w:t>
+      </w:r>
+      <w:proofErr w:type="spellEnd"/>
+      <w:r>
+        <w:rPr>
+          <w:sz w:val="22"/>
+          <w:szCs w:val="22"/>
+        </w:rPr>
+        <w:t xml:space="preserve"> para potenciar el rendimiento académico en estudiantes de media básica y bachillerato en Venezuela.</w:t>
       </w:r>
     </w:p>
     <w:p>
       <w:pPr>
         <w:pStyle w:val="Tesis"/>
-        <w:spacing w:line="276" w:lineRule="auto"/>
+        <w:spacing w:line="360" w:lineRule="auto"/>
         <w:ind w:firstLine="0"/>
         <w:rPr>
           <w:b/>
           <w:bCs/>
+          <w:sz w:val="22"/>
+          <w:szCs w:val="22"/>
         </w:rPr>
       </w:pPr>
       <w:r>
         <w:rPr>
           <w:b/>
           <w:bCs/>
+          <w:sz w:val="22"/>
+          <w:szCs w:val="22"/>
         </w:rPr>
         <w:t>Objetivos específicos:</w:t>
       </w:r>
@@ -410,117 +1123,147 @@
     <w:p>
       <w:pPr>
         <w:pStyle w:val="Tesis"/>
-        <w:spacing w:line="276" w:lineRule="auto"/>
+        <w:spacing w:line="360" w:lineRule="auto"/>
         <w:ind w:firstLine="0"/>
         <w:rPr>
           <w:b/>
           <w:bCs/>
-        </w:rPr>
-      </w:pPr>
-      <w:r>
+          <w:sz w:val="22"/>
+          <w:szCs w:val="22"/>
+        </w:rPr>
+      </w:pPr>
+      <w:r>
+        <w:rPr>
+          <w:sz w:val="22"/>
+          <w:szCs w:val="22"/>
+        </w:rPr>
         <w:t>Analizar la situación actual de los estudiantes de media básica y bachillerato.</w:t>
       </w:r>
     </w:p>
     <w:p>
       <w:pPr>
-        <w:spacing w:line="276" w:lineRule="auto"/>
+        <w:spacing w:line="360" w:lineRule="auto"/>
         <w:jc w:val="both"/>
         <w:rPr>
           <w:rFonts w:ascii="Arial" w:hAnsi="Arial" w:cs="Arial"/>
           <w:b/>
           <w:bCs/>
-        </w:rPr>
-      </w:pPr>
-      <w:r>
-        <w:rPr>
-          <w:rFonts w:ascii="Arial" w:hAnsi="Arial" w:cs="Arial"/>
+          <w:sz w:val="22"/>
+          <w:szCs w:val="22"/>
+        </w:rPr>
+      </w:pPr>
+      <w:r>
+        <w:rPr>
+          <w:rFonts w:ascii="Arial" w:hAnsi="Arial" w:cs="Arial"/>
+          <w:sz w:val="22"/>
+          <w:szCs w:val="22"/>
         </w:rPr>
         <w:t>Determinar los requerimientos necesarios para desarrollar la aplicación.</w:t>
       </w:r>
     </w:p>
     <w:p>
       <w:pPr>
-        <w:spacing w:line="276" w:lineRule="auto"/>
+        <w:spacing w:line="360" w:lineRule="auto"/>
         <w:jc w:val="both"/>
         <w:rPr>
           <w:rFonts w:ascii="Arial" w:hAnsi="Arial" w:cs="Arial"/>
           <w:b/>
           <w:bCs/>
-        </w:rPr>
-      </w:pPr>
-      <w:r>
-        <w:rPr>
-          <w:rFonts w:ascii="Arial" w:hAnsi="Arial" w:cs="Arial"/>
+          <w:sz w:val="22"/>
+          <w:szCs w:val="22"/>
+        </w:rPr>
+      </w:pPr>
+      <w:r>
+        <w:rPr>
+          <w:rFonts w:ascii="Arial" w:hAnsi="Arial" w:cs="Arial"/>
+          <w:sz w:val="22"/>
+          <w:szCs w:val="22"/>
         </w:rPr>
         <w:t>Diseñar el prototipo de la aplicación a partir de los requerimientos previamente identificados.</w:t>
       </w:r>
     </w:p>
     <w:p>
       <w:pPr>
-        <w:spacing w:line="276" w:lineRule="auto"/>
+        <w:spacing w:line="360" w:lineRule="auto"/>
         <w:jc w:val="both"/>
         <w:rPr>
           <w:rFonts w:ascii="Arial" w:hAnsi="Arial" w:cs="Arial"/>
           <w:b/>
           <w:bCs/>
-        </w:rPr>
-      </w:pPr>
-      <w:r>
-        <w:rPr>
-          <w:rFonts w:ascii="Arial" w:hAnsi="Arial" w:cs="Arial"/>
+          <w:sz w:val="22"/>
+          <w:szCs w:val="22"/>
+        </w:rPr>
+      </w:pPr>
+      <w:r>
+        <w:rPr>
+          <w:rFonts w:ascii="Arial" w:hAnsi="Arial" w:cs="Arial"/>
+          <w:sz w:val="22"/>
+          <w:szCs w:val="22"/>
         </w:rPr>
         <w:t>Construir la aplicación a partir del diseño del prototipo.</w:t>
       </w:r>
     </w:p>
     <w:p>
       <w:pPr>
-        <w:spacing w:line="276" w:lineRule="auto"/>
+        <w:spacing w:line="360" w:lineRule="auto"/>
         <w:jc w:val="both"/>
         <w:rPr>
           <w:rFonts w:ascii="Arial" w:hAnsi="Arial" w:cs="Arial"/>
           <w:b/>
           <w:bCs/>
-        </w:rPr>
-      </w:pPr>
-      <w:r>
-        <w:rPr>
-          <w:rFonts w:ascii="Arial" w:hAnsi="Arial" w:cs="Arial"/>
+          <w:sz w:val="22"/>
+          <w:szCs w:val="22"/>
+        </w:rPr>
+      </w:pPr>
+      <w:r>
+        <w:rPr>
+          <w:rFonts w:ascii="Arial" w:hAnsi="Arial" w:cs="Arial"/>
+          <w:sz w:val="22"/>
+          <w:szCs w:val="22"/>
         </w:rPr>
         <w:t>Verificar la funcionalidad del sistema mediante pruebas de funcionamiento.</w:t>
       </w:r>
     </w:p>
     <w:p>
       <w:pPr>
-        <w:spacing w:line="276" w:lineRule="auto"/>
+        <w:spacing w:line="360" w:lineRule="auto"/>
         <w:jc w:val="both"/>
         <w:rPr>
           <w:rFonts w:ascii="Arial" w:hAnsi="Arial" w:cs="Arial"/>
-        </w:rPr>
-      </w:pPr>
-      <w:r>
-        <w:rPr>
-          <w:rFonts w:ascii="Arial" w:hAnsi="Arial" w:cs="Arial"/>
+          <w:sz w:val="22"/>
+          <w:szCs w:val="22"/>
+        </w:rPr>
+      </w:pPr>
+      <w:r>
+        <w:rPr>
+          <w:rFonts w:ascii="Arial" w:hAnsi="Arial" w:cs="Arial"/>
+          <w:sz w:val="22"/>
+          <w:szCs w:val="22"/>
         </w:rPr>
         <w:t>Redactar un manual de usuario de la aplicación.</w:t>
       </w:r>
     </w:p>
     <w:p>
       <w:pPr>
-        <w:spacing w:line="276" w:lineRule="auto"/>
+        <w:spacing w:line="360" w:lineRule="auto"/>
         <w:jc w:val="both"/>
         <w:rPr>
           <w:rFonts w:ascii="Arial" w:hAnsi="Arial" w:cs="Arial"/>
-        </w:rPr>
-      </w:pPr>
-    </w:p>
-    <w:p>
-      <w:pPr>
-        <w:spacing w:line="276" w:lineRule="auto"/>
+          <w:sz w:val="22"/>
+          <w:szCs w:val="22"/>
+        </w:rPr>
+      </w:pPr>
+    </w:p>
+    <w:p>
+      <w:pPr>
+        <w:spacing w:line="360" w:lineRule="auto"/>
         <w:jc w:val="both"/>
         <w:rPr>
           <w:rFonts w:ascii="Arial" w:hAnsi="Arial" w:cs="Arial"/>
           <w:b/>
           <w:bCs/>
+          <w:sz w:val="22"/>
+          <w:szCs w:val="22"/>
         </w:rPr>
       </w:pPr>
       <w:r>
@@ -528,201 +1271,246 @@
           <w:rFonts w:ascii="Arial" w:hAnsi="Arial" w:cs="Arial"/>
           <w:b/>
           <w:bCs/>
-        </w:rPr>
-        <w:t>Después</w:t>
-      </w:r>
+          <w:sz w:val="22"/>
+          <w:szCs w:val="22"/>
+        </w:rPr>
+        <w:t>Después del cambio:</w:t>
+      </w:r>
+    </w:p>
+    <w:p>
+      <w:pPr>
+        <w:spacing w:line="360" w:lineRule="auto"/>
+        <w:jc w:val="both"/>
+        <w:rPr>
+          <w:rFonts w:ascii="Arial" w:hAnsi="Arial" w:cs="Arial"/>
+          <w:sz w:val="22"/>
+          <w:szCs w:val="22"/>
+        </w:rPr>
+      </w:pPr>
       <w:r>
         <w:rPr>
           <w:rFonts w:ascii="Arial" w:hAnsi="Arial" w:cs="Arial"/>
           <w:b/>
           <w:bCs/>
-        </w:rPr>
-        <w:t xml:space="preserve"> del cambio:</w:t>
-      </w:r>
-    </w:p>
-    <w:p>
-      <w:pPr>
-        <w:spacing w:line="276" w:lineRule="auto"/>
-        <w:jc w:val="both"/>
-        <w:rPr>
-          <w:rFonts w:ascii="Arial" w:hAnsi="Arial" w:cs="Arial"/>
-        </w:rPr>
-      </w:pPr>
-      <w:r>
-        <w:rPr>
-          <w:rFonts w:ascii="Arial" w:hAnsi="Arial" w:cs="Arial"/>
+          <w:sz w:val="22"/>
+          <w:szCs w:val="22"/>
+        </w:rPr>
+        <w:t>Título:</w:t>
+      </w:r>
+      <w:r>
+        <w:rPr>
+          <w:rFonts w:ascii="Arial" w:hAnsi="Arial" w:cs="Arial"/>
+          <w:sz w:val="22"/>
+          <w:szCs w:val="22"/>
+        </w:rPr>
+        <w:t xml:space="preserve"> Aplicación educativa </w:t>
+      </w:r>
+      <w:proofErr w:type="spellStart"/>
+      <w:r>
+        <w:rPr>
+          <w:rFonts w:ascii="Arial" w:hAnsi="Arial" w:cs="Arial"/>
+          <w:sz w:val="22"/>
+          <w:szCs w:val="22"/>
+        </w:rPr>
+        <w:t>gamificada</w:t>
+      </w:r>
+      <w:proofErr w:type="spellEnd"/>
+      <w:r>
+        <w:rPr>
+          <w:rFonts w:ascii="Arial" w:hAnsi="Arial" w:cs="Arial"/>
+          <w:sz w:val="22"/>
+          <w:szCs w:val="22"/>
+        </w:rPr>
+        <w:t xml:space="preserve"> para potenciar el rendimiento académico de los estudiantes de bachillerato en Venezuela</w:t>
+      </w:r>
+    </w:p>
+    <w:p>
+      <w:pPr>
+        <w:pStyle w:val="Tesis"/>
+        <w:spacing w:line="360" w:lineRule="auto"/>
+        <w:ind w:firstLine="0"/>
+        <w:rPr>
+          <w:sz w:val="22"/>
+          <w:szCs w:val="22"/>
+        </w:rPr>
+      </w:pPr>
+      <w:r>
+        <w:rPr>
           <w:b/>
           <w:bCs/>
-        </w:rPr>
-        <w:t>Título:</w:t>
-      </w:r>
-      <w:r>
-        <w:rPr>
-          <w:rFonts w:ascii="Arial" w:hAnsi="Arial" w:cs="Arial"/>
-        </w:rPr>
-        <w:t xml:space="preserve"> </w:t>
-      </w:r>
-      <w:r>
-        <w:rPr>
-          <w:rFonts w:ascii="Arial" w:hAnsi="Arial" w:cs="Arial"/>
-        </w:rPr>
-        <w:t xml:space="preserve">Aplicación educativa gamificada para </w:t>
-      </w:r>
-      <w:r>
-        <w:rPr>
-          <w:rFonts w:ascii="Arial" w:hAnsi="Arial" w:cs="Arial"/>
-        </w:rPr>
-        <w:t xml:space="preserve">potenciar </w:t>
-      </w:r>
-      <w:r>
-        <w:rPr>
-          <w:rFonts w:ascii="Arial" w:hAnsi="Arial" w:cs="Arial"/>
-        </w:rPr>
-        <w:t>el rendimiento académico de los estudiantes de bachillerato en Venezuela</w:t>
+          <w:sz w:val="22"/>
+          <w:szCs w:val="22"/>
+        </w:rPr>
+        <w:t xml:space="preserve">Objetivo General: </w:t>
+      </w:r>
+      <w:r>
+        <w:rPr>
+          <w:sz w:val="22"/>
+          <w:szCs w:val="22"/>
+        </w:rPr>
+        <w:t xml:space="preserve">Desarrollar una Aplicación educativa </w:t>
+      </w:r>
+      <w:proofErr w:type="spellStart"/>
+      <w:r>
+        <w:rPr>
+          <w:sz w:val="22"/>
+          <w:szCs w:val="22"/>
+        </w:rPr>
+        <w:t>gamificada</w:t>
+      </w:r>
+      <w:proofErr w:type="spellEnd"/>
+      <w:r>
+        <w:rPr>
+          <w:sz w:val="22"/>
+          <w:szCs w:val="22"/>
+        </w:rPr>
+        <w:t xml:space="preserve"> para potenciar el rendimiento académico en estudiantes de bachillerato en Venezuela.</w:t>
       </w:r>
     </w:p>
     <w:p>
       <w:pPr>
         <w:pStyle w:val="Tesis"/>
-        <w:spacing w:line="276" w:lineRule="auto"/>
+        <w:spacing w:line="360" w:lineRule="auto"/>
         <w:ind w:firstLine="0"/>
-      </w:pPr>
-      <w:r>
         <w:rPr>
           <w:b/>
           <w:bCs/>
-        </w:rPr>
-        <w:t xml:space="preserve">Objetivo General: </w:t>
-      </w:r>
-      <w:r>
-        <w:t>Desarrollar una Aplicación educativa gamificada para potenciar el rendimiento académico en estudiantes de bachillerato en Venezuela.</w:t>
-      </w:r>
-    </w:p>
-    <w:p>
-      <w:pPr>
-        <w:pStyle w:val="Tesis"/>
-        <w:spacing w:line="276" w:lineRule="auto"/>
-        <w:ind w:firstLine="0"/>
+          <w:sz w:val="22"/>
+          <w:szCs w:val="22"/>
+        </w:rPr>
+      </w:pPr>
+      <w:r>
         <w:rPr>
           <w:b/>
           <w:bCs/>
-        </w:rPr>
-      </w:pPr>
-      <w:r>
+          <w:sz w:val="22"/>
+          <w:szCs w:val="22"/>
+        </w:rPr>
+        <w:t>Objetivos específicos:</w:t>
+      </w:r>
+    </w:p>
+    <w:p>
+      <w:pPr>
+        <w:pStyle w:val="Tesis"/>
+        <w:spacing w:line="360" w:lineRule="auto"/>
+        <w:ind w:firstLine="0"/>
         <w:rPr>
           <w:b/>
           <w:bCs/>
-        </w:rPr>
-        <w:t>Objetivos específicos:</w:t>
-      </w:r>
-    </w:p>
-    <w:p>
-      <w:pPr>
-        <w:pStyle w:val="Tesis"/>
-        <w:spacing w:line="276" w:lineRule="auto"/>
-        <w:ind w:firstLine="0"/>
-        <w:rPr>
+          <w:sz w:val="22"/>
+          <w:szCs w:val="22"/>
+        </w:rPr>
+      </w:pPr>
+      <w:r>
+        <w:rPr>
+          <w:sz w:val="22"/>
+          <w:szCs w:val="22"/>
+        </w:rPr>
+        <w:t>Analizar la situación actual de los estudiantes de bachillerato.</w:t>
+      </w:r>
+    </w:p>
+    <w:p>
+      <w:pPr>
+        <w:spacing w:line="360" w:lineRule="auto"/>
+        <w:jc w:val="both"/>
+        <w:rPr>
+          <w:rFonts w:ascii="Arial" w:hAnsi="Arial" w:cs="Arial"/>
           <w:b/>
           <w:bCs/>
-        </w:rPr>
-      </w:pPr>
-      <w:r>
-        <w:t>Analizar la situación actual de los estudiantes de bachillerato.</w:t>
-      </w:r>
-    </w:p>
-    <w:p>
-      <w:pPr>
-        <w:spacing w:line="276" w:lineRule="auto"/>
+          <w:sz w:val="22"/>
+          <w:szCs w:val="22"/>
+        </w:rPr>
+      </w:pPr>
+      <w:r>
+        <w:rPr>
+          <w:rFonts w:ascii="Arial" w:hAnsi="Arial" w:cs="Arial"/>
+          <w:sz w:val="22"/>
+          <w:szCs w:val="22"/>
+        </w:rPr>
+        <w:t>Determinar los requerimientos necesarios para desarrollar la aplicación.</w:t>
+      </w:r>
+    </w:p>
+    <w:p>
+      <w:pPr>
+        <w:spacing w:line="360" w:lineRule="auto"/>
         <w:jc w:val="both"/>
         <w:rPr>
           <w:rFonts w:ascii="Arial" w:hAnsi="Arial" w:cs="Arial"/>
           <w:b/>
           <w:bCs/>
-        </w:rPr>
-      </w:pPr>
-      <w:r>
-        <w:rPr>
-          <w:rFonts w:ascii="Arial" w:hAnsi="Arial" w:cs="Arial"/>
-        </w:rPr>
-        <w:t>Determinar los requerimientos necesarios para desarrollar la aplicación.</w:t>
-      </w:r>
-    </w:p>
-    <w:p>
-      <w:pPr>
-        <w:spacing w:line="276" w:lineRule="auto"/>
+          <w:sz w:val="22"/>
+          <w:szCs w:val="22"/>
+        </w:rPr>
+      </w:pPr>
+      <w:r>
+        <w:rPr>
+          <w:rFonts w:ascii="Arial" w:hAnsi="Arial" w:cs="Arial"/>
+          <w:sz w:val="22"/>
+          <w:szCs w:val="22"/>
+        </w:rPr>
+        <w:t>Diseñar el prototipo de la aplicación a partir de los requerimientos previamente identificados.</w:t>
+      </w:r>
+    </w:p>
+    <w:p>
+      <w:pPr>
+        <w:spacing w:line="360" w:lineRule="auto"/>
         <w:jc w:val="both"/>
         <w:rPr>
           <w:rFonts w:ascii="Arial" w:hAnsi="Arial" w:cs="Arial"/>
           <w:b/>
           <w:bCs/>
-        </w:rPr>
-      </w:pPr>
-      <w:r>
-        <w:rPr>
-          <w:rFonts w:ascii="Arial" w:hAnsi="Arial" w:cs="Arial"/>
-        </w:rPr>
-        <w:t>Diseñar el prototipo de la aplicación a partir de los requerimientos previamente identificados.</w:t>
-      </w:r>
-    </w:p>
-    <w:p>
-      <w:pPr>
-        <w:spacing w:line="276" w:lineRule="auto"/>
+          <w:sz w:val="22"/>
+          <w:szCs w:val="22"/>
+        </w:rPr>
+      </w:pPr>
+      <w:r>
+        <w:rPr>
+          <w:rFonts w:ascii="Arial" w:hAnsi="Arial" w:cs="Arial"/>
+          <w:sz w:val="22"/>
+          <w:szCs w:val="22"/>
+        </w:rPr>
+        <w:t>Construir la aplicación a partir del diseño del prototipo.</w:t>
+      </w:r>
+    </w:p>
+    <w:p>
+      <w:pPr>
+        <w:spacing w:line="360" w:lineRule="auto"/>
         <w:jc w:val="both"/>
         <w:rPr>
           <w:rFonts w:ascii="Arial" w:hAnsi="Arial" w:cs="Arial"/>
           <w:b/>
           <w:bCs/>
-        </w:rPr>
-      </w:pPr>
-      <w:r>
-        <w:rPr>
-          <w:rFonts w:ascii="Arial" w:hAnsi="Arial" w:cs="Arial"/>
-        </w:rPr>
-        <w:t>Construir la aplicación a partir del diseño del prototipo.</w:t>
-      </w:r>
-    </w:p>
-    <w:p>
-      <w:pPr>
-        <w:spacing w:line="276" w:lineRule="auto"/>
+          <w:sz w:val="22"/>
+          <w:szCs w:val="22"/>
+        </w:rPr>
+      </w:pPr>
+      <w:r>
+        <w:rPr>
+          <w:rFonts w:ascii="Arial" w:hAnsi="Arial" w:cs="Arial"/>
+          <w:sz w:val="22"/>
+          <w:szCs w:val="22"/>
+        </w:rPr>
+        <w:t>Verificar la funcionalidad del sistema mediante pruebas de funcionamiento.</w:t>
+      </w:r>
+    </w:p>
+    <w:p>
+      <w:pPr>
+        <w:spacing w:line="360" w:lineRule="auto"/>
         <w:jc w:val="both"/>
         <w:rPr>
           <w:rFonts w:ascii="Arial" w:hAnsi="Arial" w:cs="Arial"/>
-          <w:b/>
-          <w:bCs/>
-        </w:rPr>
-      </w:pPr>
-      <w:r>
-        <w:rPr>
-          <w:rFonts w:ascii="Arial" w:hAnsi="Arial" w:cs="Arial"/>
-        </w:rPr>
-        <w:t>Verificar la funcionalidad del sistema mediante pruebas de funcionamiento.</w:t>
-      </w:r>
-    </w:p>
-    <w:p>
-      <w:pPr>
-        <w:spacing w:line="276" w:lineRule="auto"/>
-        <w:jc w:val="both"/>
-        <w:rPr>
-          <w:rFonts w:ascii="Arial" w:hAnsi="Arial" w:cs="Arial"/>
-        </w:rPr>
-      </w:pPr>
-      <w:r>
-        <w:rPr>
-          <w:rFonts w:ascii="Arial" w:hAnsi="Arial" w:cs="Arial"/>
+          <w:sz w:val="22"/>
+          <w:szCs w:val="22"/>
+        </w:rPr>
+      </w:pPr>
+      <w:r>
+        <w:rPr>
+          <w:rFonts w:ascii="Arial" w:hAnsi="Arial" w:cs="Arial"/>
+          <w:sz w:val="22"/>
+          <w:szCs w:val="22"/>
         </w:rPr>
         <w:t>Redactar un manual de usuario de la aplicación.</w:t>
       </w:r>
-    </w:p>
-    <w:p>
-      <w:pPr>
-        <w:spacing w:line="360" w:lineRule="auto"/>
-        <w:jc w:val="both"/>
-        <w:rPr>
-          <w:rFonts w:ascii="Arial" w:hAnsi="Arial" w:cs="Arial"/>
-          <w:sz w:val="22"/>
-          <w:szCs w:val="22"/>
-        </w:rPr>
-      </w:pPr>
     </w:p>
     <w:sectPr>
       <w:pgSz w:w="12240" w:h="15840"/>

--- a/Capitulos de Tesis/Carta de Solicitud.docx
+++ b/Capitulos de Tesis/Carta de Solicitud.docx
@@ -336,18 +336,6 @@
         </w:rPr>
         <w:t>Atentamente,</w:t>
       </w:r>
-    </w:p>
-    <w:p>
-      <w:pPr>
-        <w:pStyle w:val="Tesis"/>
-        <w:spacing w:line="360" w:lineRule="auto"/>
-        <w:ind w:firstLine="0"/>
-        <w:rPr>
-          <w:color w:val="000000" w:themeColor="text1"/>
-          <w:sz w:val="22"/>
-          <w:szCs w:val="22"/>
-        </w:rPr>
-      </w:pPr>
     </w:p>
     <w:p>
       <w:pPr>
@@ -503,17 +491,6 @@
           <w:szCs w:val="22"/>
         </w:rPr>
       </w:pPr>
-    </w:p>
-    <w:p>
-      <w:pPr>
-        <w:pStyle w:val="Tesis"/>
-        <w:spacing w:after="0" w:line="276" w:lineRule="auto"/>
-        <w:ind w:firstLine="0"/>
-        <w:rPr>
-          <w:sz w:val="22"/>
-          <w:szCs w:val="22"/>
-        </w:rPr>
-      </w:pPr>
       <w:r>
         <w:rPr>
           <w:noProof/>
@@ -742,17 +719,6 @@
           <w:szCs w:val="22"/>
         </w:rPr>
       </w:pPr>
-    </w:p>
-    <w:p>
-      <w:pPr>
-        <w:pStyle w:val="Tesis"/>
-        <w:spacing w:after="0" w:line="276" w:lineRule="auto"/>
-        <w:ind w:firstLine="0"/>
-        <w:rPr>
-          <w:sz w:val="22"/>
-          <w:szCs w:val="22"/>
-        </w:rPr>
-      </w:pPr>
       <w:r>
         <w:rPr>
           <w:noProof/>
@@ -966,7 +932,11 @@
           <w:szCs w:val="22"/>
         </w:rPr>
       </w:pPr>
-      <w:r>
+    </w:p>
+    <w:p>
+      <w:pPr>
+        <w:spacing w:line="360" w:lineRule="auto"/>
+        <w:jc w:val="both"/>
         <w:rPr>
           <w:rFonts w:ascii="Arial" w:hAnsi="Arial" w:cs="Arial"/>
           <w:b/>
@@ -974,19 +944,6 @@
           <w:sz w:val="22"/>
           <w:szCs w:val="22"/>
         </w:rPr>
-        <w:lastRenderedPageBreak/>
-        <w:t>Antes del cambio:</w:t>
-      </w:r>
-    </w:p>
-    <w:p>
-      <w:pPr>
-        <w:spacing w:line="360" w:lineRule="auto"/>
-        <w:jc w:val="both"/>
-        <w:rPr>
-          <w:rFonts w:ascii="Arial" w:hAnsi="Arial" w:cs="Arial"/>
-          <w:sz w:val="22"/>
-          <w:szCs w:val="22"/>
-        </w:rPr>
       </w:pPr>
       <w:r>
         <w:rPr>
@@ -996,6 +953,28 @@
           <w:sz w:val="22"/>
           <w:szCs w:val="22"/>
         </w:rPr>
+        <w:t>Antes del cambio:</w:t>
+      </w:r>
+    </w:p>
+    <w:p>
+      <w:pPr>
+        <w:spacing w:line="360" w:lineRule="auto"/>
+        <w:jc w:val="both"/>
+        <w:rPr>
+          <w:rFonts w:ascii="Arial" w:hAnsi="Arial" w:cs="Arial"/>
+          <w:sz w:val="22"/>
+          <w:szCs w:val="22"/>
+        </w:rPr>
+      </w:pPr>
+      <w:r>
+        <w:rPr>
+          <w:rFonts w:ascii="Arial" w:hAnsi="Arial" w:cs="Arial"/>
+          <w:b/>
+          <w:bCs/>
+          <w:sz w:val="22"/>
+          <w:szCs w:val="22"/>
+        </w:rPr>
+        <w:lastRenderedPageBreak/>
         <w:t>T</w:t>
       </w:r>
       <w:r>

--- a/Capitulos de Tesis/Carta de Solicitud.docx
+++ b/Capitulos de Tesis/Carta de Solicitud.docx
@@ -336,18 +336,6 @@
         </w:rPr>
         <w:t>Atentamente,</w:t>
       </w:r>
-    </w:p>
-    <w:p>
-      <w:pPr>
-        <w:pStyle w:val="Tesis"/>
-        <w:spacing w:after="0" w:line="276" w:lineRule="auto"/>
-        <w:ind w:firstLine="0"/>
-        <w:rPr>
-          <w:sz w:val="22"/>
-          <w:szCs w:val="22"/>
-          <w:u w:val="single"/>
-        </w:rPr>
-      </w:pPr>
     </w:p>
     <w:p>
       <w:pPr>
@@ -480,17 +468,6 @@
           <w:szCs w:val="22"/>
         </w:rPr>
       </w:pPr>
-    </w:p>
-    <w:p>
-      <w:pPr>
-        <w:pStyle w:val="Tesis"/>
-        <w:spacing w:after="0" w:line="276" w:lineRule="auto"/>
-        <w:ind w:firstLine="0"/>
-        <w:rPr>
-          <w:sz w:val="22"/>
-          <w:szCs w:val="22"/>
-        </w:rPr>
-      </w:pPr>
       <w:r>
         <w:rPr>
           <w:noProof/>
@@ -708,17 +685,6 @@
           <w:szCs w:val="22"/>
         </w:rPr>
       </w:pPr>
-    </w:p>
-    <w:p>
-      <w:pPr>
-        <w:pStyle w:val="Tesis"/>
-        <w:spacing w:after="0" w:line="276" w:lineRule="auto"/>
-        <w:ind w:firstLine="0"/>
-        <w:rPr>
-          <w:sz w:val="22"/>
-          <w:szCs w:val="22"/>
-        </w:rPr>
-      </w:pPr>
       <w:r>
         <w:rPr>
           <w:noProof/>
@@ -945,14 +911,54 @@
           <w:szCs w:val="22"/>
         </w:rPr>
       </w:pPr>
-      <w:r>
-        <w:rPr>
-          <w:rFonts w:ascii="Arial" w:hAnsi="Arial" w:cs="Arial"/>
-          <w:b/>
-          <w:bCs/>
-          <w:sz w:val="22"/>
-          <w:szCs w:val="22"/>
-        </w:rPr>
+    </w:p>
+    <w:p>
+      <w:pPr>
+        <w:spacing w:line="360" w:lineRule="auto"/>
+        <w:jc w:val="both"/>
+        <w:rPr>
+          <w:rFonts w:ascii="Arial" w:hAnsi="Arial" w:cs="Arial"/>
+          <w:b/>
+          <w:bCs/>
+          <w:sz w:val="22"/>
+          <w:szCs w:val="22"/>
+        </w:rPr>
+      </w:pPr>
+    </w:p>
+    <w:p>
+      <w:pPr>
+        <w:spacing w:line="360" w:lineRule="auto"/>
+        <w:jc w:val="both"/>
+        <w:rPr>
+          <w:rFonts w:ascii="Arial" w:hAnsi="Arial" w:cs="Arial"/>
+          <w:b/>
+          <w:bCs/>
+          <w:sz w:val="22"/>
+          <w:szCs w:val="22"/>
+        </w:rPr>
+      </w:pPr>
+    </w:p>
+    <w:p>
+      <w:pPr>
+        <w:spacing w:line="360" w:lineRule="auto"/>
+        <w:jc w:val="both"/>
+        <w:rPr>
+          <w:rFonts w:ascii="Arial" w:hAnsi="Arial" w:cs="Arial"/>
+          <w:b/>
+          <w:bCs/>
+          <w:sz w:val="22"/>
+          <w:szCs w:val="22"/>
+        </w:rPr>
+      </w:pPr>
+      <w:r>
+        <w:rPr>
+          <w:rFonts w:ascii="Arial" w:hAnsi="Arial" w:cs="Arial"/>
+          <w:b/>
+          <w:bCs/>
+          <w:sz w:val="22"/>
+          <w:szCs w:val="22"/>
+        </w:rPr>
+        <w:lastRenderedPageBreak/>
         <w:t>Antes del cambio:</w:t>
       </w:r>
     </w:p>
@@ -974,7 +980,6 @@
           <w:sz w:val="22"/>
           <w:szCs w:val="22"/>
         </w:rPr>
-        <w:lastRenderedPageBreak/>
         <w:t>T</w:t>
       </w:r>
       <w:r>

--- a/Capitulos de Tesis/Carta de Solicitud.docx
+++ b/Capitulos de Tesis/Carta de Solicitud.docx
@@ -181,25 +181,7 @@
           <w:sz w:val="22"/>
           <w:szCs w:val="22"/>
         </w:rPr>
-        <w:t xml:space="preserve"> “Aplicación educativa </w:t>
-      </w:r>
-      <w:proofErr w:type="spellStart"/>
-      <w:r>
-        <w:rPr>
-          <w:rFonts w:ascii="Arial" w:hAnsi="Arial" w:cs="Arial"/>
-          <w:sz w:val="22"/>
-          <w:szCs w:val="22"/>
-        </w:rPr>
-        <w:t>gamificada</w:t>
-      </w:r>
-      <w:proofErr w:type="spellEnd"/>
-      <w:r>
-        <w:rPr>
-          <w:rFonts w:ascii="Arial" w:hAnsi="Arial" w:cs="Arial"/>
-          <w:sz w:val="22"/>
-          <w:szCs w:val="22"/>
-        </w:rPr>
-        <w:t xml:space="preserve"> para </w:t>
+        <w:t xml:space="preserve"> “Aplicación educativa gamificada para </w:t>
       </w:r>
       <w:r>
         <w:rPr>
@@ -336,6 +318,30 @@
         </w:rPr>
         <w:t>Atentamente,</w:t>
       </w:r>
+    </w:p>
+    <w:p>
+      <w:pPr>
+        <w:pStyle w:val="Tesis"/>
+        <w:spacing w:after="0" w:line="276" w:lineRule="auto"/>
+        <w:ind w:firstLine="0"/>
+        <w:rPr>
+          <w:sz w:val="22"/>
+          <w:szCs w:val="22"/>
+          <w:u w:val="single"/>
+        </w:rPr>
+      </w:pPr>
+    </w:p>
+    <w:p>
+      <w:pPr>
+        <w:pStyle w:val="Tesis"/>
+        <w:spacing w:after="0" w:line="276" w:lineRule="auto"/>
+        <w:ind w:firstLine="0"/>
+        <w:rPr>
+          <w:sz w:val="22"/>
+          <w:szCs w:val="22"/>
+          <w:u w:val="single"/>
+        </w:rPr>
+      </w:pPr>
     </w:p>
     <w:p>
       <w:pPr>
@@ -468,6 +474,28 @@
           <w:szCs w:val="22"/>
         </w:rPr>
       </w:pPr>
+    </w:p>
+    <w:p>
+      <w:pPr>
+        <w:pStyle w:val="Tesis"/>
+        <w:spacing w:after="0" w:line="276" w:lineRule="auto"/>
+        <w:ind w:firstLine="0"/>
+        <w:rPr>
+          <w:sz w:val="22"/>
+          <w:szCs w:val="22"/>
+        </w:rPr>
+      </w:pPr>
+    </w:p>
+    <w:p>
+      <w:pPr>
+        <w:pStyle w:val="Tesis"/>
+        <w:spacing w:after="0" w:line="276" w:lineRule="auto"/>
+        <w:ind w:firstLine="0"/>
+        <w:rPr>
+          <w:sz w:val="22"/>
+          <w:szCs w:val="22"/>
+        </w:rPr>
+      </w:pPr>
       <w:r>
         <w:rPr>
           <w:noProof/>
@@ -685,6 +713,28 @@
           <w:szCs w:val="22"/>
         </w:rPr>
       </w:pPr>
+    </w:p>
+    <w:p>
+      <w:pPr>
+        <w:pStyle w:val="Tesis"/>
+        <w:spacing w:after="0" w:line="276" w:lineRule="auto"/>
+        <w:ind w:firstLine="0"/>
+        <w:rPr>
+          <w:sz w:val="22"/>
+          <w:szCs w:val="22"/>
+        </w:rPr>
+      </w:pPr>
+    </w:p>
+    <w:p>
+      <w:pPr>
+        <w:pStyle w:val="Tesis"/>
+        <w:spacing w:after="0" w:line="276" w:lineRule="auto"/>
+        <w:ind w:firstLine="0"/>
+        <w:rPr>
+          <w:sz w:val="22"/>
+          <w:szCs w:val="22"/>
+        </w:rPr>
+      </w:pPr>
       <w:r>
         <w:rPr>
           <w:noProof/>
@@ -911,45 +961,6 @@
           <w:szCs w:val="22"/>
         </w:rPr>
       </w:pPr>
-    </w:p>
-    <w:p>
-      <w:pPr>
-        <w:spacing w:line="360" w:lineRule="auto"/>
-        <w:jc w:val="both"/>
-        <w:rPr>
-          <w:rFonts w:ascii="Arial" w:hAnsi="Arial" w:cs="Arial"/>
-          <w:b/>
-          <w:bCs/>
-          <w:sz w:val="22"/>
-          <w:szCs w:val="22"/>
-        </w:rPr>
-      </w:pPr>
-    </w:p>
-    <w:p>
-      <w:pPr>
-        <w:spacing w:line="360" w:lineRule="auto"/>
-        <w:jc w:val="both"/>
-        <w:rPr>
-          <w:rFonts w:ascii="Arial" w:hAnsi="Arial" w:cs="Arial"/>
-          <w:b/>
-          <w:bCs/>
-          <w:sz w:val="22"/>
-          <w:szCs w:val="22"/>
-        </w:rPr>
-      </w:pPr>
-    </w:p>
-    <w:p>
-      <w:pPr>
-        <w:spacing w:line="360" w:lineRule="auto"/>
-        <w:jc w:val="both"/>
-        <w:rPr>
-          <w:rFonts w:ascii="Arial" w:hAnsi="Arial" w:cs="Arial"/>
-          <w:b/>
-          <w:bCs/>
-          <w:sz w:val="22"/>
-          <w:szCs w:val="22"/>
-        </w:rPr>
-      </w:pPr>
       <w:r>
         <w:rPr>
           <w:rFonts w:ascii="Arial" w:hAnsi="Arial" w:cs="Arial"/>
@@ -1018,25 +1029,7 @@
           <w:sz w:val="22"/>
           <w:szCs w:val="22"/>
         </w:rPr>
-        <w:t xml:space="preserve"> Aplicación educativa </w:t>
-      </w:r>
-      <w:proofErr w:type="spellStart"/>
-      <w:r>
-        <w:rPr>
-          <w:rFonts w:ascii="Arial" w:hAnsi="Arial" w:cs="Arial"/>
-          <w:sz w:val="22"/>
-          <w:szCs w:val="22"/>
-        </w:rPr>
-        <w:t>gamificada</w:t>
-      </w:r>
-      <w:proofErr w:type="spellEnd"/>
-      <w:r>
-        <w:rPr>
-          <w:rFonts w:ascii="Arial" w:hAnsi="Arial" w:cs="Arial"/>
-          <w:sz w:val="22"/>
-          <w:szCs w:val="22"/>
-        </w:rPr>
-        <w:t xml:space="preserve"> para potenciar el rendimiento académico de los estudiantes de media general y bachillerato en Venezuela</w:t>
+        <w:t xml:space="preserve"> Aplicación educativa gamificada para potenciar el rendimiento académico de los estudiantes de media general y bachillerato en Venezuela</w:t>
       </w:r>
     </w:p>
     <w:p>
@@ -1063,23 +1056,7 @@
           <w:sz w:val="22"/>
           <w:szCs w:val="22"/>
         </w:rPr>
-        <w:t xml:space="preserve">Desarrollar una Aplicación educativa </w:t>
-      </w:r>
-      <w:proofErr w:type="spellStart"/>
-      <w:r>
-        <w:rPr>
-          <w:sz w:val="22"/>
-          <w:szCs w:val="22"/>
-        </w:rPr>
-        <w:t>gamificada</w:t>
-      </w:r>
-      <w:proofErr w:type="spellEnd"/>
-      <w:r>
-        <w:rPr>
-          <w:sz w:val="22"/>
-          <w:szCs w:val="22"/>
-        </w:rPr>
-        <w:t xml:space="preserve"> para potenciar el rendimiento académico en estudiantes de media básica y bachillerato en Venezuela.</w:t>
+        <w:t>Desarrollar una Aplicación educativa gamificada para potenciar el rendimiento académico en estudiantes de media básica y bachillerato en Venezuela.</w:t>
       </w:r>
     </w:p>
     <w:p>
@@ -1287,25 +1264,7 @@
           <w:sz w:val="22"/>
           <w:szCs w:val="22"/>
         </w:rPr>
-        <w:t xml:space="preserve"> Aplicación educativa </w:t>
-      </w:r>
-      <w:proofErr w:type="spellStart"/>
-      <w:r>
-        <w:rPr>
-          <w:rFonts w:ascii="Arial" w:hAnsi="Arial" w:cs="Arial"/>
-          <w:sz w:val="22"/>
-          <w:szCs w:val="22"/>
-        </w:rPr>
-        <w:t>gamificada</w:t>
-      </w:r>
-      <w:proofErr w:type="spellEnd"/>
-      <w:r>
-        <w:rPr>
-          <w:rFonts w:ascii="Arial" w:hAnsi="Arial" w:cs="Arial"/>
-          <w:sz w:val="22"/>
-          <w:szCs w:val="22"/>
-        </w:rPr>
-        <w:t xml:space="preserve"> para potenciar el rendimiento académico de los estudiantes de bachillerato en Venezuela</w:t>
+        <w:t xml:space="preserve"> Aplicación educativa gamificada para potenciar el rendimiento académico de los estudiantes de bachillerato en Venezuela</w:t>
       </w:r>
     </w:p>
     <w:p>
@@ -1332,23 +1291,7 @@
           <w:sz w:val="22"/>
           <w:szCs w:val="22"/>
         </w:rPr>
-        <w:t xml:space="preserve">Desarrollar una Aplicación educativa </w:t>
-      </w:r>
-      <w:proofErr w:type="spellStart"/>
-      <w:r>
-        <w:rPr>
-          <w:sz w:val="22"/>
-          <w:szCs w:val="22"/>
-        </w:rPr>
-        <w:t>gamificada</w:t>
-      </w:r>
-      <w:proofErr w:type="spellEnd"/>
-      <w:r>
-        <w:rPr>
-          <w:sz w:val="22"/>
-          <w:szCs w:val="22"/>
-        </w:rPr>
-        <w:t xml:space="preserve"> para potenciar el rendimiento académico en estudiantes de bachillerato en Venezuela.</w:t>
+        <w:t>Desarrollar una Aplicación educativa gamificada para potenciar el rendimiento académico en estudiantes de bachillerato en Venezuela.</w:t>
       </w:r>
     </w:p>
     <w:p>

--- a/Capitulos de Tesis/Carta de Solicitud.docx
+++ b/Capitulos de Tesis/Carta de Solicitud.docx
@@ -4,317 +4,287 @@
   <w:body>
     <w:p>
       <w:pPr>
-        <w:spacing w:line="360" w:lineRule="auto"/>
+        <w:spacing w:before="240" w:line="240" w:lineRule="auto"/>
         <w:jc w:val="center"/>
         <w:rPr>
           <w:rFonts w:ascii="Arial" w:hAnsi="Arial" w:cs="Arial"/>
           <w:b/>
           <w:bCs/>
-          <w:sz w:val="22"/>
-          <w:szCs w:val="22"/>
-        </w:rPr>
-      </w:pPr>
-      <w:r>
-        <w:rPr>
-          <w:rFonts w:ascii="Arial" w:hAnsi="Arial" w:cs="Arial"/>
-          <w:b/>
-          <w:bCs/>
-          <w:sz w:val="22"/>
-          <w:szCs w:val="22"/>
-        </w:rPr>
-        <w:t>Carta de Solicitud para cambio de Título y objetivos de investigación</w:t>
-      </w:r>
-    </w:p>
-    <w:p>
-      <w:pPr>
-        <w:spacing w:line="360" w:lineRule="auto"/>
+          <w:sz w:val="20"/>
+          <w:szCs w:val="20"/>
+        </w:rPr>
+      </w:pPr>
+      <w:r>
+        <w:rPr>
+          <w:rFonts w:ascii="Arial" w:hAnsi="Arial" w:cs="Arial"/>
+          <w:b/>
+          <w:bCs/>
+          <w:sz w:val="20"/>
+          <w:szCs w:val="20"/>
+        </w:rPr>
+        <w:t>Carta de Solicitud para cambio de T</w:t>
+      </w:r>
+      <w:r>
+        <w:rPr>
+          <w:rFonts w:ascii="Arial" w:hAnsi="Arial" w:cs="Arial"/>
+          <w:b/>
+          <w:bCs/>
+          <w:sz w:val="20"/>
+          <w:szCs w:val="20"/>
+        </w:rPr>
+        <w:t>í</w:t>
+      </w:r>
+      <w:r>
+        <w:rPr>
+          <w:rFonts w:ascii="Arial" w:hAnsi="Arial" w:cs="Arial"/>
+          <w:b/>
+          <w:bCs/>
+          <w:sz w:val="20"/>
+          <w:szCs w:val="20"/>
+        </w:rPr>
+        <w:t>tulo y objetivos de investigación</w:t>
+      </w:r>
+    </w:p>
+    <w:p>
+      <w:pPr>
+        <w:spacing w:after="0" w:line="240" w:lineRule="auto"/>
         <w:jc w:val="both"/>
         <w:rPr>
           <w:rFonts w:ascii="Arial" w:hAnsi="Arial" w:cs="Arial"/>
-          <w:sz w:val="22"/>
-          <w:szCs w:val="22"/>
-        </w:rPr>
-      </w:pPr>
-      <w:r>
-        <w:rPr>
-          <w:rFonts w:ascii="Arial" w:hAnsi="Arial" w:cs="Arial"/>
-          <w:sz w:val="22"/>
-          <w:szCs w:val="22"/>
+          <w:sz w:val="20"/>
+          <w:szCs w:val="20"/>
+        </w:rPr>
+      </w:pPr>
+      <w:r>
+        <w:rPr>
+          <w:rFonts w:ascii="Arial" w:hAnsi="Arial" w:cs="Arial"/>
+          <w:sz w:val="20"/>
+          <w:szCs w:val="20"/>
         </w:rPr>
         <w:t>Universidad Dr. Rafael Belloso Chacín</w:t>
       </w:r>
     </w:p>
     <w:p>
       <w:pPr>
-        <w:spacing w:line="360" w:lineRule="auto"/>
+        <w:spacing w:after="0" w:line="240" w:lineRule="auto"/>
         <w:jc w:val="both"/>
         <w:rPr>
           <w:rFonts w:ascii="Arial" w:hAnsi="Arial" w:cs="Arial"/>
-          <w:sz w:val="22"/>
-          <w:szCs w:val="22"/>
-        </w:rPr>
-      </w:pPr>
-      <w:r>
-        <w:rPr>
-          <w:rFonts w:ascii="Arial" w:hAnsi="Arial" w:cs="Arial"/>
-          <w:sz w:val="22"/>
-          <w:szCs w:val="22"/>
+          <w:sz w:val="20"/>
+          <w:szCs w:val="20"/>
+        </w:rPr>
+      </w:pPr>
+      <w:r>
+        <w:rPr>
+          <w:rFonts w:ascii="Arial" w:hAnsi="Arial" w:cs="Arial"/>
+          <w:sz w:val="20"/>
+          <w:szCs w:val="20"/>
         </w:rPr>
         <w:t>Facultad de Ingeniería</w:t>
       </w:r>
     </w:p>
     <w:p>
       <w:pPr>
-        <w:spacing w:line="360" w:lineRule="auto"/>
+        <w:spacing w:after="0" w:line="240" w:lineRule="auto"/>
         <w:jc w:val="both"/>
         <w:rPr>
           <w:rFonts w:ascii="Arial" w:hAnsi="Arial" w:cs="Arial"/>
-          <w:sz w:val="22"/>
-          <w:szCs w:val="22"/>
-        </w:rPr>
-      </w:pPr>
-      <w:r>
-        <w:rPr>
-          <w:rFonts w:ascii="Arial" w:hAnsi="Arial" w:cs="Arial"/>
-          <w:sz w:val="22"/>
-          <w:szCs w:val="22"/>
+          <w:sz w:val="20"/>
+          <w:szCs w:val="20"/>
+        </w:rPr>
+      </w:pPr>
+      <w:r>
+        <w:rPr>
+          <w:rFonts w:ascii="Arial" w:hAnsi="Arial" w:cs="Arial"/>
+          <w:sz w:val="20"/>
+          <w:szCs w:val="20"/>
         </w:rPr>
         <w:t>Escuela de Ingeniería</w:t>
       </w:r>
     </w:p>
     <w:p>
       <w:pPr>
-        <w:spacing w:line="360" w:lineRule="auto"/>
+        <w:spacing w:after="0" w:line="240" w:lineRule="auto"/>
         <w:jc w:val="both"/>
         <w:rPr>
           <w:rFonts w:ascii="Arial" w:hAnsi="Arial" w:cs="Arial"/>
-          <w:sz w:val="22"/>
-          <w:szCs w:val="22"/>
-        </w:rPr>
-      </w:pPr>
-      <w:r>
-        <w:rPr>
-          <w:rFonts w:ascii="Arial" w:hAnsi="Arial" w:cs="Arial"/>
-          <w:sz w:val="22"/>
-          <w:szCs w:val="22"/>
+          <w:sz w:val="20"/>
+          <w:szCs w:val="20"/>
+        </w:rPr>
+      </w:pPr>
+      <w:r>
+        <w:rPr>
+          <w:rFonts w:ascii="Arial" w:hAnsi="Arial" w:cs="Arial"/>
+          <w:sz w:val="20"/>
+          <w:szCs w:val="20"/>
         </w:rPr>
         <w:t>08/05/2026</w:t>
       </w:r>
     </w:p>
     <w:p>
       <w:pPr>
-        <w:spacing w:line="360" w:lineRule="auto"/>
-        <w:jc w:val="both"/>
-        <w:rPr>
-          <w:rFonts w:ascii="Arial" w:hAnsi="Arial" w:cs="Arial"/>
-          <w:sz w:val="22"/>
-          <w:szCs w:val="22"/>
-        </w:rPr>
-      </w:pPr>
-      <w:r>
-        <w:rPr>
-          <w:rFonts w:ascii="Arial" w:hAnsi="Arial" w:cs="Arial"/>
-          <w:sz w:val="22"/>
-          <w:szCs w:val="22"/>
-        </w:rPr>
-        <w:t>Buenas Tardes, Nosotros los bachilleres Jorge Araujo C</w:t>
-      </w:r>
-      <w:r>
-        <w:rPr>
-          <w:rFonts w:ascii="Arial" w:hAnsi="Arial" w:cs="Arial"/>
-          <w:sz w:val="22"/>
-          <w:szCs w:val="22"/>
+        <w:pStyle w:val="Tesis"/>
+        <w:spacing w:after="0" w:line="240" w:lineRule="auto"/>
+        <w:ind w:firstLine="0"/>
+        <w:rPr>
+          <w:sz w:val="20"/>
+          <w:szCs w:val="20"/>
+          <w:lang w:val="es-MX"/>
+        </w:rPr>
+      </w:pPr>
+      <w:r>
+        <w:rPr>
+          <w:sz w:val="20"/>
+          <w:szCs w:val="20"/>
+          <w:lang w:val="es-MX"/>
+        </w:rPr>
+        <w:t>Atención: Coordinación de Trabajo Especial de Grado.</w:t>
+      </w:r>
+    </w:p>
+    <w:p>
+      <w:pPr>
+        <w:pStyle w:val="Tesis"/>
+        <w:spacing w:after="0" w:line="240" w:lineRule="auto"/>
+        <w:ind w:firstLine="0"/>
+        <w:rPr>
+          <w:sz w:val="20"/>
+          <w:szCs w:val="20"/>
+          <w:lang w:val="es-MX"/>
+        </w:rPr>
+      </w:pPr>
+      <w:r>
+        <w:rPr>
+          <w:sz w:val="20"/>
+          <w:szCs w:val="20"/>
+          <w:lang w:val="es-MX"/>
+        </w:rPr>
+        <w:t>Reciban un cordial saludo.</w:t>
+      </w:r>
+    </w:p>
+    <w:p>
+      <w:pPr>
+        <w:pStyle w:val="Tesis"/>
+        <w:spacing w:before="240" w:after="160" w:line="360" w:lineRule="auto"/>
+        <w:ind w:firstLine="0"/>
+        <w:rPr>
+          <w:sz w:val="20"/>
+          <w:szCs w:val="20"/>
+          <w:lang w:val="es-MX"/>
+        </w:rPr>
+      </w:pPr>
+      <w:r>
+        <w:rPr>
+          <w:sz w:val="20"/>
+          <w:szCs w:val="20"/>
+          <w:lang w:val="es-MX"/>
+        </w:rPr>
+        <w:t xml:space="preserve">     </w:t>
+      </w:r>
+      <w:r>
+        <w:rPr>
+          <w:sz w:val="20"/>
+          <w:szCs w:val="20"/>
+          <w:lang w:val="es-MX"/>
+        </w:rPr>
+        <w:t>Quienes suscriben, los bachilleres Jorge Araujo (C.I. 30.359.210), Cesar Acurero (C.I. 31.108.239) y Gabriel Montiel (C.I. 31.515.439), cursantes del duodécimo trimestre de la carrera de Ingeniería en Informática, nos dirigimos a usted con el propósito de solicitar formalmente una modificación en el alcance de nuestro proyecto de investigación titulado: "Aplicación educativa gamificada para potenciar el rendimiento académico de los estudiantes de media general y bachillerato en Venezuela"</w:t>
+      </w:r>
+      <w:r>
+        <w:rPr>
+          <w:sz w:val="20"/>
+          <w:szCs w:val="20"/>
+          <w:lang w:val="es-MX"/>
         </w:rPr>
         <w:t>.</w:t>
       </w:r>
-      <w:r>
-        <w:rPr>
-          <w:rFonts w:ascii="Arial" w:hAnsi="Arial" w:cs="Arial"/>
-          <w:sz w:val="22"/>
-          <w:szCs w:val="22"/>
-        </w:rPr>
-        <w:t>I</w:t>
-      </w:r>
-      <w:r>
-        <w:rPr>
-          <w:rFonts w:ascii="Arial" w:hAnsi="Arial" w:cs="Arial"/>
-          <w:sz w:val="22"/>
-          <w:szCs w:val="22"/>
-        </w:rPr>
-        <w:t xml:space="preserve">. 30359210, Cesar Acurero C.I. 31108239 y Gabriel Montiel C.I. 31515439, </w:t>
-      </w:r>
-      <w:r>
-        <w:rPr>
-          <w:rFonts w:ascii="Arial" w:hAnsi="Arial" w:cs="Arial"/>
-          <w:sz w:val="22"/>
-          <w:szCs w:val="22"/>
-        </w:rPr>
-        <w:t>actualmente cursando el duodécimo de la carrera de ingeniería en informática</w:t>
-      </w:r>
-      <w:r>
-        <w:rPr>
-          <w:rFonts w:ascii="Arial" w:hAnsi="Arial" w:cs="Arial"/>
-          <w:sz w:val="22"/>
-          <w:szCs w:val="22"/>
-        </w:rPr>
-        <w:t>, les escribimos esta carta para presentarles la situación en la que nos encontramos con respecto a</w:t>
-      </w:r>
-      <w:r>
-        <w:rPr>
-          <w:rFonts w:ascii="Arial" w:hAnsi="Arial" w:cs="Arial"/>
-          <w:sz w:val="22"/>
-          <w:szCs w:val="22"/>
-        </w:rPr>
-        <w:t>l título de</w:t>
-      </w:r>
-      <w:r>
-        <w:rPr>
-          <w:rFonts w:ascii="Arial" w:hAnsi="Arial" w:cs="Arial"/>
-          <w:sz w:val="22"/>
-          <w:szCs w:val="22"/>
-        </w:rPr>
-        <w:t xml:space="preserve"> nuestro trabajo especial de grado</w:t>
-      </w:r>
-      <w:r>
-        <w:rPr>
-          <w:rFonts w:ascii="Arial" w:hAnsi="Arial" w:cs="Arial"/>
-          <w:sz w:val="22"/>
-          <w:szCs w:val="22"/>
-        </w:rPr>
-        <w:t xml:space="preserve"> “Aplicación educativa gamificada para </w:t>
-      </w:r>
-      <w:r>
-        <w:rPr>
-          <w:rFonts w:ascii="Arial" w:hAnsi="Arial" w:cs="Arial"/>
-          <w:sz w:val="22"/>
-          <w:szCs w:val="22"/>
-        </w:rPr>
-        <w:t xml:space="preserve">potenciar </w:t>
-      </w:r>
-      <w:r>
-        <w:rPr>
-          <w:rFonts w:ascii="Arial" w:hAnsi="Arial" w:cs="Arial"/>
-          <w:sz w:val="22"/>
-          <w:szCs w:val="22"/>
-        </w:rPr>
-        <w:t xml:space="preserve">el rendimiento académico de los estudiantes de media general y bachillerato en Venezuela”. </w:t>
-      </w:r>
     </w:p>
     <w:p>
       <w:pPr>
         <w:pStyle w:val="Tesis"/>
-        <w:spacing w:line="360" w:lineRule="auto"/>
-        <w:rPr>
-          <w:sz w:val="22"/>
-          <w:szCs w:val="22"/>
-        </w:rPr>
-      </w:pPr>
-      <w:r>
-        <w:rPr>
-          <w:sz w:val="22"/>
-          <w:szCs w:val="22"/>
-        </w:rPr>
-        <w:t>Durante el desarrollo del proyecto de investigación nos enfocamos especialmente en el contenido de los temas que se tocan, tratando de abarcar lo suficiente para que la experiencia se sienta lo m</w:t>
-      </w:r>
-      <w:r>
-        <w:rPr>
-          <w:sz w:val="22"/>
-          <w:szCs w:val="22"/>
-        </w:rPr>
-        <w:t>á</w:t>
-      </w:r>
-      <w:r>
-        <w:rPr>
-          <w:sz w:val="22"/>
-          <w:szCs w:val="22"/>
-        </w:rPr>
-        <w:t>s completa posible, pero después de un análisis y reflexión sobre lo que llevamos avanzado y el alcance</w:t>
-      </w:r>
-      <w:r>
-        <w:rPr>
-          <w:sz w:val="22"/>
-          <w:szCs w:val="22"/>
-        </w:rPr>
-        <w:t xml:space="preserve"> de este, se llegó a la conclusión que la </w:t>
-      </w:r>
-      <w:r>
-        <w:rPr>
-          <w:sz w:val="22"/>
-          <w:szCs w:val="22"/>
-        </w:rPr>
-        <w:t>población objetivo</w:t>
-      </w:r>
-      <w:r>
-        <w:rPr>
-          <w:sz w:val="22"/>
-          <w:szCs w:val="22"/>
-        </w:rPr>
-        <w:t xml:space="preserve"> del proyecto es m</w:t>
-      </w:r>
-      <w:r>
-        <w:rPr>
-          <w:sz w:val="22"/>
-          <w:szCs w:val="22"/>
-        </w:rPr>
-        <w:t>á</w:t>
-      </w:r>
-      <w:r>
-        <w:rPr>
-          <w:sz w:val="22"/>
-          <w:szCs w:val="22"/>
-        </w:rPr>
-        <w:t>s grande y compleja de lo que realmente podemos abarcar</w:t>
-      </w:r>
-      <w:r>
-        <w:rPr>
-          <w:sz w:val="22"/>
-          <w:szCs w:val="22"/>
-        </w:rPr>
-        <w:t>.</w:t>
-      </w:r>
-      <w:r>
-        <w:rPr>
-          <w:sz w:val="22"/>
-          <w:szCs w:val="22"/>
+        <w:spacing w:before="240" w:after="160" w:line="360" w:lineRule="auto"/>
+        <w:ind w:firstLine="0"/>
+        <w:rPr>
+          <w:sz w:val="20"/>
+          <w:szCs w:val="20"/>
+          <w:lang w:val="es-MX"/>
+        </w:rPr>
+      </w:pPr>
+      <w:r>
+        <w:rPr>
+          <w:sz w:val="20"/>
+          <w:szCs w:val="20"/>
+          <w:lang w:val="es-MX"/>
+        </w:rPr>
+        <w:t xml:space="preserve">     </w:t>
+      </w:r>
+      <w:r>
+        <w:rPr>
+          <w:sz w:val="20"/>
+          <w:szCs w:val="20"/>
+          <w:lang w:val="es-MX"/>
+        </w:rPr>
+        <w:t>Tras un proceso de análisis y reflexión sobre el avance de nuestra investigación, y conversación con nuestros tutores de TEG hemos determinado que abarcar tanto la educación media general como el bachillerato representa una población excesivamente amplia y compleja para los tiempos y recursos del proyecto. En tal sentido, con el objetivo de presentar un trabajo con mayor rigor científico y profundidad técnica, hemos decidido delimitar la población objeto de estudio únicamente al nivel de Bachillerato en Venezuela y cuyo desarrollo lleva un avance del 80% aproximadamente.</w:t>
+      </w:r>
+    </w:p>
+    <w:p>
+      <w:pPr>
+        <w:pStyle w:val="Tesis"/>
+        <w:spacing w:before="240" w:after="160" w:line="360" w:lineRule="auto"/>
+        <w:ind w:firstLine="0"/>
+        <w:rPr>
+          <w:sz w:val="20"/>
+          <w:szCs w:val="20"/>
+          <w:lang w:val="es-MX"/>
+        </w:rPr>
+      </w:pPr>
+      <w:r>
+        <w:rPr>
+          <w:sz w:val="20"/>
+          <w:szCs w:val="20"/>
+          <w:lang w:val="es-MX"/>
+        </w:rPr>
+        <w:t xml:space="preserve">     </w:t>
+      </w:r>
+      <w:r>
+        <w:rPr>
+          <w:sz w:val="20"/>
+          <w:szCs w:val="20"/>
+          <w:lang w:val="es-MX"/>
+        </w:rPr>
+        <w:t>Por tal motivo, solicitamos su autorización para realizar los ajustes pertinentes en el Título del Proyecto para reflejar la nueva delimitación, adecuar el objetivo general y los específicos exclusivamente a la población de bachillerato en Venezuela y lo que dentro del desarrollo del tomo sea requerido.</w:t>
+      </w:r>
+      <w:r>
+        <w:rPr>
+          <w:sz w:val="20"/>
+          <w:szCs w:val="20"/>
+          <w:lang w:val="es-MX"/>
         </w:rPr>
         <w:t xml:space="preserve"> </w:t>
       </w:r>
       <w:r>
         <w:rPr>
-          <w:sz w:val="22"/>
-          <w:szCs w:val="22"/>
-        </w:rPr>
-        <w:t xml:space="preserve">Por eso solicitamos, a la dirección de trabajos especiales de grado la autorización para cambiar el título, objetivo general y objetivos específicos del proyecto de </w:t>
-      </w:r>
-      <w:r>
-        <w:rPr>
-          <w:sz w:val="22"/>
-          <w:szCs w:val="22"/>
-        </w:rPr>
-        <w:t>investigación</w:t>
-      </w:r>
-      <w:r>
-        <w:rPr>
-          <w:sz w:val="22"/>
-          <w:szCs w:val="22"/>
-        </w:rPr>
-        <w:t>.</w:t>
+          <w:sz w:val="20"/>
+          <w:szCs w:val="20"/>
+          <w:lang w:val="es-MX"/>
+        </w:rPr>
+        <w:t>Agradecemos de antemano su atención a la presente solicitud y quedamos a la espera de su respuesta para proceder con los cambios en nuestro protocolo de investigación. </w:t>
       </w:r>
     </w:p>
     <w:p>
       <w:pPr>
         <w:pStyle w:val="Tesis"/>
-        <w:spacing w:line="360" w:lineRule="auto"/>
+        <w:spacing w:before="240" w:after="160" w:line="360" w:lineRule="auto"/>
         <w:ind w:firstLine="0"/>
         <w:rPr>
-          <w:sz w:val="22"/>
-          <w:szCs w:val="22"/>
-        </w:rPr>
-      </w:pPr>
-      <w:r>
-        <w:rPr>
-          <w:sz w:val="22"/>
-          <w:szCs w:val="22"/>
+          <w:sz w:val="20"/>
+          <w:szCs w:val="20"/>
+          <w:lang w:val="es-MX"/>
+        </w:rPr>
+      </w:pPr>
+      <w:r>
+        <w:rPr>
+          <w:sz w:val="20"/>
+          <w:szCs w:val="20"/>
+          <w:lang w:val="es-MX"/>
         </w:rPr>
         <w:t>Atentamente,</w:t>
       </w:r>
@@ -322,11 +292,11 @@
     <w:p>
       <w:pPr>
         <w:pStyle w:val="Tesis"/>
-        <w:spacing w:after="0" w:line="276" w:lineRule="auto"/>
+        <w:spacing w:after="160" w:line="240" w:lineRule="auto"/>
         <w:ind w:firstLine="0"/>
         <w:rPr>
-          <w:sz w:val="22"/>
-          <w:szCs w:val="22"/>
+          <w:sz w:val="20"/>
+          <w:szCs w:val="20"/>
           <w:u w:val="single"/>
         </w:rPr>
       </w:pPr>
@@ -334,31 +304,19 @@
     <w:p>
       <w:pPr>
         <w:pStyle w:val="Tesis"/>
-        <w:spacing w:after="0" w:line="276" w:lineRule="auto"/>
+        <w:spacing w:after="160" w:line="240" w:lineRule="auto"/>
         <w:ind w:firstLine="0"/>
         <w:rPr>
-          <w:sz w:val="22"/>
-          <w:szCs w:val="22"/>
+          <w:sz w:val="20"/>
+          <w:szCs w:val="20"/>
           <w:u w:val="single"/>
         </w:rPr>
       </w:pPr>
-    </w:p>
-    <w:p>
-      <w:pPr>
-        <w:pStyle w:val="Tesis"/>
-        <w:spacing w:after="0" w:line="276" w:lineRule="auto"/>
-        <w:ind w:firstLine="0"/>
-        <w:rPr>
-          <w:sz w:val="22"/>
-          <w:szCs w:val="22"/>
-          <w:u w:val="single"/>
-        </w:rPr>
-      </w:pPr>
       <w:r>
         <w:rPr>
           <w:noProof/>
-          <w:sz w:val="22"/>
-          <w:szCs w:val="22"/>
+          <w:sz w:val="20"/>
+          <w:szCs w:val="20"/>
         </w:rPr>
         <mc:AlternateContent>
           <mc:Choice Requires="wps">
@@ -430,25 +388,25 @@
     <w:p>
       <w:pPr>
         <w:pStyle w:val="Tesis"/>
-        <w:spacing w:after="0" w:line="276" w:lineRule="auto"/>
+        <w:spacing w:after="160" w:line="240" w:lineRule="auto"/>
         <w:ind w:firstLine="0"/>
         <w:jc w:val="left"/>
         <w:rPr>
-          <w:sz w:val="22"/>
-          <w:szCs w:val="22"/>
-        </w:rPr>
-      </w:pPr>
-      <w:r>
-        <w:rPr>
-          <w:sz w:val="22"/>
-          <w:szCs w:val="22"/>
+          <w:sz w:val="20"/>
+          <w:szCs w:val="20"/>
+        </w:rPr>
+      </w:pPr>
+      <w:r>
+        <w:rPr>
+          <w:sz w:val="20"/>
+          <w:szCs w:val="20"/>
         </w:rPr>
         <w:t xml:space="preserve">                   </w:t>
       </w:r>
       <w:r>
         <w:rPr>
-          <w:sz w:val="22"/>
-          <w:szCs w:val="22"/>
+          <w:sz w:val="20"/>
+          <w:szCs w:val="20"/>
         </w:rPr>
         <w:t>Jorge Araujo</w:t>
       </w:r>
@@ -456,51 +414,29 @@
     <w:p>
       <w:pPr>
         <w:pStyle w:val="Tesis"/>
-        <w:spacing w:after="0" w:line="276" w:lineRule="auto"/>
+        <w:spacing w:after="160" w:line="240" w:lineRule="auto"/>
         <w:ind w:firstLine="0"/>
         <w:rPr>
-          <w:sz w:val="22"/>
-          <w:szCs w:val="22"/>
+          <w:sz w:val="20"/>
+          <w:szCs w:val="20"/>
         </w:rPr>
       </w:pPr>
     </w:p>
     <w:p>
       <w:pPr>
         <w:pStyle w:val="Tesis"/>
-        <w:spacing w:after="0" w:line="276" w:lineRule="auto"/>
+        <w:spacing w:after="160" w:line="240" w:lineRule="auto"/>
         <w:ind w:firstLine="0"/>
         <w:rPr>
-          <w:sz w:val="22"/>
-          <w:szCs w:val="22"/>
-        </w:rPr>
-      </w:pPr>
-    </w:p>
-    <w:p>
-      <w:pPr>
-        <w:pStyle w:val="Tesis"/>
-        <w:spacing w:after="0" w:line="276" w:lineRule="auto"/>
-        <w:ind w:firstLine="0"/>
-        <w:rPr>
-          <w:sz w:val="22"/>
-          <w:szCs w:val="22"/>
-        </w:rPr>
-      </w:pPr>
-    </w:p>
-    <w:p>
-      <w:pPr>
-        <w:pStyle w:val="Tesis"/>
-        <w:spacing w:after="0" w:line="276" w:lineRule="auto"/>
-        <w:ind w:firstLine="0"/>
-        <w:rPr>
-          <w:sz w:val="22"/>
-          <w:szCs w:val="22"/>
+          <w:sz w:val="20"/>
+          <w:szCs w:val="20"/>
         </w:rPr>
       </w:pPr>
       <w:r>
         <w:rPr>
           <w:noProof/>
-          <w:sz w:val="22"/>
-          <w:szCs w:val="22"/>
+          <w:sz w:val="20"/>
+          <w:szCs w:val="20"/>
         </w:rPr>
         <mc:AlternateContent>
           <mc:Choice Requires="wps">
@@ -571,8 +507,8 @@
       <w:r>
         <w:rPr>
           <w:noProof/>
-          <w:sz w:val="22"/>
-          <w:szCs w:val="22"/>
+          <w:sz w:val="20"/>
+          <w:szCs w:val="20"/>
         </w:rPr>
         <mc:AlternateContent>
           <mc:Choice Requires="wps">
@@ -647,47 +583,54 @@
         <w:tabs>
           <w:tab w:val="right" w:pos="8838"/>
         </w:tabs>
-        <w:spacing w:after="0" w:line="276" w:lineRule="auto"/>
+        <w:spacing w:after="160" w:line="240" w:lineRule="auto"/>
         <w:ind w:firstLine="0"/>
         <w:rPr>
-          <w:sz w:val="22"/>
-          <w:szCs w:val="22"/>
-        </w:rPr>
-      </w:pPr>
-      <w:r>
-        <w:rPr>
-          <w:sz w:val="22"/>
-          <w:szCs w:val="22"/>
+          <w:sz w:val="20"/>
+          <w:szCs w:val="20"/>
+        </w:rPr>
+      </w:pPr>
+      <w:r>
+        <w:rPr>
+          <w:sz w:val="20"/>
+          <w:szCs w:val="20"/>
         </w:rPr>
         <w:t xml:space="preserve">                  </w:t>
       </w:r>
       <w:r>
         <w:rPr>
-          <w:sz w:val="22"/>
-          <w:szCs w:val="22"/>
+          <w:sz w:val="20"/>
+          <w:szCs w:val="20"/>
         </w:rPr>
         <w:t>Cesar Acurero</w:t>
       </w:r>
       <w:r>
         <w:rPr>
-          <w:sz w:val="22"/>
-          <w:szCs w:val="22"/>
+          <w:sz w:val="20"/>
+          <w:szCs w:val="20"/>
         </w:rPr>
         <w:tab/>
         <w:t>Firma del Tutor Metodológico</w:t>
       </w:r>
       <w:r>
         <w:rPr>
-          <w:sz w:val="22"/>
-          <w:szCs w:val="22"/>
+          <w:sz w:val="20"/>
+          <w:szCs w:val="20"/>
         </w:rPr>
         <w:t xml:space="preserve">   </w:t>
       </w:r>
       <w:r>
         <w:rPr>
+          <w:sz w:val="20"/>
+          <w:szCs w:val="20"/>
+        </w:rPr>
+        <w:t xml:space="preserve">    </w:t>
+      </w:r>
+      <w:r>
+        <w:rPr>
           <w:color w:val="FFFFFF" w:themeColor="background1"/>
-          <w:sz w:val="22"/>
-          <w:szCs w:val="22"/>
+          <w:sz w:val="20"/>
+          <w:szCs w:val="20"/>
         </w:rPr>
         <w:t xml:space="preserve"> i</w:t>
       </w:r>
@@ -695,51 +638,29 @@
     <w:p>
       <w:pPr>
         <w:pStyle w:val="Tesis"/>
-        <w:spacing w:after="0" w:line="276" w:lineRule="auto"/>
+        <w:spacing w:after="160" w:line="240" w:lineRule="auto"/>
         <w:ind w:firstLine="0"/>
         <w:rPr>
-          <w:sz w:val="22"/>
-          <w:szCs w:val="22"/>
+          <w:sz w:val="20"/>
+          <w:szCs w:val="20"/>
         </w:rPr>
       </w:pPr>
     </w:p>
     <w:p>
       <w:pPr>
         <w:pStyle w:val="Tesis"/>
-        <w:spacing w:after="0" w:line="276" w:lineRule="auto"/>
+        <w:spacing w:after="160" w:line="240" w:lineRule="auto"/>
         <w:ind w:firstLine="0"/>
         <w:rPr>
-          <w:sz w:val="22"/>
-          <w:szCs w:val="22"/>
-        </w:rPr>
-      </w:pPr>
-    </w:p>
-    <w:p>
-      <w:pPr>
-        <w:pStyle w:val="Tesis"/>
-        <w:spacing w:after="0" w:line="276" w:lineRule="auto"/>
-        <w:ind w:firstLine="0"/>
-        <w:rPr>
-          <w:sz w:val="22"/>
-          <w:szCs w:val="22"/>
-        </w:rPr>
-      </w:pPr>
-    </w:p>
-    <w:p>
-      <w:pPr>
-        <w:pStyle w:val="Tesis"/>
-        <w:spacing w:after="0" w:line="276" w:lineRule="auto"/>
-        <w:ind w:firstLine="0"/>
-        <w:rPr>
-          <w:sz w:val="22"/>
-          <w:szCs w:val="22"/>
+          <w:sz w:val="20"/>
+          <w:szCs w:val="20"/>
         </w:rPr>
       </w:pPr>
       <w:r>
         <w:rPr>
           <w:noProof/>
-          <w:sz w:val="22"/>
-          <w:szCs w:val="22"/>
+          <w:sz w:val="20"/>
+          <w:szCs w:val="20"/>
         </w:rPr>
         <mc:AlternateContent>
           <mc:Choice Requires="wps">
@@ -810,8 +731,8 @@
       <w:r>
         <w:rPr>
           <w:noProof/>
-          <w:sz w:val="22"/>
-          <w:szCs w:val="22"/>
+          <w:sz w:val="20"/>
+          <w:szCs w:val="20"/>
         </w:rPr>
         <mc:AlternateContent>
           <mc:Choice Requires="wps">
@@ -885,7 +806,548 @@
         <w:tabs>
           <w:tab w:val="right" w:pos="8838"/>
         </w:tabs>
-        <w:spacing w:after="0" w:line="276" w:lineRule="auto"/>
+        <w:spacing w:line="240" w:lineRule="auto"/>
+        <w:jc w:val="both"/>
+        <w:rPr>
+          <w:rFonts w:ascii="Arial" w:hAnsi="Arial" w:cs="Arial"/>
+          <w:sz w:val="20"/>
+          <w:szCs w:val="20"/>
+        </w:rPr>
+      </w:pPr>
+      <w:r>
+        <w:rPr>
+          <w:rFonts w:ascii="Arial" w:hAnsi="Arial" w:cs="Arial"/>
+          <w:sz w:val="20"/>
+          <w:szCs w:val="20"/>
+        </w:rPr>
+        <w:t xml:space="preserve">                 </w:t>
+      </w:r>
+      <w:r>
+        <w:rPr>
+          <w:rFonts w:ascii="Arial" w:hAnsi="Arial" w:cs="Arial"/>
+          <w:sz w:val="20"/>
+          <w:szCs w:val="20"/>
+        </w:rPr>
+        <w:t>Gabriel Montiel</w:t>
+      </w:r>
+      <w:r>
+        <w:rPr>
+          <w:rFonts w:ascii="Arial" w:hAnsi="Arial" w:cs="Arial"/>
+          <w:sz w:val="20"/>
+          <w:szCs w:val="20"/>
+        </w:rPr>
+        <w:tab/>
+        <w:t>Firma del Tutor Académico</w:t>
+      </w:r>
+      <w:r>
+        <w:rPr>
+          <w:rFonts w:ascii="Arial" w:hAnsi="Arial" w:cs="Arial"/>
+          <w:sz w:val="20"/>
+          <w:szCs w:val="20"/>
+        </w:rPr>
+        <w:t xml:space="preserve">    </w:t>
+      </w:r>
+      <w:r>
+        <w:rPr>
+          <w:rFonts w:ascii="Arial" w:hAnsi="Arial" w:cs="Arial"/>
+          <w:sz w:val="20"/>
+          <w:szCs w:val="20"/>
+        </w:rPr>
+        <w:t xml:space="preserve">   </w:t>
+      </w:r>
+      <w:r>
+        <w:rPr>
+          <w:rFonts w:ascii="Arial" w:hAnsi="Arial" w:cs="Arial"/>
+          <w:sz w:val="20"/>
+          <w:szCs w:val="20"/>
+        </w:rPr>
+        <w:t xml:space="preserve">  </w:t>
+      </w:r>
+      <w:r>
+        <w:rPr>
+          <w:rFonts w:ascii="Arial" w:hAnsi="Arial" w:cs="Arial"/>
+          <w:color w:val="FFFFFF" w:themeColor="background1"/>
+          <w:sz w:val="20"/>
+          <w:szCs w:val="20"/>
+        </w:rPr>
+        <w:t>i</w:t>
+      </w:r>
+    </w:p>
+    <w:p>
+      <w:pPr>
+        <w:tabs>
+          <w:tab w:val="right" w:pos="8838"/>
+        </w:tabs>
+        <w:spacing w:line="276" w:lineRule="auto"/>
+        <w:jc w:val="both"/>
+        <w:rPr>
+          <w:rFonts w:ascii="Arial" w:hAnsi="Arial" w:cs="Arial"/>
+          <w:sz w:val="20"/>
+          <w:szCs w:val="20"/>
+        </w:rPr>
+      </w:pPr>
+      <w:r>
+        <w:rPr>
+          <w:rFonts w:ascii="Arial" w:hAnsi="Arial" w:cs="Arial"/>
+          <w:b/>
+          <w:bCs/>
+          <w:sz w:val="20"/>
+          <w:szCs w:val="20"/>
+        </w:rPr>
+        <w:lastRenderedPageBreak/>
+        <w:t>Antes del cambio:</w:t>
+      </w:r>
+    </w:p>
+    <w:p>
+      <w:pPr>
+        <w:spacing w:before="240" w:line="276" w:lineRule="auto"/>
+        <w:jc w:val="both"/>
+        <w:rPr>
+          <w:rFonts w:ascii="Arial" w:hAnsi="Arial" w:cs="Arial"/>
+          <w:sz w:val="20"/>
+          <w:szCs w:val="20"/>
+        </w:rPr>
+      </w:pPr>
+      <w:r>
+        <w:rPr>
+          <w:rFonts w:ascii="Arial" w:hAnsi="Arial" w:cs="Arial"/>
+          <w:b/>
+          <w:bCs/>
+          <w:sz w:val="20"/>
+          <w:szCs w:val="20"/>
+        </w:rPr>
+        <w:t>T</w:t>
+      </w:r>
+      <w:r>
+        <w:rPr>
+          <w:rFonts w:ascii="Arial" w:hAnsi="Arial" w:cs="Arial"/>
+          <w:b/>
+          <w:bCs/>
+          <w:sz w:val="20"/>
+          <w:szCs w:val="20"/>
+        </w:rPr>
+        <w:t>í</w:t>
+      </w:r>
+      <w:r>
+        <w:rPr>
+          <w:rFonts w:ascii="Arial" w:hAnsi="Arial" w:cs="Arial"/>
+          <w:b/>
+          <w:bCs/>
+          <w:sz w:val="20"/>
+          <w:szCs w:val="20"/>
+        </w:rPr>
+        <w:t>tulo</w:t>
+      </w:r>
+      <w:r>
+        <w:rPr>
+          <w:rFonts w:ascii="Arial" w:hAnsi="Arial" w:cs="Arial"/>
+          <w:b/>
+          <w:bCs/>
+          <w:sz w:val="20"/>
+          <w:szCs w:val="20"/>
+        </w:rPr>
+        <w:t>:</w:t>
+      </w:r>
+      <w:r>
+        <w:rPr>
+          <w:rFonts w:ascii="Arial" w:hAnsi="Arial" w:cs="Arial"/>
+          <w:sz w:val="20"/>
+          <w:szCs w:val="20"/>
+        </w:rPr>
+        <w:t xml:space="preserve"> Aplicación educativa gamificada para potenciar el rendimiento académico de los estudiantes de media general y bachillerato en Venezuela</w:t>
+      </w:r>
+    </w:p>
+    <w:p>
+      <w:pPr>
+        <w:pStyle w:val="Tesis"/>
+        <w:spacing w:before="240" w:after="160" w:line="276" w:lineRule="auto"/>
+        <w:ind w:firstLine="0"/>
+        <w:rPr>
+          <w:sz w:val="20"/>
+          <w:szCs w:val="20"/>
+        </w:rPr>
+      </w:pPr>
+      <w:r>
+        <w:rPr>
+          <w:b/>
+          <w:bCs/>
+          <w:sz w:val="20"/>
+          <w:szCs w:val="20"/>
+        </w:rPr>
+        <w:t xml:space="preserve">Objetivo General: </w:t>
+      </w:r>
+      <w:r>
+        <w:rPr>
+          <w:sz w:val="20"/>
+          <w:szCs w:val="20"/>
+        </w:rPr>
+        <w:t>Desarrollar una Aplicación educativa gamificada para potenciar el rendimiento académico en estudiantes de media básica y bachillerato en Venezuela.</w:t>
+      </w:r>
+    </w:p>
+    <w:p>
+      <w:pPr>
+        <w:pStyle w:val="Tesis"/>
+        <w:spacing w:before="240" w:after="160" w:line="276" w:lineRule="auto"/>
+        <w:ind w:firstLine="0"/>
+        <w:rPr>
+          <w:b/>
+          <w:bCs/>
+          <w:sz w:val="20"/>
+          <w:szCs w:val="20"/>
+        </w:rPr>
+      </w:pPr>
+      <w:r>
+        <w:rPr>
+          <w:b/>
+          <w:bCs/>
+          <w:sz w:val="20"/>
+          <w:szCs w:val="20"/>
+        </w:rPr>
+        <w:t>Objetivos específicos:</w:t>
+      </w:r>
+    </w:p>
+    <w:p>
+      <w:pPr>
+        <w:pStyle w:val="Tesis"/>
+        <w:spacing w:before="240" w:after="160" w:line="276" w:lineRule="auto"/>
+        <w:ind w:firstLine="0"/>
+        <w:rPr>
+          <w:b/>
+          <w:bCs/>
+          <w:sz w:val="20"/>
+          <w:szCs w:val="20"/>
+        </w:rPr>
+      </w:pPr>
+      <w:r>
+        <w:rPr>
+          <w:sz w:val="20"/>
+          <w:szCs w:val="20"/>
+        </w:rPr>
+        <w:t>Analizar la situación actual de los estudiantes de media básica y bachillerato.</w:t>
+      </w:r>
+    </w:p>
+    <w:p>
+      <w:pPr>
+        <w:spacing w:before="240" w:line="276" w:lineRule="auto"/>
+        <w:jc w:val="both"/>
+        <w:rPr>
+          <w:rFonts w:ascii="Arial" w:hAnsi="Arial" w:cs="Arial"/>
+          <w:b/>
+          <w:bCs/>
+          <w:sz w:val="20"/>
+          <w:szCs w:val="20"/>
+        </w:rPr>
+      </w:pPr>
+      <w:r>
+        <w:rPr>
+          <w:rFonts w:ascii="Arial" w:hAnsi="Arial" w:cs="Arial"/>
+          <w:sz w:val="20"/>
+          <w:szCs w:val="20"/>
+        </w:rPr>
+        <w:t>Determinar los requerimientos necesarios para desarrollar la aplicación.</w:t>
+      </w:r>
+    </w:p>
+    <w:p>
+      <w:pPr>
+        <w:spacing w:before="240" w:line="276" w:lineRule="auto"/>
+        <w:jc w:val="both"/>
+        <w:rPr>
+          <w:rFonts w:ascii="Arial" w:hAnsi="Arial" w:cs="Arial"/>
+          <w:b/>
+          <w:bCs/>
+          <w:sz w:val="20"/>
+          <w:szCs w:val="20"/>
+        </w:rPr>
+      </w:pPr>
+      <w:r>
+        <w:rPr>
+          <w:rFonts w:ascii="Arial" w:hAnsi="Arial" w:cs="Arial"/>
+          <w:sz w:val="20"/>
+          <w:szCs w:val="20"/>
+        </w:rPr>
+        <w:t>Diseñar el prototipo de la aplicación a partir de los requerimientos previamente identificados.</w:t>
+      </w:r>
+    </w:p>
+    <w:p>
+      <w:pPr>
+        <w:spacing w:before="240" w:line="276" w:lineRule="auto"/>
+        <w:jc w:val="both"/>
+        <w:rPr>
+          <w:rFonts w:ascii="Arial" w:hAnsi="Arial" w:cs="Arial"/>
+          <w:b/>
+          <w:bCs/>
+          <w:sz w:val="20"/>
+          <w:szCs w:val="20"/>
+        </w:rPr>
+      </w:pPr>
+      <w:r>
+        <w:rPr>
+          <w:rFonts w:ascii="Arial" w:hAnsi="Arial" w:cs="Arial"/>
+          <w:sz w:val="20"/>
+          <w:szCs w:val="20"/>
+        </w:rPr>
+        <w:t>Construir la aplicación a partir del diseño del prototipo.</w:t>
+      </w:r>
+    </w:p>
+    <w:p>
+      <w:pPr>
+        <w:spacing w:before="240" w:line="276" w:lineRule="auto"/>
+        <w:jc w:val="both"/>
+        <w:rPr>
+          <w:rFonts w:ascii="Arial" w:hAnsi="Arial" w:cs="Arial"/>
+          <w:b/>
+          <w:bCs/>
+          <w:sz w:val="20"/>
+          <w:szCs w:val="20"/>
+        </w:rPr>
+      </w:pPr>
+      <w:r>
+        <w:rPr>
+          <w:rFonts w:ascii="Arial" w:hAnsi="Arial" w:cs="Arial"/>
+          <w:sz w:val="20"/>
+          <w:szCs w:val="20"/>
+        </w:rPr>
+        <w:t>Verificar la funcionalidad del sistema mediante pruebas de funcionamiento.</w:t>
+      </w:r>
+    </w:p>
+    <w:p>
+      <w:pPr>
+        <w:spacing w:before="240" w:line="276" w:lineRule="auto"/>
+        <w:jc w:val="both"/>
+        <w:rPr>
+          <w:rFonts w:ascii="Arial" w:hAnsi="Arial" w:cs="Arial"/>
+          <w:sz w:val="20"/>
+          <w:szCs w:val="20"/>
+        </w:rPr>
+      </w:pPr>
+      <w:r>
+        <w:rPr>
+          <w:rFonts w:ascii="Arial" w:hAnsi="Arial" w:cs="Arial"/>
+          <w:sz w:val="20"/>
+          <w:szCs w:val="20"/>
+        </w:rPr>
+        <w:t>Redactar un manual de usuario de la aplicación.</w:t>
+      </w:r>
+    </w:p>
+    <w:p>
+      <w:pPr>
+        <w:spacing w:before="240" w:line="276" w:lineRule="auto"/>
+        <w:jc w:val="both"/>
+        <w:rPr>
+          <w:rFonts w:ascii="Arial" w:hAnsi="Arial" w:cs="Arial"/>
+          <w:sz w:val="20"/>
+          <w:szCs w:val="20"/>
+        </w:rPr>
+      </w:pPr>
+    </w:p>
+    <w:p>
+      <w:pPr>
+        <w:spacing w:before="240" w:line="276" w:lineRule="auto"/>
+        <w:jc w:val="both"/>
+        <w:rPr>
+          <w:rFonts w:ascii="Arial" w:hAnsi="Arial" w:cs="Arial"/>
+          <w:b/>
+          <w:bCs/>
+          <w:sz w:val="20"/>
+          <w:szCs w:val="20"/>
+        </w:rPr>
+      </w:pPr>
+      <w:r>
+        <w:rPr>
+          <w:rFonts w:ascii="Arial" w:hAnsi="Arial" w:cs="Arial"/>
+          <w:b/>
+          <w:bCs/>
+          <w:sz w:val="20"/>
+          <w:szCs w:val="20"/>
+        </w:rPr>
+        <w:t>Después del cambio:</w:t>
+      </w:r>
+    </w:p>
+    <w:p>
+      <w:pPr>
+        <w:spacing w:before="240" w:line="276" w:lineRule="auto"/>
+        <w:jc w:val="both"/>
+        <w:rPr>
+          <w:rFonts w:ascii="Arial" w:hAnsi="Arial" w:cs="Arial"/>
+          <w:sz w:val="20"/>
+          <w:szCs w:val="20"/>
+        </w:rPr>
+      </w:pPr>
+      <w:r>
+        <w:rPr>
+          <w:rFonts w:ascii="Arial" w:hAnsi="Arial" w:cs="Arial"/>
+          <w:b/>
+          <w:bCs/>
+          <w:sz w:val="20"/>
+          <w:szCs w:val="20"/>
+        </w:rPr>
+        <w:t>Título:</w:t>
+      </w:r>
+      <w:r>
+        <w:rPr>
+          <w:rFonts w:ascii="Arial" w:hAnsi="Arial" w:cs="Arial"/>
+          <w:sz w:val="20"/>
+          <w:szCs w:val="20"/>
+        </w:rPr>
+        <w:t xml:space="preserve"> Aplicación educativa gamificada para potenciar el rendimiento académico de los estudiantes de bachillerato en Venezuela</w:t>
+      </w:r>
+    </w:p>
+    <w:p>
+      <w:pPr>
+        <w:pStyle w:val="Tesis"/>
+        <w:spacing w:before="240" w:after="160" w:line="276" w:lineRule="auto"/>
+        <w:ind w:firstLine="0"/>
+        <w:rPr>
+          <w:sz w:val="20"/>
+          <w:szCs w:val="20"/>
+        </w:rPr>
+      </w:pPr>
+      <w:r>
+        <w:rPr>
+          <w:b/>
+          <w:bCs/>
+          <w:sz w:val="20"/>
+          <w:szCs w:val="20"/>
+        </w:rPr>
+        <w:t xml:space="preserve">Objetivo General: </w:t>
+      </w:r>
+      <w:r>
+        <w:rPr>
+          <w:sz w:val="20"/>
+          <w:szCs w:val="20"/>
+        </w:rPr>
+        <w:t>Desarrollar una Aplicación educativa gamificada para potenciar el rendimiento académico en estudiantes de bachillerato en Venezuela.</w:t>
+      </w:r>
+    </w:p>
+    <w:p>
+      <w:pPr>
+        <w:pStyle w:val="Tesis"/>
+        <w:spacing w:before="240" w:after="160" w:line="276" w:lineRule="auto"/>
+        <w:ind w:firstLine="0"/>
+        <w:rPr>
+          <w:b/>
+          <w:bCs/>
+          <w:sz w:val="20"/>
+          <w:szCs w:val="20"/>
+        </w:rPr>
+      </w:pPr>
+      <w:r>
+        <w:rPr>
+          <w:b/>
+          <w:bCs/>
+          <w:sz w:val="20"/>
+          <w:szCs w:val="20"/>
+        </w:rPr>
+        <w:t>Objetivos específicos:</w:t>
+      </w:r>
+    </w:p>
+    <w:p>
+      <w:pPr>
+        <w:pStyle w:val="Tesis"/>
+        <w:spacing w:before="240" w:after="160" w:line="276" w:lineRule="auto"/>
+        <w:ind w:firstLine="0"/>
+        <w:rPr>
+          <w:b/>
+          <w:bCs/>
+          <w:sz w:val="20"/>
+          <w:szCs w:val="20"/>
+        </w:rPr>
+      </w:pPr>
+      <w:r>
+        <w:rPr>
+          <w:sz w:val="20"/>
+          <w:szCs w:val="20"/>
+        </w:rPr>
+        <w:t>Analizar la situación actual de los estudiantes de bachillerato.</w:t>
+      </w:r>
+    </w:p>
+    <w:p>
+      <w:pPr>
+        <w:spacing w:before="240" w:line="276" w:lineRule="auto"/>
+        <w:jc w:val="both"/>
+        <w:rPr>
+          <w:rFonts w:ascii="Arial" w:hAnsi="Arial" w:cs="Arial"/>
+          <w:b/>
+          <w:bCs/>
+          <w:sz w:val="20"/>
+          <w:szCs w:val="20"/>
+        </w:rPr>
+      </w:pPr>
+      <w:r>
+        <w:rPr>
+          <w:rFonts w:ascii="Arial" w:hAnsi="Arial" w:cs="Arial"/>
+          <w:sz w:val="20"/>
+          <w:szCs w:val="20"/>
+        </w:rPr>
+        <w:t>Determinar los requerimientos necesarios para desarrollar la aplicación.</w:t>
+      </w:r>
+    </w:p>
+    <w:p>
+      <w:pPr>
+        <w:spacing w:before="240" w:line="276" w:lineRule="auto"/>
+        <w:jc w:val="both"/>
+        <w:rPr>
+          <w:rFonts w:ascii="Arial" w:hAnsi="Arial" w:cs="Arial"/>
+          <w:b/>
+          <w:bCs/>
+          <w:sz w:val="20"/>
+          <w:szCs w:val="20"/>
+        </w:rPr>
+      </w:pPr>
+      <w:r>
+        <w:rPr>
+          <w:rFonts w:ascii="Arial" w:hAnsi="Arial" w:cs="Arial"/>
+          <w:sz w:val="20"/>
+          <w:szCs w:val="20"/>
+        </w:rPr>
+        <w:t>Diseñar el prototipo de la aplicación a partir de los requerimientos previamente identificados.</w:t>
+      </w:r>
+    </w:p>
+    <w:p>
+      <w:pPr>
+        <w:spacing w:before="240" w:line="276" w:lineRule="auto"/>
+        <w:jc w:val="both"/>
+        <w:rPr>
+          <w:rFonts w:ascii="Arial" w:hAnsi="Arial" w:cs="Arial"/>
+          <w:b/>
+          <w:bCs/>
+          <w:sz w:val="20"/>
+          <w:szCs w:val="20"/>
+        </w:rPr>
+      </w:pPr>
+      <w:r>
+        <w:rPr>
+          <w:rFonts w:ascii="Arial" w:hAnsi="Arial" w:cs="Arial"/>
+          <w:sz w:val="20"/>
+          <w:szCs w:val="20"/>
+        </w:rPr>
+        <w:t>Construir la aplicación a partir del diseño del prototipo.</w:t>
+      </w:r>
+    </w:p>
+    <w:p>
+      <w:pPr>
+        <w:spacing w:before="240" w:line="276" w:lineRule="auto"/>
+        <w:jc w:val="both"/>
+        <w:rPr>
+          <w:rFonts w:ascii="Arial" w:hAnsi="Arial" w:cs="Arial"/>
+          <w:b/>
+          <w:bCs/>
+          <w:sz w:val="20"/>
+          <w:szCs w:val="20"/>
+        </w:rPr>
+      </w:pPr>
+      <w:r>
+        <w:rPr>
+          <w:rFonts w:ascii="Arial" w:hAnsi="Arial" w:cs="Arial"/>
+          <w:sz w:val="20"/>
+          <w:szCs w:val="20"/>
+        </w:rPr>
+        <w:t>Verificar la funcionalidad del sistema mediante pruebas de funcionamiento.</w:t>
+      </w:r>
+    </w:p>
+    <w:p>
+      <w:pPr>
+        <w:spacing w:before="240" w:line="276" w:lineRule="auto"/>
         <w:jc w:val="both"/>
         <w:rPr>
           <w:rFonts w:ascii="Arial" w:hAnsi="Arial" w:cs="Arial"/>
@@ -896,552 +1358,15 @@
       <w:r>
         <w:rPr>
           <w:rFonts w:ascii="Arial" w:hAnsi="Arial" w:cs="Arial"/>
-          <w:sz w:val="22"/>
-          <w:szCs w:val="22"/>
-        </w:rPr>
-        <w:t xml:space="preserve">                 </w:t>
-      </w:r>
-      <w:r>
-        <w:rPr>
-          <w:rFonts w:ascii="Arial" w:hAnsi="Arial" w:cs="Arial"/>
-          <w:sz w:val="22"/>
-          <w:szCs w:val="22"/>
-        </w:rPr>
-        <w:t>Gabriel Montiel</w:t>
-      </w:r>
-      <w:r>
-        <w:rPr>
-          <w:rFonts w:ascii="Arial" w:hAnsi="Arial" w:cs="Arial"/>
-          <w:sz w:val="22"/>
-          <w:szCs w:val="22"/>
-        </w:rPr>
-        <w:tab/>
-        <w:t>Firma del Tutor Académico</w:t>
-      </w:r>
-      <w:r>
-        <w:rPr>
-          <w:rFonts w:ascii="Arial" w:hAnsi="Arial" w:cs="Arial"/>
-          <w:sz w:val="22"/>
-          <w:szCs w:val="22"/>
-        </w:rPr>
-        <w:t xml:space="preserve">      </w:t>
-      </w:r>
-      <w:r>
-        <w:rPr>
-          <w:rFonts w:ascii="Arial" w:hAnsi="Arial" w:cs="Arial"/>
-          <w:color w:val="FFFFFF" w:themeColor="background1"/>
-          <w:sz w:val="22"/>
-          <w:szCs w:val="22"/>
-        </w:rPr>
-        <w:t>i</w:t>
-      </w:r>
-    </w:p>
-    <w:p>
-      <w:pPr>
-        <w:spacing w:line="360" w:lineRule="auto"/>
-        <w:jc w:val="both"/>
-        <w:rPr>
-          <w:rFonts w:ascii="Arial" w:hAnsi="Arial" w:cs="Arial"/>
-          <w:b/>
-          <w:bCs/>
-          <w:sz w:val="22"/>
-          <w:szCs w:val="22"/>
-        </w:rPr>
-      </w:pPr>
-    </w:p>
-    <w:p>
-      <w:pPr>
-        <w:spacing w:line="360" w:lineRule="auto"/>
-        <w:jc w:val="both"/>
-        <w:rPr>
-          <w:rFonts w:ascii="Arial" w:hAnsi="Arial" w:cs="Arial"/>
-          <w:b/>
-          <w:bCs/>
-          <w:sz w:val="22"/>
-          <w:szCs w:val="22"/>
-        </w:rPr>
-      </w:pPr>
-      <w:r>
-        <w:rPr>
-          <w:rFonts w:ascii="Arial" w:hAnsi="Arial" w:cs="Arial"/>
-          <w:b/>
-          <w:bCs/>
-          <w:sz w:val="22"/>
-          <w:szCs w:val="22"/>
-        </w:rPr>
-        <w:lastRenderedPageBreak/>
-        <w:t>Antes del cambio:</w:t>
-      </w:r>
-    </w:p>
-    <w:p>
-      <w:pPr>
-        <w:spacing w:line="360" w:lineRule="auto"/>
-        <w:jc w:val="both"/>
-        <w:rPr>
-          <w:rFonts w:ascii="Arial" w:hAnsi="Arial" w:cs="Arial"/>
-          <w:sz w:val="22"/>
-          <w:szCs w:val="22"/>
-        </w:rPr>
-      </w:pPr>
-      <w:r>
-        <w:rPr>
-          <w:rFonts w:ascii="Arial" w:hAnsi="Arial" w:cs="Arial"/>
-          <w:b/>
-          <w:bCs/>
-          <w:sz w:val="22"/>
-          <w:szCs w:val="22"/>
-        </w:rPr>
-        <w:t>T</w:t>
-      </w:r>
-      <w:r>
-        <w:rPr>
-          <w:rFonts w:ascii="Arial" w:hAnsi="Arial" w:cs="Arial"/>
-          <w:b/>
-          <w:bCs/>
-          <w:sz w:val="22"/>
-          <w:szCs w:val="22"/>
-        </w:rPr>
-        <w:t>í</w:t>
-      </w:r>
-      <w:r>
-        <w:rPr>
-          <w:rFonts w:ascii="Arial" w:hAnsi="Arial" w:cs="Arial"/>
-          <w:b/>
-          <w:bCs/>
-          <w:sz w:val="22"/>
-          <w:szCs w:val="22"/>
-        </w:rPr>
-        <w:t>tulo</w:t>
-      </w:r>
-      <w:r>
-        <w:rPr>
-          <w:rFonts w:ascii="Arial" w:hAnsi="Arial" w:cs="Arial"/>
-          <w:b/>
-          <w:bCs/>
-          <w:sz w:val="22"/>
-          <w:szCs w:val="22"/>
-        </w:rPr>
-        <w:t>:</w:t>
-      </w:r>
-      <w:r>
-        <w:rPr>
-          <w:rFonts w:ascii="Arial" w:hAnsi="Arial" w:cs="Arial"/>
-          <w:sz w:val="22"/>
-          <w:szCs w:val="22"/>
-        </w:rPr>
-        <w:t xml:space="preserve"> Aplicación educativa gamificada para potenciar el rendimiento académico de los estudiantes de media general y bachillerato en Venezuela</w:t>
-      </w:r>
-    </w:p>
-    <w:p>
-      <w:pPr>
-        <w:pStyle w:val="Tesis"/>
-        <w:spacing w:line="360" w:lineRule="auto"/>
-        <w:ind w:firstLine="0"/>
-        <w:rPr>
-          <w:sz w:val="22"/>
-          <w:szCs w:val="22"/>
-        </w:rPr>
-      </w:pPr>
-      <w:r>
-        <w:rPr>
-          <w:b/>
-          <w:bCs/>
-          <w:sz w:val="22"/>
-          <w:szCs w:val="22"/>
-        </w:rPr>
-        <w:t xml:space="preserve">Objetivo General: </w:t>
-      </w:r>
-      <w:r>
-        <w:rPr>
-          <w:sz w:val="22"/>
-          <w:szCs w:val="22"/>
-        </w:rPr>
-        <w:t>Desarrollar una Aplicación educativa gamificada para potenciar el rendimiento académico en estudiantes de media básica y bachillerato en Venezuela.</w:t>
-      </w:r>
-    </w:p>
-    <w:p>
-      <w:pPr>
-        <w:pStyle w:val="Tesis"/>
-        <w:spacing w:line="360" w:lineRule="auto"/>
-        <w:ind w:firstLine="0"/>
-        <w:rPr>
-          <w:b/>
-          <w:bCs/>
-          <w:sz w:val="22"/>
-          <w:szCs w:val="22"/>
-        </w:rPr>
-      </w:pPr>
-      <w:r>
-        <w:rPr>
-          <w:b/>
-          <w:bCs/>
-          <w:sz w:val="22"/>
-          <w:szCs w:val="22"/>
-        </w:rPr>
-        <w:t>Objetivos específicos:</w:t>
-      </w:r>
-    </w:p>
-    <w:p>
-      <w:pPr>
-        <w:pStyle w:val="Tesis"/>
-        <w:spacing w:line="360" w:lineRule="auto"/>
-        <w:ind w:firstLine="0"/>
-        <w:rPr>
-          <w:b/>
-          <w:bCs/>
-          <w:sz w:val="22"/>
-          <w:szCs w:val="22"/>
-        </w:rPr>
-      </w:pPr>
-      <w:r>
-        <w:rPr>
-          <w:sz w:val="22"/>
-          <w:szCs w:val="22"/>
-        </w:rPr>
-        <w:t>Analizar la situación actual de los estudiantes de media básica y bachillerato.</w:t>
-      </w:r>
-    </w:p>
-    <w:p>
-      <w:pPr>
-        <w:spacing w:line="360" w:lineRule="auto"/>
-        <w:jc w:val="both"/>
-        <w:rPr>
-          <w:rFonts w:ascii="Arial" w:hAnsi="Arial" w:cs="Arial"/>
-          <w:b/>
-          <w:bCs/>
-          <w:sz w:val="22"/>
-          <w:szCs w:val="22"/>
-        </w:rPr>
-      </w:pPr>
-      <w:r>
-        <w:rPr>
-          <w:rFonts w:ascii="Arial" w:hAnsi="Arial" w:cs="Arial"/>
-          <w:sz w:val="22"/>
-          <w:szCs w:val="22"/>
-        </w:rPr>
-        <w:t>Determinar los requerimientos necesarios para desarrollar la aplicación.</w:t>
-      </w:r>
-    </w:p>
-    <w:p>
-      <w:pPr>
-        <w:spacing w:line="360" w:lineRule="auto"/>
-        <w:jc w:val="both"/>
-        <w:rPr>
-          <w:rFonts w:ascii="Arial" w:hAnsi="Arial" w:cs="Arial"/>
-          <w:b/>
-          <w:bCs/>
-          <w:sz w:val="22"/>
-          <w:szCs w:val="22"/>
-        </w:rPr>
-      </w:pPr>
-      <w:r>
-        <w:rPr>
-          <w:rFonts w:ascii="Arial" w:hAnsi="Arial" w:cs="Arial"/>
-          <w:sz w:val="22"/>
-          <w:szCs w:val="22"/>
-        </w:rPr>
-        <w:t>Diseñar el prototipo de la aplicación a partir de los requerimientos previamente identificados.</w:t>
-      </w:r>
-    </w:p>
-    <w:p>
-      <w:pPr>
-        <w:spacing w:line="360" w:lineRule="auto"/>
-        <w:jc w:val="both"/>
-        <w:rPr>
-          <w:rFonts w:ascii="Arial" w:hAnsi="Arial" w:cs="Arial"/>
-          <w:b/>
-          <w:bCs/>
-          <w:sz w:val="22"/>
-          <w:szCs w:val="22"/>
-        </w:rPr>
-      </w:pPr>
-      <w:r>
-        <w:rPr>
-          <w:rFonts w:ascii="Arial" w:hAnsi="Arial" w:cs="Arial"/>
-          <w:sz w:val="22"/>
-          <w:szCs w:val="22"/>
-        </w:rPr>
-        <w:t>Construir la aplicación a partir del diseño del prototipo.</w:t>
-      </w:r>
-    </w:p>
-    <w:p>
-      <w:pPr>
-        <w:spacing w:line="360" w:lineRule="auto"/>
-        <w:jc w:val="both"/>
-        <w:rPr>
-          <w:rFonts w:ascii="Arial" w:hAnsi="Arial" w:cs="Arial"/>
-          <w:b/>
-          <w:bCs/>
-          <w:sz w:val="22"/>
-          <w:szCs w:val="22"/>
-        </w:rPr>
-      </w:pPr>
-      <w:r>
-        <w:rPr>
-          <w:rFonts w:ascii="Arial" w:hAnsi="Arial" w:cs="Arial"/>
-          <w:sz w:val="22"/>
-          <w:szCs w:val="22"/>
-        </w:rPr>
-        <w:t>Verificar la funcionalidad del sistema mediante pruebas de funcionamiento.</w:t>
-      </w:r>
-    </w:p>
-    <w:p>
-      <w:pPr>
-        <w:spacing w:line="360" w:lineRule="auto"/>
-        <w:jc w:val="both"/>
-        <w:rPr>
-          <w:rFonts w:ascii="Arial" w:hAnsi="Arial" w:cs="Arial"/>
-          <w:sz w:val="22"/>
-          <w:szCs w:val="22"/>
-        </w:rPr>
-      </w:pPr>
-      <w:r>
-        <w:rPr>
-          <w:rFonts w:ascii="Arial" w:hAnsi="Arial" w:cs="Arial"/>
-          <w:sz w:val="22"/>
-          <w:szCs w:val="22"/>
-        </w:rPr>
-        <w:t>Redactar un manual de usuario de la aplicación.</w:t>
-      </w:r>
-    </w:p>
-    <w:p>
-      <w:pPr>
-        <w:spacing w:line="360" w:lineRule="auto"/>
-        <w:jc w:val="both"/>
-        <w:rPr>
-          <w:rFonts w:ascii="Arial" w:hAnsi="Arial" w:cs="Arial"/>
-          <w:sz w:val="22"/>
-          <w:szCs w:val="22"/>
-        </w:rPr>
-      </w:pPr>
-    </w:p>
-    <w:p>
-      <w:pPr>
-        <w:spacing w:line="360" w:lineRule="auto"/>
-        <w:jc w:val="both"/>
-        <w:rPr>
-          <w:rFonts w:ascii="Arial" w:hAnsi="Arial" w:cs="Arial"/>
-          <w:b/>
-          <w:bCs/>
-          <w:sz w:val="22"/>
-          <w:szCs w:val="22"/>
-        </w:rPr>
-      </w:pPr>
-      <w:r>
-        <w:rPr>
-          <w:rFonts w:ascii="Arial" w:hAnsi="Arial" w:cs="Arial"/>
-          <w:b/>
-          <w:bCs/>
-          <w:sz w:val="22"/>
-          <w:szCs w:val="22"/>
-        </w:rPr>
-        <w:t>Después del cambio:</w:t>
-      </w:r>
-    </w:p>
-    <w:p>
-      <w:pPr>
-        <w:spacing w:line="360" w:lineRule="auto"/>
-        <w:jc w:val="both"/>
-        <w:rPr>
-          <w:rFonts w:ascii="Arial" w:hAnsi="Arial" w:cs="Arial"/>
-          <w:sz w:val="22"/>
-          <w:szCs w:val="22"/>
-        </w:rPr>
-      </w:pPr>
-      <w:r>
-        <w:rPr>
-          <w:rFonts w:ascii="Arial" w:hAnsi="Arial" w:cs="Arial"/>
-          <w:b/>
-          <w:bCs/>
-          <w:sz w:val="22"/>
-          <w:szCs w:val="22"/>
-        </w:rPr>
-        <w:t>Título:</w:t>
-      </w:r>
-      <w:r>
-        <w:rPr>
-          <w:rFonts w:ascii="Arial" w:hAnsi="Arial" w:cs="Arial"/>
-          <w:sz w:val="22"/>
-          <w:szCs w:val="22"/>
-        </w:rPr>
-        <w:t xml:space="preserve"> Aplicación educativa gamificada para potenciar el rendimiento académico de los estudiantes de bachillerato en Venezuela</w:t>
-      </w:r>
-    </w:p>
-    <w:p>
-      <w:pPr>
-        <w:pStyle w:val="Tesis"/>
-        <w:spacing w:line="360" w:lineRule="auto"/>
-        <w:ind w:firstLine="0"/>
-        <w:rPr>
-          <w:sz w:val="22"/>
-          <w:szCs w:val="22"/>
-        </w:rPr>
-      </w:pPr>
-      <w:r>
-        <w:rPr>
-          <w:b/>
-          <w:bCs/>
-          <w:sz w:val="22"/>
-          <w:szCs w:val="22"/>
-        </w:rPr>
-        <w:t xml:space="preserve">Objetivo General: </w:t>
-      </w:r>
-      <w:r>
-        <w:rPr>
-          <w:sz w:val="22"/>
-          <w:szCs w:val="22"/>
-        </w:rPr>
-        <w:t>Desarrollar una Aplicación educativa gamificada para potenciar el rendimiento académico en estudiantes de bachillerato en Venezuela.</w:t>
-      </w:r>
-    </w:p>
-    <w:p>
-      <w:pPr>
-        <w:pStyle w:val="Tesis"/>
-        <w:spacing w:line="360" w:lineRule="auto"/>
-        <w:ind w:firstLine="0"/>
-        <w:rPr>
-          <w:b/>
-          <w:bCs/>
-          <w:sz w:val="22"/>
-          <w:szCs w:val="22"/>
-        </w:rPr>
-      </w:pPr>
-      <w:r>
-        <w:rPr>
-          <w:b/>
-          <w:bCs/>
-          <w:sz w:val="22"/>
-          <w:szCs w:val="22"/>
-        </w:rPr>
-        <w:t>Objetivos específicos:</w:t>
-      </w:r>
-    </w:p>
-    <w:p>
-      <w:pPr>
-        <w:pStyle w:val="Tesis"/>
-        <w:spacing w:line="360" w:lineRule="auto"/>
-        <w:ind w:firstLine="0"/>
-        <w:rPr>
-          <w:b/>
-          <w:bCs/>
-          <w:sz w:val="22"/>
-          <w:szCs w:val="22"/>
-        </w:rPr>
-      </w:pPr>
-      <w:r>
-        <w:rPr>
-          <w:sz w:val="22"/>
-          <w:szCs w:val="22"/>
-        </w:rPr>
-        <w:t>Analizar la situación actual de los estudiantes de bachillerato.</w:t>
-      </w:r>
-    </w:p>
-    <w:p>
-      <w:pPr>
-        <w:spacing w:line="360" w:lineRule="auto"/>
-        <w:jc w:val="both"/>
-        <w:rPr>
-          <w:rFonts w:ascii="Arial" w:hAnsi="Arial" w:cs="Arial"/>
-          <w:b/>
-          <w:bCs/>
-          <w:sz w:val="22"/>
-          <w:szCs w:val="22"/>
-        </w:rPr>
-      </w:pPr>
-      <w:r>
-        <w:rPr>
-          <w:rFonts w:ascii="Arial" w:hAnsi="Arial" w:cs="Arial"/>
-          <w:sz w:val="22"/>
-          <w:szCs w:val="22"/>
-        </w:rPr>
-        <w:t>Determinar los requerimientos necesarios para desarrollar la aplicación.</w:t>
-      </w:r>
-    </w:p>
-    <w:p>
-      <w:pPr>
-        <w:spacing w:line="360" w:lineRule="auto"/>
-        <w:jc w:val="both"/>
-        <w:rPr>
-          <w:rFonts w:ascii="Arial" w:hAnsi="Arial" w:cs="Arial"/>
-          <w:b/>
-          <w:bCs/>
-          <w:sz w:val="22"/>
-          <w:szCs w:val="22"/>
-        </w:rPr>
-      </w:pPr>
-      <w:r>
-        <w:rPr>
-          <w:rFonts w:ascii="Arial" w:hAnsi="Arial" w:cs="Arial"/>
-          <w:sz w:val="22"/>
-          <w:szCs w:val="22"/>
-        </w:rPr>
-        <w:t>Diseñar el prototipo de la aplicación a partir de los requerimientos previamente identificados.</w:t>
-      </w:r>
-    </w:p>
-    <w:p>
-      <w:pPr>
-        <w:spacing w:line="360" w:lineRule="auto"/>
-        <w:jc w:val="both"/>
-        <w:rPr>
-          <w:rFonts w:ascii="Arial" w:hAnsi="Arial" w:cs="Arial"/>
-          <w:b/>
-          <w:bCs/>
-          <w:sz w:val="22"/>
-          <w:szCs w:val="22"/>
-        </w:rPr>
-      </w:pPr>
-      <w:r>
-        <w:rPr>
-          <w:rFonts w:ascii="Arial" w:hAnsi="Arial" w:cs="Arial"/>
-          <w:sz w:val="22"/>
-          <w:szCs w:val="22"/>
-        </w:rPr>
-        <w:t>Construir la aplicación a partir del diseño del prototipo.</w:t>
-      </w:r>
-    </w:p>
-    <w:p>
-      <w:pPr>
-        <w:spacing w:line="360" w:lineRule="auto"/>
-        <w:jc w:val="both"/>
-        <w:rPr>
-          <w:rFonts w:ascii="Arial" w:hAnsi="Arial" w:cs="Arial"/>
-          <w:b/>
-          <w:bCs/>
-          <w:sz w:val="22"/>
-          <w:szCs w:val="22"/>
-        </w:rPr>
-      </w:pPr>
-      <w:r>
-        <w:rPr>
-          <w:rFonts w:ascii="Arial" w:hAnsi="Arial" w:cs="Arial"/>
-          <w:sz w:val="22"/>
-          <w:szCs w:val="22"/>
-        </w:rPr>
-        <w:t>Verificar la funcionalidad del sistema mediante pruebas de funcionamiento.</w:t>
-      </w:r>
-    </w:p>
-    <w:p>
-      <w:pPr>
-        <w:spacing w:line="360" w:lineRule="auto"/>
-        <w:jc w:val="both"/>
-        <w:rPr>
-          <w:rFonts w:ascii="Arial" w:hAnsi="Arial" w:cs="Arial"/>
-          <w:sz w:val="22"/>
-          <w:szCs w:val="22"/>
-        </w:rPr>
-      </w:pPr>
-      <w:r>
-        <w:rPr>
-          <w:rFonts w:ascii="Arial" w:hAnsi="Arial" w:cs="Arial"/>
-          <w:sz w:val="22"/>
-          <w:szCs w:val="22"/>
+          <w:sz w:val="20"/>
+          <w:szCs w:val="20"/>
         </w:rPr>
         <w:t>Redactar un manual de usuario de la aplicación.</w:t>
       </w:r>
     </w:p>
     <w:sectPr>
       <w:pgSz w:w="12240" w:h="15840"/>
-      <w:pgMar w:top="1417" w:right="1701" w:bottom="1417" w:left="1701" w:header="708" w:footer="708" w:gutter="0"/>
+      <w:pgMar w:top="1417" w:right="1701" w:bottom="1417" w:left="1701" w:header="709" w:footer="709" w:gutter="0"/>
       <w:cols w:space="708"/>
       <w:docGrid w:linePitch="360"/>
     </w:sectPr>
@@ -2052,7 +1977,6 @@
   <w:style w:type="character" w:default="1" w:styleId="Fuentedeprrafopredeter">
     <w:name w:val="Default Paragraph Font"/>
     <w:uiPriority w:val="1"/>
-    <w:semiHidden/>
     <w:unhideWhenUsed/>
   </w:style>
   <w:style w:type="table" w:default="1" w:styleId="Tablanormal">

--- a/Capitulos de Tesis/Carta de Solicitud.docx
+++ b/Capitulos de Tesis/Carta de Solicitud.docx
@@ -5,7 +5,7 @@
     <w:p>
       <w:pPr>
         <w:spacing w:before="240" w:line="240" w:lineRule="auto"/>
-        <w:jc w:val="center"/>
+        <w:jc w:val="both"/>
         <w:rPr>
           <w:rFonts w:ascii="Arial" w:hAnsi="Arial" w:cs="Arial"/>
           <w:b/>
@@ -178,15 +178,25 @@
           <w:szCs w:val="20"/>
           <w:lang w:val="es-MX"/>
         </w:rPr>
-        <w:t xml:space="preserve">     </w:t>
-      </w:r>
+        <w:t xml:space="preserve">     Quienes suscriben, los bachilleres Jorge Araujo (C.I. 30.359.210), Cesar Acurero (C.I. 31.108.239) y Gabriel Montiel (C.I. 31.515.439), cursantes del duodécimo trimestre de la carrera de Ingeniería en Informática, nos dirigimos a usted con el propósito de solicitar formalmente una modificación en el alcance de nuestro proyecto de investigación titulado: "Aplicación educativa </w:t>
+      </w:r>
+      <w:proofErr w:type="spellStart"/>
       <w:r>
         <w:rPr>
           <w:sz w:val="20"/>
           <w:szCs w:val="20"/>
           <w:lang w:val="es-MX"/>
         </w:rPr>
-        <w:t>Quienes suscriben, los bachilleres Jorge Araujo (C.I. 30.359.210), Cesar Acurero (C.I. 31.108.239) y Gabriel Montiel (C.I. 31.515.439), cursantes del duodécimo trimestre de la carrera de Ingeniería en Informática, nos dirigimos a usted con el propósito de solicitar formalmente una modificación en el alcance de nuestro proyecto de investigación titulado: "Aplicación educativa gamificada para potenciar el rendimiento académico de los estudiantes de media general y bachillerato en Venezuela"</w:t>
+        <w:t>gamificada</w:t>
+      </w:r>
+      <w:proofErr w:type="spellEnd"/>
+      <w:r>
+        <w:rPr>
+          <w:sz w:val="20"/>
+          <w:szCs w:val="20"/>
+          <w:lang w:val="es-MX"/>
+        </w:rPr>
+        <w:t xml:space="preserve"> para potenciar el rendimiento académico de los estudiantes de media general y bachillerato en Venezuela"</w:t>
       </w:r>
       <w:r>
         <w:rPr>
@@ -214,15 +224,7 @@
           <w:szCs w:val="20"/>
           <w:lang w:val="es-MX"/>
         </w:rPr>
-        <w:t xml:space="preserve">     </w:t>
-      </w:r>
-      <w:r>
-        <w:rPr>
-          <w:sz w:val="20"/>
-          <w:szCs w:val="20"/>
-          <w:lang w:val="es-MX"/>
-        </w:rPr>
-        <w:t>Tras un proceso de análisis y reflexión sobre el avance de nuestra investigación, y conversación con nuestros tutores de TEG hemos determinado que abarcar tanto la educación media general como el bachillerato representa una población excesivamente amplia y compleja para los tiempos y recursos del proyecto. En tal sentido, con el objetivo de presentar un trabajo con mayor rigor científico y profundidad técnica, hemos decidido delimitar la población objeto de estudio únicamente al nivel de Bachillerato en Venezuela y cuyo desarrollo lleva un avance del 80% aproximadamente.</w:t>
+        <w:t xml:space="preserve">     Tras un proceso de análisis y reflexión sobre el avance de nuestra investigación, y conversación con nuestros tutores de TEG hemos determinado que abarcar tanto la educación media general como el bachillerato representa una población excesivamente amplia y compleja para los tiempos y recursos del proyecto. En tal sentido, con el objetivo de presentar un trabajo con mayor rigor científico y profundidad técnica, hemos decidido delimitar la población objeto de estudio únicamente al nivel de Bachillerato en Venezuela y cuyo desarrollo lleva un avance del 80% aproximadamente.</w:t>
       </w:r>
     </w:p>
     <w:p>
@@ -242,31 +244,7 @@
           <w:szCs w:val="20"/>
           <w:lang w:val="es-MX"/>
         </w:rPr>
-        <w:t xml:space="preserve">     </w:t>
-      </w:r>
-      <w:r>
-        <w:rPr>
-          <w:sz w:val="20"/>
-          <w:szCs w:val="20"/>
-          <w:lang w:val="es-MX"/>
-        </w:rPr>
-        <w:t>Por tal motivo, solicitamos su autorización para realizar los ajustes pertinentes en el Título del Proyecto para reflejar la nueva delimitación, adecuar el objetivo general y los específicos exclusivamente a la población de bachillerato en Venezuela y lo que dentro del desarrollo del tomo sea requerido.</w:t>
-      </w:r>
-      <w:r>
-        <w:rPr>
-          <w:sz w:val="20"/>
-          <w:szCs w:val="20"/>
-          <w:lang w:val="es-MX"/>
-        </w:rPr>
-        <w:t xml:space="preserve"> </w:t>
-      </w:r>
-      <w:r>
-        <w:rPr>
-          <w:sz w:val="20"/>
-          <w:szCs w:val="20"/>
-          <w:lang w:val="es-MX"/>
-        </w:rPr>
-        <w:t>Agradecemos de antemano su atención a la presente solicitud y quedamos a la espera de su respuesta para proceder con los cambios en nuestro protocolo de investigación. </w:t>
+        <w:t xml:space="preserve">     Por tal motivo, solicitamos su autorización para realizar los ajustes pertinentes en el Título del Proyecto para reflejar la nueva delimitación, adecuar el objetivo general y los específicos exclusivamente a la población de bachillerato en Venezuela y lo que dentro del desarrollo del tomo sea requerido. Agradecemos de antemano su atención a la presente solicitud y quedamos a la espera de su respuesta para proceder con los cambios en nuestro protocolo de investigación. </w:t>
       </w:r>
     </w:p>
     <w:p>
@@ -390,7 +368,6 @@
         <w:pStyle w:val="Tesis"/>
         <w:spacing w:after="160" w:line="240" w:lineRule="auto"/>
         <w:ind w:firstLine="0"/>
-        <w:jc w:val="left"/>
         <w:rPr>
           <w:sz w:val="20"/>
           <w:szCs w:val="20"/>
@@ -954,7 +931,25 @@
           <w:sz w:val="20"/>
           <w:szCs w:val="20"/>
         </w:rPr>
-        <w:t xml:space="preserve"> Aplicación educativa gamificada para potenciar el rendimiento académico de los estudiantes de media general y bachillerato en Venezuela</w:t>
+        <w:t xml:space="preserve"> Aplicación educativa </w:t>
+      </w:r>
+      <w:proofErr w:type="spellStart"/>
+      <w:r>
+        <w:rPr>
+          <w:rFonts w:ascii="Arial" w:hAnsi="Arial" w:cs="Arial"/>
+          <w:sz w:val="20"/>
+          <w:szCs w:val="20"/>
+        </w:rPr>
+        <w:t>gamificada</w:t>
+      </w:r>
+      <w:proofErr w:type="spellEnd"/>
+      <w:r>
+        <w:rPr>
+          <w:rFonts w:ascii="Arial" w:hAnsi="Arial" w:cs="Arial"/>
+          <w:sz w:val="20"/>
+          <w:szCs w:val="20"/>
+        </w:rPr>
+        <w:t xml:space="preserve"> para potenciar el rendimiento académico de los estudiantes de media general y bachillerato en Venezuela</w:t>
       </w:r>
     </w:p>
     <w:p>
@@ -981,7 +976,23 @@
           <w:sz w:val="20"/>
           <w:szCs w:val="20"/>
         </w:rPr>
-        <w:t>Desarrollar una Aplicación educativa gamificada para potenciar el rendimiento académico en estudiantes de media básica y bachillerato en Venezuela.</w:t>
+        <w:t xml:space="preserve">Desarrollar una Aplicación educativa </w:t>
+      </w:r>
+      <w:proofErr w:type="spellStart"/>
+      <w:r>
+        <w:rPr>
+          <w:sz w:val="20"/>
+          <w:szCs w:val="20"/>
+        </w:rPr>
+        <w:t>gamificada</w:t>
+      </w:r>
+      <w:proofErr w:type="spellEnd"/>
+      <w:r>
+        <w:rPr>
+          <w:sz w:val="20"/>
+          <w:szCs w:val="20"/>
+        </w:rPr>
+        <w:t xml:space="preserve"> para potenciar el rendimiento académico en estudiantes de media básica y bachillerato en Venezuela.</w:t>
       </w:r>
     </w:p>
     <w:p>
@@ -1189,7 +1200,25 @@
           <w:sz w:val="20"/>
           <w:szCs w:val="20"/>
         </w:rPr>
-        <w:t xml:space="preserve"> Aplicación educativa gamificada para potenciar el rendimiento académico de los estudiantes de bachillerato en Venezuela</w:t>
+        <w:t xml:space="preserve"> Aplicación educativa </w:t>
+      </w:r>
+      <w:proofErr w:type="spellStart"/>
+      <w:r>
+        <w:rPr>
+          <w:rFonts w:ascii="Arial" w:hAnsi="Arial" w:cs="Arial"/>
+          <w:sz w:val="20"/>
+          <w:szCs w:val="20"/>
+        </w:rPr>
+        <w:t>gamificada</w:t>
+      </w:r>
+      <w:proofErr w:type="spellEnd"/>
+      <w:r>
+        <w:rPr>
+          <w:rFonts w:ascii="Arial" w:hAnsi="Arial" w:cs="Arial"/>
+          <w:sz w:val="20"/>
+          <w:szCs w:val="20"/>
+        </w:rPr>
+        <w:t xml:space="preserve"> para potenciar el rendimiento académico de los estudiantes de bachillerato en Venezuela</w:t>
       </w:r>
     </w:p>
     <w:p>
@@ -1216,7 +1245,23 @@
           <w:sz w:val="20"/>
           <w:szCs w:val="20"/>
         </w:rPr>
-        <w:t>Desarrollar una Aplicación educativa gamificada para potenciar el rendimiento académico en estudiantes de bachillerato en Venezuela.</w:t>
+        <w:t xml:space="preserve">Desarrollar una Aplicación educativa </w:t>
+      </w:r>
+      <w:proofErr w:type="spellStart"/>
+      <w:r>
+        <w:rPr>
+          <w:sz w:val="20"/>
+          <w:szCs w:val="20"/>
+        </w:rPr>
+        <w:t>gamificada</w:t>
+      </w:r>
+      <w:proofErr w:type="spellEnd"/>
+      <w:r>
+        <w:rPr>
+          <w:sz w:val="20"/>
+          <w:szCs w:val="20"/>
+        </w:rPr>
+        <w:t xml:space="preserve"> para potenciar el rendimiento académico en estudiantes de bachillerato en Venezuela.</w:t>
       </w:r>
     </w:p>
     <w:p>
@@ -1977,6 +2022,7 @@
   <w:style w:type="character" w:default="1" w:styleId="Fuentedeprrafopredeter">
     <w:name w:val="Default Paragraph Font"/>
     <w:uiPriority w:val="1"/>
+    <w:semiHidden/>
     <w:unhideWhenUsed/>
   </w:style>
   <w:style w:type="table" w:default="1" w:styleId="Tablanormal">

--- a/Capitulos de Tesis/Carta de Solicitud.docx
+++ b/Capitulos de Tesis/Carta de Solicitud.docx
@@ -178,25 +178,39 @@
           <w:szCs w:val="20"/>
           <w:lang w:val="es-MX"/>
         </w:rPr>
-        <w:t xml:space="preserve">     Quienes suscriben, los bachilleres Jorge Araujo (C.I. 30.359.210), Cesar Acurero (C.I. 31.108.239) y Gabriel Montiel (C.I. 31.515.439), cursantes del duodécimo trimestre de la carrera de Ingeniería en Informática, nos dirigimos a usted con el propósito de solicitar formalmente una modificación en el alcance de nuestro proyecto de investigación titulado: "Aplicación educativa </w:t>
-      </w:r>
-      <w:proofErr w:type="spellStart"/>
+        <w:t xml:space="preserve">     Quienes suscriben, los bachilleres Jorge Araujo (C.I. 30.359.210), Cesar Acurero (C.I. 31.108.</w:t>
+      </w:r>
       <w:r>
         <w:rPr>
           <w:sz w:val="20"/>
           <w:szCs w:val="20"/>
           <w:lang w:val="es-MX"/>
         </w:rPr>
-        <w:t>gamificada</w:t>
-      </w:r>
-      <w:proofErr w:type="spellEnd"/>
+        <w:t>4</w:t>
+      </w:r>
       <w:r>
         <w:rPr>
           <w:sz w:val="20"/>
           <w:szCs w:val="20"/>
           <w:lang w:val="es-MX"/>
         </w:rPr>
-        <w:t xml:space="preserve"> para potenciar el rendimiento académico de los estudiantes de media general y bachillerato en Venezuela"</w:t>
+        <w:t>39) y Gabriel Montiel (C.I. 31.515.</w:t>
+      </w:r>
+      <w:r>
+        <w:rPr>
+          <w:sz w:val="20"/>
+          <w:szCs w:val="20"/>
+          <w:lang w:val="es-MX"/>
+        </w:rPr>
+        <w:t>2</w:t>
+      </w:r>
+      <w:r>
+        <w:rPr>
+          <w:sz w:val="20"/>
+          <w:szCs w:val="20"/>
+          <w:lang w:val="es-MX"/>
+        </w:rPr>
+        <w:t>39), cursantes del duodécimo trimestre de la carrera de Ingeniería en Informática, nos dirigimos a usted con el propósito de solicitar formalmente una modificación en el alcance de nuestro proyecto de investigación titulado: "Aplicación educativa gamificada para potenciar el rendimiento académico de los estudiantes de media general y bachillerato en Venezuela"</w:t>
       </w:r>
       <w:r>
         <w:rPr>
@@ -931,25 +945,7 @@
           <w:sz w:val="20"/>
           <w:szCs w:val="20"/>
         </w:rPr>
-        <w:t xml:space="preserve"> Aplicación educativa </w:t>
-      </w:r>
-      <w:proofErr w:type="spellStart"/>
-      <w:r>
-        <w:rPr>
-          <w:rFonts w:ascii="Arial" w:hAnsi="Arial" w:cs="Arial"/>
-          <w:sz w:val="20"/>
-          <w:szCs w:val="20"/>
-        </w:rPr>
-        <w:t>gamificada</w:t>
-      </w:r>
-      <w:proofErr w:type="spellEnd"/>
-      <w:r>
-        <w:rPr>
-          <w:rFonts w:ascii="Arial" w:hAnsi="Arial" w:cs="Arial"/>
-          <w:sz w:val="20"/>
-          <w:szCs w:val="20"/>
-        </w:rPr>
-        <w:t xml:space="preserve"> para potenciar el rendimiento académico de los estudiantes de media general y bachillerato en Venezuela</w:t>
+        <w:t xml:space="preserve"> Aplicación educativa gamificada para potenciar el rendimiento académico de los estudiantes de media general y bachillerato en Venezuela</w:t>
       </w:r>
     </w:p>
     <w:p>
@@ -976,23 +972,7 @@
           <w:sz w:val="20"/>
           <w:szCs w:val="20"/>
         </w:rPr>
-        <w:t xml:space="preserve">Desarrollar una Aplicación educativa </w:t>
-      </w:r>
-      <w:proofErr w:type="spellStart"/>
-      <w:r>
-        <w:rPr>
-          <w:sz w:val="20"/>
-          <w:szCs w:val="20"/>
-        </w:rPr>
-        <w:t>gamificada</w:t>
-      </w:r>
-      <w:proofErr w:type="spellEnd"/>
-      <w:r>
-        <w:rPr>
-          <w:sz w:val="20"/>
-          <w:szCs w:val="20"/>
-        </w:rPr>
-        <w:t xml:space="preserve"> para potenciar el rendimiento académico en estudiantes de media básica y bachillerato en Venezuela.</w:t>
+        <w:t>Desarrollar una Aplicación educativa gamificada para potenciar el rendimiento académico en estudiantes de media básica y bachillerato en Venezuela.</w:t>
       </w:r>
     </w:p>
     <w:p>
@@ -1200,25 +1180,7 @@
           <w:sz w:val="20"/>
           <w:szCs w:val="20"/>
         </w:rPr>
-        <w:t xml:space="preserve"> Aplicación educativa </w:t>
-      </w:r>
-      <w:proofErr w:type="spellStart"/>
-      <w:r>
-        <w:rPr>
-          <w:rFonts w:ascii="Arial" w:hAnsi="Arial" w:cs="Arial"/>
-          <w:sz w:val="20"/>
-          <w:szCs w:val="20"/>
-        </w:rPr>
-        <w:t>gamificada</w:t>
-      </w:r>
-      <w:proofErr w:type="spellEnd"/>
-      <w:r>
-        <w:rPr>
-          <w:rFonts w:ascii="Arial" w:hAnsi="Arial" w:cs="Arial"/>
-          <w:sz w:val="20"/>
-          <w:szCs w:val="20"/>
-        </w:rPr>
-        <w:t xml:space="preserve"> para potenciar el rendimiento académico de los estudiantes de bachillerato en Venezuela</w:t>
+        <w:t xml:space="preserve"> Aplicación educativa gamificada para potenciar el rendimiento académico de los estudiantes de bachillerato en Venezuela</w:t>
       </w:r>
     </w:p>
     <w:p>
@@ -1245,23 +1207,7 @@
           <w:sz w:val="20"/>
           <w:szCs w:val="20"/>
         </w:rPr>
-        <w:t xml:space="preserve">Desarrollar una Aplicación educativa </w:t>
-      </w:r>
-      <w:proofErr w:type="spellStart"/>
-      <w:r>
-        <w:rPr>
-          <w:sz w:val="20"/>
-          <w:szCs w:val="20"/>
-        </w:rPr>
-        <w:t>gamificada</w:t>
-      </w:r>
-      <w:proofErr w:type="spellEnd"/>
-      <w:r>
-        <w:rPr>
-          <w:sz w:val="20"/>
-          <w:szCs w:val="20"/>
-        </w:rPr>
-        <w:t xml:space="preserve"> para potenciar el rendimiento académico en estudiantes de bachillerato en Venezuela.</w:t>
+        <w:t>Desarrollar una Aplicación educativa gamificada para potenciar el rendimiento académico en estudiantes de bachillerato en Venezuela.</w:t>
       </w:r>
     </w:p>
     <w:p>

--- a/Capitulos de Tesis/Carta de Solicitud.docx
+++ b/Capitulos de Tesis/Carta de Solicitud.docx
@@ -186,23 +186,23 @@
           <w:szCs w:val="20"/>
           <w:lang w:val="es-MX"/>
         </w:rPr>
+        <w:t>2</w:t>
+      </w:r>
+      <w:r>
+        <w:rPr>
+          <w:sz w:val="20"/>
+          <w:szCs w:val="20"/>
+          <w:lang w:val="es-MX"/>
+        </w:rPr>
+        <w:t>39) y Gabriel Montiel (C.I. 31.515.</w:t>
+      </w:r>
+      <w:r>
+        <w:rPr>
+          <w:sz w:val="20"/>
+          <w:szCs w:val="20"/>
+          <w:lang w:val="es-MX"/>
+        </w:rPr>
         <w:t>4</w:t>
-      </w:r>
-      <w:r>
-        <w:rPr>
-          <w:sz w:val="20"/>
-          <w:szCs w:val="20"/>
-          <w:lang w:val="es-MX"/>
-        </w:rPr>
-        <w:t>39) y Gabriel Montiel (C.I. 31.515.</w:t>
-      </w:r>
-      <w:r>
-        <w:rPr>
-          <w:sz w:val="20"/>
-          <w:szCs w:val="20"/>
-          <w:lang w:val="es-MX"/>
-        </w:rPr>
-        <w:t>2</w:t>
       </w:r>
       <w:r>
         <w:rPr>
